--- a/Guide_Fullstack.docx
+++ b/Guide_Fullstack.docx
@@ -1100,7 +1100,7 @@
           <w:rFonts w:ascii="Times New Roman" w:hAnsi="Times New Roman" w:cs="Times New Roman"/>
           <w:color w:val="BF4E14" w:themeColor="accent2" w:themeShade="BF"/>
         </w:rPr>
-        <w:t>console.log(</w:t>
+        <w:t>console.log("Hola, JavaScript!"</w:t>
       </w:r>
       <w:proofErr w:type="gramEnd"/>
       <w:r>
@@ -1108,7 +1108,7 @@
           <w:rFonts w:ascii="Times New Roman" w:hAnsi="Times New Roman" w:cs="Times New Roman"/>
           <w:color w:val="BF4E14" w:themeColor="accent2" w:themeShade="BF"/>
         </w:rPr>
-        <w:t>"Hola, JavaScript!");</w:t>
+        <w:t>);</w:t>
       </w:r>
     </w:p>
     <w:p>
@@ -2166,7 +2166,7 @@
           <w:noProof/>
         </w:rPr>
         <w:drawing>
-          <wp:inline distT="0" distB="0" distL="0" distR="0" wp14:anchorId="6DE5FBE2" wp14:editId="19E381AE">
+          <wp:inline distT="0" distB="0" distL="0" distR="0" wp14:anchorId="6DE5FBE2" wp14:editId="7EC6EDAA">
             <wp:extent cx="5644465" cy="2438400"/>
             <wp:effectExtent l="0" t="0" r="0" b="0"/>
             <wp:docPr id="1867522980" name="Imagen 2"/>
@@ -2657,33 +2657,12 @@
           <w:rFonts w:ascii="Times New Roman" w:hAnsi="Times New Roman" w:cs="Times New Roman"/>
         </w:rPr>
       </w:pPr>
-    </w:p>
-    <w:p>
-      <w:pPr>
-        <w:pStyle w:val="Prrafodelista"/>
-        <w:spacing w:line="360" w:lineRule="auto"/>
-        <w:ind w:left="0"/>
-        <w:jc w:val="both"/>
-        <w:rPr>
-          <w:rFonts w:ascii="Times New Roman" w:hAnsi="Times New Roman" w:cs="Times New Roman"/>
-        </w:rPr>
-      </w:pPr>
-    </w:p>
-    <w:p>
-      <w:pPr>
-        <w:pStyle w:val="Prrafodelista"/>
-        <w:spacing w:line="360" w:lineRule="auto"/>
-        <w:ind w:left="0"/>
-        <w:jc w:val="both"/>
-        <w:rPr>
-          <w:rFonts w:ascii="Times New Roman" w:hAnsi="Times New Roman" w:cs="Times New Roman"/>
-        </w:rPr>
-      </w:pPr>
-      <w:proofErr w:type="spellStart"/>
-      <w:r>
-        <w:rPr>
-          <w:rFonts w:ascii="Times New Roman" w:hAnsi="Times New Roman" w:cs="Times New Roman"/>
-        </w:rPr>
+      <w:proofErr w:type="spellStart"/>
+      <w:r>
+        <w:rPr>
+          <w:rFonts w:ascii="Times New Roman" w:hAnsi="Times New Roman" w:cs="Times New Roman"/>
+        </w:rPr>
+        <w:lastRenderedPageBreak/>
         <w:t>create</w:t>
       </w:r>
       <w:proofErr w:type="spellEnd"/>
@@ -3922,7 +3901,322 @@
         <w:rPr>
           <w:rFonts w:ascii="Times New Roman" w:hAnsi="Times New Roman" w:cs="Times New Roman"/>
         </w:rPr>
+        <w:t>)</w:t>
+      </w:r>
+    </w:p>
+    <w:p>
+      <w:pPr>
+        <w:pStyle w:val="Prrafodelista"/>
+        <w:spacing w:line="360" w:lineRule="auto"/>
+        <w:ind w:left="0"/>
+        <w:jc w:val="both"/>
+        <w:rPr>
+          <w:rFonts w:ascii="Times New Roman" w:hAnsi="Times New Roman" w:cs="Times New Roman"/>
+        </w:rPr>
+      </w:pPr>
+      <w:proofErr w:type="spellStart"/>
+      <w:r>
+        <w:rPr>
+          <w:rFonts w:ascii="Times New Roman" w:hAnsi="Times New Roman" w:cs="Times New Roman"/>
+        </w:rPr>
+        <w:t>G</w:t>
+      </w:r>
+      <w:r>
+        <w:rPr>
+          <w:rFonts w:ascii="Times New Roman" w:hAnsi="Times New Roman" w:cs="Times New Roman"/>
+        </w:rPr>
+        <w:t>o</w:t>
+      </w:r>
+      <w:proofErr w:type="spellEnd"/>
+    </w:p>
+    <w:p>
+      <w:pPr>
+        <w:pStyle w:val="Prrafodelista"/>
+        <w:spacing w:line="360" w:lineRule="auto"/>
+        <w:ind w:left="0"/>
+        <w:jc w:val="both"/>
+        <w:rPr>
+          <w:rFonts w:ascii="Times New Roman" w:hAnsi="Times New Roman" w:cs="Times New Roman"/>
+        </w:rPr>
+      </w:pPr>
+      <w:proofErr w:type="spellStart"/>
+      <w:r>
+        <w:rPr>
+          <w:rFonts w:ascii="Times New Roman" w:hAnsi="Times New Roman" w:cs="Times New Roman"/>
+        </w:rPr>
         <w:lastRenderedPageBreak/>
+        <w:t>create</w:t>
+      </w:r>
+      <w:proofErr w:type="spellEnd"/>
+      <w:r>
+        <w:rPr>
+          <w:rFonts w:ascii="Times New Roman" w:hAnsi="Times New Roman" w:cs="Times New Roman"/>
+        </w:rPr>
+        <w:t xml:space="preserve"> table </w:t>
+      </w:r>
+      <w:proofErr w:type="gramStart"/>
+      <w:r>
+        <w:rPr>
+          <w:rFonts w:ascii="Times New Roman" w:hAnsi="Times New Roman" w:cs="Times New Roman"/>
+        </w:rPr>
+        <w:t>CARRITO(</w:t>
+      </w:r>
+      <w:proofErr w:type="gramEnd"/>
+    </w:p>
+    <w:p>
+      <w:pPr>
+        <w:pStyle w:val="Prrafodelista"/>
+        <w:spacing w:line="360" w:lineRule="auto"/>
+        <w:ind w:left="0"/>
+        <w:jc w:val="both"/>
+        <w:rPr>
+          <w:rFonts w:ascii="Times New Roman" w:hAnsi="Times New Roman" w:cs="Times New Roman"/>
+        </w:rPr>
+      </w:pPr>
+      <w:proofErr w:type="spellStart"/>
+      <w:r>
+        <w:rPr>
+          <w:rFonts w:ascii="Times New Roman" w:hAnsi="Times New Roman" w:cs="Times New Roman"/>
+        </w:rPr>
+        <w:t>IdCarrito</w:t>
+      </w:r>
+      <w:proofErr w:type="spellEnd"/>
+      <w:r>
+        <w:rPr>
+          <w:rFonts w:ascii="Times New Roman" w:hAnsi="Times New Roman" w:cs="Times New Roman"/>
+        </w:rPr>
+        <w:t xml:space="preserve"> </w:t>
+      </w:r>
+      <w:proofErr w:type="spellStart"/>
+      <w:r>
+        <w:rPr>
+          <w:rFonts w:ascii="Times New Roman" w:hAnsi="Times New Roman" w:cs="Times New Roman"/>
+        </w:rPr>
+        <w:t>int</w:t>
+      </w:r>
+      <w:proofErr w:type="spellEnd"/>
+      <w:r>
+        <w:rPr>
+          <w:rFonts w:ascii="Times New Roman" w:hAnsi="Times New Roman" w:cs="Times New Roman"/>
+        </w:rPr>
+        <w:t xml:space="preserve"> </w:t>
+      </w:r>
+      <w:proofErr w:type="spellStart"/>
+      <w:r>
+        <w:rPr>
+          <w:rFonts w:ascii="Times New Roman" w:hAnsi="Times New Roman" w:cs="Times New Roman"/>
+        </w:rPr>
+        <w:t>primary</w:t>
+      </w:r>
+      <w:proofErr w:type="spellEnd"/>
+      <w:r>
+        <w:rPr>
+          <w:rFonts w:ascii="Times New Roman" w:hAnsi="Times New Roman" w:cs="Times New Roman"/>
+        </w:rPr>
+        <w:t xml:space="preserve"> </w:t>
+      </w:r>
+      <w:proofErr w:type="spellStart"/>
+      <w:r>
+        <w:rPr>
+          <w:rFonts w:ascii="Times New Roman" w:hAnsi="Times New Roman" w:cs="Times New Roman"/>
+        </w:rPr>
+        <w:t>key</w:t>
+      </w:r>
+      <w:proofErr w:type="spellEnd"/>
+      <w:r>
+        <w:rPr>
+          <w:rFonts w:ascii="Times New Roman" w:hAnsi="Times New Roman" w:cs="Times New Roman"/>
+        </w:rPr>
+        <w:t xml:space="preserve"> </w:t>
+      </w:r>
+      <w:proofErr w:type="spellStart"/>
+      <w:r>
+        <w:rPr>
+          <w:rFonts w:ascii="Times New Roman" w:hAnsi="Times New Roman" w:cs="Times New Roman"/>
+        </w:rPr>
+        <w:t>identity</w:t>
+      </w:r>
+      <w:proofErr w:type="spellEnd"/>
+      <w:r>
+        <w:rPr>
+          <w:rFonts w:ascii="Times New Roman" w:hAnsi="Times New Roman" w:cs="Times New Roman"/>
+        </w:rPr>
+        <w:t>,</w:t>
+      </w:r>
+    </w:p>
+    <w:p>
+      <w:pPr>
+        <w:pStyle w:val="Prrafodelista"/>
+        <w:spacing w:line="360" w:lineRule="auto"/>
+        <w:ind w:left="0"/>
+        <w:jc w:val="both"/>
+        <w:rPr>
+          <w:rFonts w:ascii="Times New Roman" w:hAnsi="Times New Roman" w:cs="Times New Roman"/>
+        </w:rPr>
+      </w:pPr>
+      <w:proofErr w:type="spellStart"/>
+      <w:r>
+        <w:rPr>
+          <w:rFonts w:ascii="Times New Roman" w:hAnsi="Times New Roman" w:cs="Times New Roman"/>
+        </w:rPr>
+        <w:t>Fk_IdCliente</w:t>
+      </w:r>
+      <w:proofErr w:type="spellEnd"/>
+      <w:r>
+        <w:rPr>
+          <w:rFonts w:ascii="Times New Roman" w:hAnsi="Times New Roman" w:cs="Times New Roman"/>
+        </w:rPr>
+        <w:t xml:space="preserve"> </w:t>
+      </w:r>
+      <w:proofErr w:type="spellStart"/>
+      <w:r>
+        <w:rPr>
+          <w:rFonts w:ascii="Times New Roman" w:hAnsi="Times New Roman" w:cs="Times New Roman"/>
+        </w:rPr>
+        <w:t>int</w:t>
+      </w:r>
+      <w:proofErr w:type="spellEnd"/>
+      <w:r>
+        <w:rPr>
+          <w:rFonts w:ascii="Times New Roman" w:hAnsi="Times New Roman" w:cs="Times New Roman"/>
+        </w:rPr>
+        <w:t xml:space="preserve"> </w:t>
+      </w:r>
+      <w:proofErr w:type="spellStart"/>
+      <w:r>
+        <w:rPr>
+          <w:rFonts w:ascii="Times New Roman" w:hAnsi="Times New Roman" w:cs="Times New Roman"/>
+        </w:rPr>
+        <w:t>references</w:t>
+      </w:r>
+      <w:proofErr w:type="spellEnd"/>
+      <w:r>
+        <w:rPr>
+          <w:rFonts w:ascii="Times New Roman" w:hAnsi="Times New Roman" w:cs="Times New Roman"/>
+        </w:rPr>
+        <w:t xml:space="preserve"> CLIENTE(</w:t>
+      </w:r>
+      <w:proofErr w:type="spellStart"/>
+      <w:r>
+        <w:rPr>
+          <w:rFonts w:ascii="Times New Roman" w:hAnsi="Times New Roman" w:cs="Times New Roman"/>
+        </w:rPr>
+        <w:t>IdCliente</w:t>
+      </w:r>
+      <w:proofErr w:type="spellEnd"/>
+      <w:r>
+        <w:rPr>
+          <w:rFonts w:ascii="Times New Roman" w:hAnsi="Times New Roman" w:cs="Times New Roman"/>
+        </w:rPr>
+        <w:t>),</w:t>
+      </w:r>
+    </w:p>
+    <w:p>
+      <w:pPr>
+        <w:pStyle w:val="Prrafodelista"/>
+        <w:spacing w:line="360" w:lineRule="auto"/>
+        <w:ind w:left="0"/>
+        <w:jc w:val="both"/>
+        <w:rPr>
+          <w:rFonts w:ascii="Times New Roman" w:hAnsi="Times New Roman" w:cs="Times New Roman"/>
+        </w:rPr>
+      </w:pPr>
+      <w:proofErr w:type="spellStart"/>
+      <w:r>
+        <w:rPr>
+          <w:rFonts w:ascii="Times New Roman" w:hAnsi="Times New Roman" w:cs="Times New Roman"/>
+        </w:rPr>
+        <w:t>Fk_IdCategoria</w:t>
+      </w:r>
+      <w:proofErr w:type="spellEnd"/>
+      <w:r>
+        <w:rPr>
+          <w:rFonts w:ascii="Times New Roman" w:hAnsi="Times New Roman" w:cs="Times New Roman"/>
+        </w:rPr>
+        <w:t xml:space="preserve"> </w:t>
+      </w:r>
+      <w:proofErr w:type="spellStart"/>
+      <w:r>
+        <w:rPr>
+          <w:rFonts w:ascii="Times New Roman" w:hAnsi="Times New Roman" w:cs="Times New Roman"/>
+        </w:rPr>
+        <w:t>int</w:t>
+      </w:r>
+      <w:proofErr w:type="spellEnd"/>
+      <w:r>
+        <w:rPr>
+          <w:rFonts w:ascii="Times New Roman" w:hAnsi="Times New Roman" w:cs="Times New Roman"/>
+        </w:rPr>
+        <w:t xml:space="preserve"> </w:t>
+      </w:r>
+      <w:proofErr w:type="spellStart"/>
+      <w:r>
+        <w:rPr>
+          <w:rFonts w:ascii="Times New Roman" w:hAnsi="Times New Roman" w:cs="Times New Roman"/>
+        </w:rPr>
+        <w:t>references</w:t>
+      </w:r>
+      <w:proofErr w:type="spellEnd"/>
+      <w:r>
+        <w:rPr>
+          <w:rFonts w:ascii="Times New Roman" w:hAnsi="Times New Roman" w:cs="Times New Roman"/>
+        </w:rPr>
+        <w:t xml:space="preserve"> PRODUCTO(</w:t>
+      </w:r>
+      <w:proofErr w:type="spellStart"/>
+      <w:r>
+        <w:rPr>
+          <w:rFonts w:ascii="Times New Roman" w:hAnsi="Times New Roman" w:cs="Times New Roman"/>
+        </w:rPr>
+        <w:t>IdProducto</w:t>
+      </w:r>
+      <w:proofErr w:type="spellEnd"/>
+      <w:r>
+        <w:rPr>
+          <w:rFonts w:ascii="Times New Roman" w:hAnsi="Times New Roman" w:cs="Times New Roman"/>
+        </w:rPr>
+        <w:t>),</w:t>
+      </w:r>
+    </w:p>
+    <w:p>
+      <w:pPr>
+        <w:pStyle w:val="Prrafodelista"/>
+        <w:spacing w:line="360" w:lineRule="auto"/>
+        <w:ind w:left="0"/>
+        <w:jc w:val="both"/>
+        <w:rPr>
+          <w:rFonts w:ascii="Times New Roman" w:hAnsi="Times New Roman" w:cs="Times New Roman"/>
+        </w:rPr>
+      </w:pPr>
+      <w:r>
+        <w:rPr>
+          <w:rFonts w:ascii="Times New Roman" w:hAnsi="Times New Roman" w:cs="Times New Roman"/>
+        </w:rPr>
+        <w:t xml:space="preserve">Cantidad </w:t>
+      </w:r>
+      <w:proofErr w:type="spellStart"/>
+      <w:r>
+        <w:rPr>
+          <w:rFonts w:ascii="Times New Roman" w:hAnsi="Times New Roman" w:cs="Times New Roman"/>
+        </w:rPr>
+        <w:t>int</w:t>
+      </w:r>
+      <w:proofErr w:type="spellEnd"/>
+    </w:p>
+    <w:p>
+      <w:pPr>
+        <w:pStyle w:val="Prrafodelista"/>
+        <w:spacing w:line="360" w:lineRule="auto"/>
+        <w:ind w:left="0"/>
+        <w:jc w:val="both"/>
+        <w:rPr>
+          <w:rFonts w:ascii="Times New Roman" w:hAnsi="Times New Roman" w:cs="Times New Roman"/>
+        </w:rPr>
+      </w:pPr>
+      <w:r>
+        <w:rPr>
+          <w:rFonts w:ascii="Times New Roman" w:hAnsi="Times New Roman" w:cs="Times New Roman"/>
+        </w:rPr>
         <w:t>)</w:t>
       </w:r>
     </w:p>
@@ -3980,7 +4274,7 @@
         <w:rPr>
           <w:rFonts w:ascii="Times New Roman" w:hAnsi="Times New Roman" w:cs="Times New Roman"/>
         </w:rPr>
-        <w:t>CARRITO(</w:t>
+        <w:t>VENTA(</w:t>
       </w:r>
       <w:proofErr w:type="gramEnd"/>
     </w:p>
@@ -3999,7 +4293,7 @@
         <w:rPr>
           <w:rFonts w:ascii="Times New Roman" w:hAnsi="Times New Roman" w:cs="Times New Roman"/>
         </w:rPr>
-        <w:t>IdCarrito</w:t>
+        <w:t>IdVenta</w:t>
       </w:r>
       <w:proofErr w:type="spellEnd"/>
       <w:r>
@@ -4080,7 +4374,7 @@
         <w:rPr>
           <w:rFonts w:ascii="Times New Roman" w:hAnsi="Times New Roman" w:cs="Times New Roman"/>
         </w:rPr>
-        <w:t>Fk_IdCliente</w:t>
+        <w:t>FK_idCliente</w:t>
       </w:r>
       <w:proofErr w:type="spellEnd"/>
       <w:r>
@@ -4115,14 +4409,22 @@
         <w:rPr>
           <w:rFonts w:ascii="Times New Roman" w:hAnsi="Times New Roman" w:cs="Times New Roman"/>
         </w:rPr>
-        <w:t xml:space="preserve"> CLIENTE(</w:t>
-      </w:r>
-      <w:proofErr w:type="spellStart"/>
-      <w:r>
-        <w:rPr>
-          <w:rFonts w:ascii="Times New Roman" w:hAnsi="Times New Roman" w:cs="Times New Roman"/>
-        </w:rPr>
-        <w:t>IdCliente</w:t>
+        <w:t xml:space="preserve"> </w:t>
+      </w:r>
+      <w:proofErr w:type="gramStart"/>
+      <w:r>
+        <w:rPr>
+          <w:rFonts w:ascii="Times New Roman" w:hAnsi="Times New Roman" w:cs="Times New Roman"/>
+        </w:rPr>
+        <w:t>CLIENTE(</w:t>
+      </w:r>
+      <w:proofErr w:type="spellStart"/>
+      <w:proofErr w:type="gramEnd"/>
+      <w:r>
+        <w:rPr>
+          <w:rFonts w:ascii="Times New Roman" w:hAnsi="Times New Roman" w:cs="Times New Roman"/>
+        </w:rPr>
+        <w:t>idCliente</w:t>
       </w:r>
       <w:proofErr w:type="spellEnd"/>
       <w:r>
@@ -4147,7 +4449,7 @@
         <w:rPr>
           <w:rFonts w:ascii="Times New Roman" w:hAnsi="Times New Roman" w:cs="Times New Roman"/>
         </w:rPr>
-        <w:t>Fk_IdCategoria</w:t>
+        <w:t>TotalProducto</w:t>
       </w:r>
       <w:proofErr w:type="spellEnd"/>
       <w:r>
@@ -4168,8 +4470,524 @@
         <w:rPr>
           <w:rFonts w:ascii="Times New Roman" w:hAnsi="Times New Roman" w:cs="Times New Roman"/>
         </w:rPr>
+        <w:t>,</w:t>
+      </w:r>
+    </w:p>
+    <w:p>
+      <w:pPr>
+        <w:pStyle w:val="Prrafodelista"/>
+        <w:spacing w:line="360" w:lineRule="auto"/>
+        <w:ind w:left="0"/>
+        <w:jc w:val="both"/>
+        <w:rPr>
+          <w:rFonts w:ascii="Times New Roman" w:hAnsi="Times New Roman" w:cs="Times New Roman"/>
+        </w:rPr>
+      </w:pPr>
+      <w:proofErr w:type="spellStart"/>
+      <w:r>
+        <w:rPr>
+          <w:rFonts w:ascii="Times New Roman" w:hAnsi="Times New Roman" w:cs="Times New Roman"/>
+        </w:rPr>
+        <w:t>MontoTotal</w:t>
+      </w:r>
+      <w:proofErr w:type="spellEnd"/>
+      <w:r>
+        <w:rPr>
+          <w:rFonts w:ascii="Times New Roman" w:hAnsi="Times New Roman" w:cs="Times New Roman"/>
+        </w:rPr>
         <w:t xml:space="preserve"> </w:t>
       </w:r>
+      <w:proofErr w:type="gramStart"/>
+      <w:r>
+        <w:rPr>
+          <w:rFonts w:ascii="Times New Roman" w:hAnsi="Times New Roman" w:cs="Times New Roman"/>
+        </w:rPr>
+        <w:t>decimal(</w:t>
+      </w:r>
+      <w:proofErr w:type="gramEnd"/>
+      <w:r>
+        <w:rPr>
+          <w:rFonts w:ascii="Times New Roman" w:hAnsi="Times New Roman" w:cs="Times New Roman"/>
+        </w:rPr>
+        <w:t>10,2),</w:t>
+      </w:r>
+    </w:p>
+    <w:p>
+      <w:pPr>
+        <w:pStyle w:val="Prrafodelista"/>
+        <w:spacing w:line="360" w:lineRule="auto"/>
+        <w:ind w:left="0"/>
+        <w:jc w:val="both"/>
+        <w:rPr>
+          <w:rFonts w:ascii="Times New Roman" w:hAnsi="Times New Roman" w:cs="Times New Roman"/>
+        </w:rPr>
+      </w:pPr>
+      <w:r>
+        <w:rPr>
+          <w:rFonts w:ascii="Times New Roman" w:hAnsi="Times New Roman" w:cs="Times New Roman"/>
+        </w:rPr>
+        <w:t xml:space="preserve">Contacto </w:t>
+      </w:r>
+      <w:proofErr w:type="spellStart"/>
+      <w:proofErr w:type="gramStart"/>
+      <w:r>
+        <w:rPr>
+          <w:rFonts w:ascii="Times New Roman" w:hAnsi="Times New Roman" w:cs="Times New Roman"/>
+        </w:rPr>
+        <w:t>varchar</w:t>
+      </w:r>
+      <w:proofErr w:type="spellEnd"/>
+      <w:r>
+        <w:rPr>
+          <w:rFonts w:ascii="Times New Roman" w:hAnsi="Times New Roman" w:cs="Times New Roman"/>
+        </w:rPr>
+        <w:t>(</w:t>
+      </w:r>
+      <w:proofErr w:type="gramEnd"/>
+      <w:r>
+        <w:rPr>
+          <w:rFonts w:ascii="Times New Roman" w:hAnsi="Times New Roman" w:cs="Times New Roman"/>
+        </w:rPr>
+        <w:t>50),</w:t>
+      </w:r>
+    </w:p>
+    <w:p>
+      <w:pPr>
+        <w:pStyle w:val="Prrafodelista"/>
+        <w:spacing w:line="360" w:lineRule="auto"/>
+        <w:ind w:left="0"/>
+        <w:jc w:val="both"/>
+        <w:rPr>
+          <w:rFonts w:ascii="Times New Roman" w:hAnsi="Times New Roman" w:cs="Times New Roman"/>
+        </w:rPr>
+      </w:pPr>
+      <w:proofErr w:type="spellStart"/>
+      <w:r>
+        <w:rPr>
+          <w:rFonts w:ascii="Times New Roman" w:hAnsi="Times New Roman" w:cs="Times New Roman"/>
+        </w:rPr>
+        <w:t>FK_IdBarrio</w:t>
+      </w:r>
+      <w:proofErr w:type="spellEnd"/>
+      <w:r>
+        <w:rPr>
+          <w:rFonts w:ascii="Times New Roman" w:hAnsi="Times New Roman" w:cs="Times New Roman"/>
+        </w:rPr>
+        <w:t xml:space="preserve"> </w:t>
+      </w:r>
+      <w:proofErr w:type="spellStart"/>
+      <w:proofErr w:type="gramStart"/>
+      <w:r>
+        <w:rPr>
+          <w:rFonts w:ascii="Times New Roman" w:hAnsi="Times New Roman" w:cs="Times New Roman"/>
+        </w:rPr>
+        <w:t>varchar</w:t>
+      </w:r>
+      <w:proofErr w:type="spellEnd"/>
+      <w:r>
+        <w:rPr>
+          <w:rFonts w:ascii="Times New Roman" w:hAnsi="Times New Roman" w:cs="Times New Roman"/>
+        </w:rPr>
+        <w:t>(</w:t>
+      </w:r>
+      <w:proofErr w:type="gramEnd"/>
+      <w:r>
+        <w:rPr>
+          <w:rFonts w:ascii="Times New Roman" w:hAnsi="Times New Roman" w:cs="Times New Roman"/>
+        </w:rPr>
+        <w:t xml:space="preserve">10), </w:t>
+      </w:r>
+    </w:p>
+    <w:p>
+      <w:pPr>
+        <w:pStyle w:val="Prrafodelista"/>
+        <w:spacing w:line="360" w:lineRule="auto"/>
+        <w:ind w:left="0"/>
+        <w:jc w:val="both"/>
+        <w:rPr>
+          <w:rFonts w:ascii="Times New Roman" w:hAnsi="Times New Roman" w:cs="Times New Roman"/>
+        </w:rPr>
+      </w:pPr>
+      <w:proofErr w:type="spellStart"/>
+      <w:r>
+        <w:rPr>
+          <w:rFonts w:ascii="Times New Roman" w:hAnsi="Times New Roman" w:cs="Times New Roman"/>
+        </w:rPr>
+        <w:t>Telefono</w:t>
+      </w:r>
+      <w:proofErr w:type="spellEnd"/>
+      <w:r>
+        <w:rPr>
+          <w:rFonts w:ascii="Times New Roman" w:hAnsi="Times New Roman" w:cs="Times New Roman"/>
+        </w:rPr>
+        <w:t xml:space="preserve"> </w:t>
+      </w:r>
+      <w:proofErr w:type="spellStart"/>
+      <w:proofErr w:type="gramStart"/>
+      <w:r>
+        <w:rPr>
+          <w:rFonts w:ascii="Times New Roman" w:hAnsi="Times New Roman" w:cs="Times New Roman"/>
+        </w:rPr>
+        <w:t>varchar</w:t>
+      </w:r>
+      <w:proofErr w:type="spellEnd"/>
+      <w:r>
+        <w:rPr>
+          <w:rFonts w:ascii="Times New Roman" w:hAnsi="Times New Roman" w:cs="Times New Roman"/>
+        </w:rPr>
+        <w:t>(</w:t>
+      </w:r>
+      <w:proofErr w:type="gramEnd"/>
+      <w:r>
+        <w:rPr>
+          <w:rFonts w:ascii="Times New Roman" w:hAnsi="Times New Roman" w:cs="Times New Roman"/>
+        </w:rPr>
+        <w:t>50),</w:t>
+      </w:r>
+    </w:p>
+    <w:p>
+      <w:pPr>
+        <w:pStyle w:val="Prrafodelista"/>
+        <w:spacing w:line="360" w:lineRule="auto"/>
+        <w:ind w:left="0"/>
+        <w:jc w:val="both"/>
+        <w:rPr>
+          <w:rFonts w:ascii="Times New Roman" w:hAnsi="Times New Roman" w:cs="Times New Roman"/>
+        </w:rPr>
+      </w:pPr>
+      <w:proofErr w:type="spellStart"/>
+      <w:r>
+        <w:rPr>
+          <w:rFonts w:ascii="Times New Roman" w:hAnsi="Times New Roman" w:cs="Times New Roman"/>
+        </w:rPr>
+        <w:t>Direccion</w:t>
+      </w:r>
+      <w:proofErr w:type="spellEnd"/>
+      <w:r>
+        <w:rPr>
+          <w:rFonts w:ascii="Times New Roman" w:hAnsi="Times New Roman" w:cs="Times New Roman"/>
+        </w:rPr>
+        <w:t xml:space="preserve"> </w:t>
+      </w:r>
+      <w:proofErr w:type="spellStart"/>
+      <w:proofErr w:type="gramStart"/>
+      <w:r>
+        <w:rPr>
+          <w:rFonts w:ascii="Times New Roman" w:hAnsi="Times New Roman" w:cs="Times New Roman"/>
+        </w:rPr>
+        <w:t>varchar</w:t>
+      </w:r>
+      <w:proofErr w:type="spellEnd"/>
+      <w:r>
+        <w:rPr>
+          <w:rFonts w:ascii="Times New Roman" w:hAnsi="Times New Roman" w:cs="Times New Roman"/>
+        </w:rPr>
+        <w:t>(</w:t>
+      </w:r>
+      <w:proofErr w:type="gramEnd"/>
+      <w:r>
+        <w:rPr>
+          <w:rFonts w:ascii="Times New Roman" w:hAnsi="Times New Roman" w:cs="Times New Roman"/>
+        </w:rPr>
+        <w:t>500),</w:t>
+      </w:r>
+    </w:p>
+    <w:p>
+      <w:pPr>
+        <w:pStyle w:val="Prrafodelista"/>
+        <w:spacing w:line="360" w:lineRule="auto"/>
+        <w:ind w:left="0"/>
+        <w:jc w:val="both"/>
+        <w:rPr>
+          <w:rFonts w:ascii="Times New Roman" w:hAnsi="Times New Roman" w:cs="Times New Roman"/>
+        </w:rPr>
+      </w:pPr>
+      <w:proofErr w:type="spellStart"/>
+      <w:r>
+        <w:rPr>
+          <w:rFonts w:ascii="Times New Roman" w:hAnsi="Times New Roman" w:cs="Times New Roman"/>
+        </w:rPr>
+        <w:t>IdTransaccion</w:t>
+      </w:r>
+      <w:proofErr w:type="spellEnd"/>
+      <w:r>
+        <w:rPr>
+          <w:rFonts w:ascii="Times New Roman" w:hAnsi="Times New Roman" w:cs="Times New Roman"/>
+        </w:rPr>
+        <w:t xml:space="preserve"> </w:t>
+      </w:r>
+      <w:proofErr w:type="spellStart"/>
+      <w:proofErr w:type="gramStart"/>
+      <w:r>
+        <w:rPr>
+          <w:rFonts w:ascii="Times New Roman" w:hAnsi="Times New Roman" w:cs="Times New Roman"/>
+        </w:rPr>
+        <w:t>varchar</w:t>
+      </w:r>
+      <w:proofErr w:type="spellEnd"/>
+      <w:r>
+        <w:rPr>
+          <w:rFonts w:ascii="Times New Roman" w:hAnsi="Times New Roman" w:cs="Times New Roman"/>
+        </w:rPr>
+        <w:t>(</w:t>
+      </w:r>
+      <w:proofErr w:type="gramEnd"/>
+      <w:r>
+        <w:rPr>
+          <w:rFonts w:ascii="Times New Roman" w:hAnsi="Times New Roman" w:cs="Times New Roman"/>
+        </w:rPr>
+        <w:t>50),</w:t>
+      </w:r>
+    </w:p>
+    <w:p>
+      <w:pPr>
+        <w:pStyle w:val="Prrafodelista"/>
+        <w:spacing w:line="360" w:lineRule="auto"/>
+        <w:ind w:left="0"/>
+        <w:jc w:val="both"/>
+        <w:rPr>
+          <w:rFonts w:ascii="Times New Roman" w:hAnsi="Times New Roman" w:cs="Times New Roman"/>
+        </w:rPr>
+      </w:pPr>
+      <w:proofErr w:type="spellStart"/>
+      <w:r>
+        <w:rPr>
+          <w:rFonts w:ascii="Times New Roman" w:hAnsi="Times New Roman" w:cs="Times New Roman"/>
+        </w:rPr>
+        <w:t>FechaVenta</w:t>
+      </w:r>
+      <w:proofErr w:type="spellEnd"/>
+      <w:r>
+        <w:rPr>
+          <w:rFonts w:ascii="Times New Roman" w:hAnsi="Times New Roman" w:cs="Times New Roman"/>
+        </w:rPr>
+        <w:t xml:space="preserve"> </w:t>
+      </w:r>
+      <w:proofErr w:type="spellStart"/>
+      <w:r>
+        <w:rPr>
+          <w:rFonts w:ascii="Times New Roman" w:hAnsi="Times New Roman" w:cs="Times New Roman"/>
+        </w:rPr>
+        <w:t>datetime</w:t>
+      </w:r>
+      <w:proofErr w:type="spellEnd"/>
+      <w:r>
+        <w:rPr>
+          <w:rFonts w:ascii="Times New Roman" w:hAnsi="Times New Roman" w:cs="Times New Roman"/>
+        </w:rPr>
+        <w:t xml:space="preserve"> default </w:t>
+      </w:r>
+      <w:proofErr w:type="spellStart"/>
+      <w:proofErr w:type="gramStart"/>
+      <w:r>
+        <w:rPr>
+          <w:rFonts w:ascii="Times New Roman" w:hAnsi="Times New Roman" w:cs="Times New Roman"/>
+        </w:rPr>
+        <w:t>getdate</w:t>
+      </w:r>
+      <w:proofErr w:type="spellEnd"/>
+      <w:r>
+        <w:rPr>
+          <w:rFonts w:ascii="Times New Roman" w:hAnsi="Times New Roman" w:cs="Times New Roman"/>
+        </w:rPr>
+        <w:t>(</w:t>
+      </w:r>
+      <w:proofErr w:type="gramEnd"/>
+      <w:r>
+        <w:rPr>
+          <w:rFonts w:ascii="Times New Roman" w:hAnsi="Times New Roman" w:cs="Times New Roman"/>
+        </w:rPr>
+        <w:t>)</w:t>
+      </w:r>
+    </w:p>
+    <w:p>
+      <w:pPr>
+        <w:pStyle w:val="Prrafodelista"/>
+        <w:spacing w:line="360" w:lineRule="auto"/>
+        <w:ind w:left="0"/>
+        <w:jc w:val="both"/>
+        <w:rPr>
+          <w:rFonts w:ascii="Times New Roman" w:hAnsi="Times New Roman" w:cs="Times New Roman"/>
+        </w:rPr>
+      </w:pPr>
+      <w:r>
+        <w:rPr>
+          <w:rFonts w:ascii="Times New Roman" w:hAnsi="Times New Roman" w:cs="Times New Roman"/>
+        </w:rPr>
+        <w:t>)</w:t>
+      </w:r>
+    </w:p>
+    <w:p>
+      <w:pPr>
+        <w:pStyle w:val="Prrafodelista"/>
+        <w:spacing w:line="360" w:lineRule="auto"/>
+        <w:ind w:left="0"/>
+        <w:jc w:val="both"/>
+        <w:rPr>
+          <w:rFonts w:ascii="Times New Roman" w:hAnsi="Times New Roman" w:cs="Times New Roman"/>
+        </w:rPr>
+      </w:pPr>
+      <w:proofErr w:type="spellStart"/>
+      <w:r>
+        <w:rPr>
+          <w:rFonts w:ascii="Times New Roman" w:hAnsi="Times New Roman" w:cs="Times New Roman"/>
+        </w:rPr>
+        <w:t>Go</w:t>
+      </w:r>
+      <w:proofErr w:type="spellEnd"/>
+    </w:p>
+    <w:p>
+      <w:pPr>
+        <w:pStyle w:val="Prrafodelista"/>
+        <w:spacing w:line="360" w:lineRule="auto"/>
+        <w:ind w:left="0"/>
+        <w:jc w:val="both"/>
+        <w:rPr>
+          <w:rFonts w:ascii="Times New Roman" w:hAnsi="Times New Roman" w:cs="Times New Roman"/>
+        </w:rPr>
+      </w:pPr>
+      <w:proofErr w:type="spellStart"/>
+      <w:r>
+        <w:rPr>
+          <w:rFonts w:ascii="Times New Roman" w:hAnsi="Times New Roman" w:cs="Times New Roman"/>
+        </w:rPr>
+        <w:t>create</w:t>
+      </w:r>
+      <w:proofErr w:type="spellEnd"/>
+      <w:r>
+        <w:rPr>
+          <w:rFonts w:ascii="Times New Roman" w:hAnsi="Times New Roman" w:cs="Times New Roman"/>
+        </w:rPr>
+        <w:t xml:space="preserve"> table DETALLE_</w:t>
+      </w:r>
+      <w:proofErr w:type="gramStart"/>
+      <w:r>
+        <w:rPr>
+          <w:rFonts w:ascii="Times New Roman" w:hAnsi="Times New Roman" w:cs="Times New Roman"/>
+        </w:rPr>
+        <w:t>VENTA(</w:t>
+      </w:r>
+      <w:proofErr w:type="gramEnd"/>
+    </w:p>
+    <w:p>
+      <w:pPr>
+        <w:pStyle w:val="Prrafodelista"/>
+        <w:spacing w:line="360" w:lineRule="auto"/>
+        <w:ind w:left="0"/>
+        <w:jc w:val="both"/>
+        <w:rPr>
+          <w:rFonts w:ascii="Times New Roman" w:hAnsi="Times New Roman" w:cs="Times New Roman"/>
+        </w:rPr>
+      </w:pPr>
+      <w:proofErr w:type="spellStart"/>
+      <w:r>
+        <w:rPr>
+          <w:rFonts w:ascii="Times New Roman" w:hAnsi="Times New Roman" w:cs="Times New Roman"/>
+        </w:rPr>
+        <w:t>IdDetalleVenta</w:t>
+      </w:r>
+      <w:proofErr w:type="spellEnd"/>
+      <w:r>
+        <w:rPr>
+          <w:rFonts w:ascii="Times New Roman" w:hAnsi="Times New Roman" w:cs="Times New Roman"/>
+        </w:rPr>
+        <w:t xml:space="preserve"> </w:t>
+      </w:r>
+      <w:proofErr w:type="spellStart"/>
+      <w:r>
+        <w:rPr>
+          <w:rFonts w:ascii="Times New Roman" w:hAnsi="Times New Roman" w:cs="Times New Roman"/>
+        </w:rPr>
+        <w:t>int</w:t>
+      </w:r>
+      <w:proofErr w:type="spellEnd"/>
+      <w:r>
+        <w:rPr>
+          <w:rFonts w:ascii="Times New Roman" w:hAnsi="Times New Roman" w:cs="Times New Roman"/>
+        </w:rPr>
+        <w:t xml:space="preserve"> </w:t>
+      </w:r>
+      <w:proofErr w:type="spellStart"/>
+      <w:r>
+        <w:rPr>
+          <w:rFonts w:ascii="Times New Roman" w:hAnsi="Times New Roman" w:cs="Times New Roman"/>
+        </w:rPr>
+        <w:t>primary</w:t>
+      </w:r>
+      <w:proofErr w:type="spellEnd"/>
+      <w:r>
+        <w:rPr>
+          <w:rFonts w:ascii="Times New Roman" w:hAnsi="Times New Roman" w:cs="Times New Roman"/>
+        </w:rPr>
+        <w:t xml:space="preserve"> </w:t>
+      </w:r>
+      <w:proofErr w:type="spellStart"/>
+      <w:r>
+        <w:rPr>
+          <w:rFonts w:ascii="Times New Roman" w:hAnsi="Times New Roman" w:cs="Times New Roman"/>
+        </w:rPr>
+        <w:t>key</w:t>
+      </w:r>
+      <w:proofErr w:type="spellEnd"/>
+      <w:r>
+        <w:rPr>
+          <w:rFonts w:ascii="Times New Roman" w:hAnsi="Times New Roman" w:cs="Times New Roman"/>
+        </w:rPr>
+        <w:t xml:space="preserve"> </w:t>
+      </w:r>
+      <w:proofErr w:type="spellStart"/>
+      <w:r>
+        <w:rPr>
+          <w:rFonts w:ascii="Times New Roman" w:hAnsi="Times New Roman" w:cs="Times New Roman"/>
+        </w:rPr>
+        <w:t>identity</w:t>
+      </w:r>
+      <w:proofErr w:type="spellEnd"/>
+      <w:r>
+        <w:rPr>
+          <w:rFonts w:ascii="Times New Roman" w:hAnsi="Times New Roman" w:cs="Times New Roman"/>
+        </w:rPr>
+        <w:t>,</w:t>
+      </w:r>
+    </w:p>
+    <w:p>
+      <w:pPr>
+        <w:pStyle w:val="Prrafodelista"/>
+        <w:spacing w:line="360" w:lineRule="auto"/>
+        <w:ind w:left="0"/>
+        <w:jc w:val="both"/>
+        <w:rPr>
+          <w:rFonts w:ascii="Times New Roman" w:hAnsi="Times New Roman" w:cs="Times New Roman"/>
+        </w:rPr>
+      </w:pPr>
+      <w:proofErr w:type="spellStart"/>
+      <w:r>
+        <w:rPr>
+          <w:rFonts w:ascii="Times New Roman" w:hAnsi="Times New Roman" w:cs="Times New Roman"/>
+        </w:rPr>
+        <w:t>Fk_IdVenta</w:t>
+      </w:r>
+      <w:proofErr w:type="spellEnd"/>
+      <w:r>
+        <w:rPr>
+          <w:rFonts w:ascii="Times New Roman" w:hAnsi="Times New Roman" w:cs="Times New Roman"/>
+        </w:rPr>
+        <w:t xml:space="preserve"> </w:t>
+      </w:r>
+      <w:proofErr w:type="spellStart"/>
+      <w:r>
+        <w:rPr>
+          <w:rFonts w:ascii="Times New Roman" w:hAnsi="Times New Roman" w:cs="Times New Roman"/>
+        </w:rPr>
+        <w:t>int</w:t>
+      </w:r>
+      <w:proofErr w:type="spellEnd"/>
+      <w:r>
+        <w:rPr>
+          <w:rFonts w:ascii="Times New Roman" w:hAnsi="Times New Roman" w:cs="Times New Roman"/>
+        </w:rPr>
+        <w:t xml:space="preserve"> </w:t>
+      </w:r>
       <w:proofErr w:type="spellStart"/>
       <w:r>
         <w:rPr>
@@ -4182,6 +5000,73 @@
         <w:rPr>
           <w:rFonts w:ascii="Times New Roman" w:hAnsi="Times New Roman" w:cs="Times New Roman"/>
         </w:rPr>
+        <w:t xml:space="preserve"> VENTA(</w:t>
+      </w:r>
+      <w:proofErr w:type="spellStart"/>
+      <w:r>
+        <w:rPr>
+          <w:rFonts w:ascii="Times New Roman" w:hAnsi="Times New Roman" w:cs="Times New Roman"/>
+        </w:rPr>
+        <w:t>IdVenta</w:t>
+      </w:r>
+      <w:proofErr w:type="spellEnd"/>
+      <w:r>
+        <w:rPr>
+          <w:rFonts w:ascii="Times New Roman" w:hAnsi="Times New Roman" w:cs="Times New Roman"/>
+        </w:rPr>
+        <w:t>),</w:t>
+      </w:r>
+    </w:p>
+    <w:p>
+      <w:pPr>
+        <w:pStyle w:val="Prrafodelista"/>
+        <w:spacing w:line="360" w:lineRule="auto"/>
+        <w:ind w:left="0"/>
+        <w:jc w:val="both"/>
+        <w:rPr>
+          <w:rFonts w:ascii="Times New Roman" w:hAnsi="Times New Roman" w:cs="Times New Roman"/>
+        </w:rPr>
+      </w:pPr>
+      <w:proofErr w:type="spellStart"/>
+      <w:r>
+        <w:rPr>
+          <w:rFonts w:ascii="Times New Roman" w:hAnsi="Times New Roman" w:cs="Times New Roman"/>
+        </w:rPr>
+        <w:t>Fk_IdProducto</w:t>
+      </w:r>
+      <w:proofErr w:type="spellEnd"/>
+      <w:r>
+        <w:rPr>
+          <w:rFonts w:ascii="Times New Roman" w:hAnsi="Times New Roman" w:cs="Times New Roman"/>
+        </w:rPr>
+        <w:t xml:space="preserve"> </w:t>
+      </w:r>
+      <w:proofErr w:type="spellStart"/>
+      <w:r>
+        <w:rPr>
+          <w:rFonts w:ascii="Times New Roman" w:hAnsi="Times New Roman" w:cs="Times New Roman"/>
+        </w:rPr>
+        <w:t>int</w:t>
+      </w:r>
+      <w:proofErr w:type="spellEnd"/>
+      <w:r>
+        <w:rPr>
+          <w:rFonts w:ascii="Times New Roman" w:hAnsi="Times New Roman" w:cs="Times New Roman"/>
+        </w:rPr>
+        <w:t xml:space="preserve"> </w:t>
+      </w:r>
+      <w:proofErr w:type="spellStart"/>
+      <w:r>
+        <w:rPr>
+          <w:rFonts w:ascii="Times New Roman" w:hAnsi="Times New Roman" w:cs="Times New Roman"/>
+        </w:rPr>
+        <w:t>references</w:t>
+      </w:r>
+      <w:proofErr w:type="spellEnd"/>
+      <w:r>
+        <w:rPr>
+          <w:rFonts w:ascii="Times New Roman" w:hAnsi="Times New Roman" w:cs="Times New Roman"/>
+        </w:rPr>
         <w:t xml:space="preserve"> PRODUCTO(</w:t>
       </w:r>
       <w:proofErr w:type="spellStart"/>
@@ -4223,6 +5108,51 @@
         <w:t>int</w:t>
       </w:r>
       <w:proofErr w:type="spellEnd"/>
+      <w:r>
+        <w:rPr>
+          <w:rFonts w:ascii="Times New Roman" w:hAnsi="Times New Roman" w:cs="Times New Roman"/>
+        </w:rPr>
+        <w:t>,</w:t>
+      </w:r>
+    </w:p>
+    <w:p>
+      <w:pPr>
+        <w:pStyle w:val="Prrafodelista"/>
+        <w:spacing w:line="360" w:lineRule="auto"/>
+        <w:ind w:left="0"/>
+        <w:jc w:val="both"/>
+        <w:rPr>
+          <w:rFonts w:ascii="Times New Roman" w:hAnsi="Times New Roman" w:cs="Times New Roman"/>
+        </w:rPr>
+      </w:pPr>
+      <w:proofErr w:type="gramStart"/>
+      <w:r>
+        <w:rPr>
+          <w:rFonts w:ascii="Times New Roman" w:hAnsi="Times New Roman" w:cs="Times New Roman"/>
+        </w:rPr>
+        <w:t>Total</w:t>
+      </w:r>
+      <w:proofErr w:type="gramEnd"/>
+      <w:r>
+        <w:rPr>
+          <w:rFonts w:ascii="Times New Roman" w:hAnsi="Times New Roman" w:cs="Times New Roman"/>
+        </w:rPr>
+        <w:t xml:space="preserve"> </w:t>
+      </w:r>
+      <w:proofErr w:type="gramStart"/>
+      <w:r>
+        <w:rPr>
+          <w:rFonts w:ascii="Times New Roman" w:hAnsi="Times New Roman" w:cs="Times New Roman"/>
+        </w:rPr>
+        <w:t>decimal(</w:t>
+      </w:r>
+      <w:proofErr w:type="gramEnd"/>
+      <w:r>
+        <w:rPr>
+          <w:rFonts w:ascii="Times New Roman" w:hAnsi="Times New Roman" w:cs="Times New Roman"/>
+        </w:rPr>
+        <w:t>10,2)</w:t>
+      </w:r>
     </w:p>
     <w:p>
       <w:pPr>
@@ -4256,603 +5186,6 @@
         <w:rPr>
           <w:rFonts w:ascii="Times New Roman" w:hAnsi="Times New Roman" w:cs="Times New Roman"/>
         </w:rPr>
-        <w:t>G</w:t>
-      </w:r>
-      <w:r>
-        <w:rPr>
-          <w:rFonts w:ascii="Times New Roman" w:hAnsi="Times New Roman" w:cs="Times New Roman"/>
-        </w:rPr>
-        <w:t>o</w:t>
-      </w:r>
-      <w:proofErr w:type="spellEnd"/>
-    </w:p>
-    <w:p>
-      <w:pPr>
-        <w:pStyle w:val="Prrafodelista"/>
-        <w:spacing w:line="360" w:lineRule="auto"/>
-        <w:ind w:left="0"/>
-        <w:jc w:val="both"/>
-        <w:rPr>
-          <w:rFonts w:ascii="Times New Roman" w:hAnsi="Times New Roman" w:cs="Times New Roman"/>
-        </w:rPr>
-      </w:pPr>
-      <w:proofErr w:type="spellStart"/>
-      <w:r>
-        <w:rPr>
-          <w:rFonts w:ascii="Times New Roman" w:hAnsi="Times New Roman" w:cs="Times New Roman"/>
-        </w:rPr>
-        <w:t>create</w:t>
-      </w:r>
-      <w:proofErr w:type="spellEnd"/>
-      <w:r>
-        <w:rPr>
-          <w:rFonts w:ascii="Times New Roman" w:hAnsi="Times New Roman" w:cs="Times New Roman"/>
-        </w:rPr>
-        <w:t xml:space="preserve"> table </w:t>
-      </w:r>
-      <w:proofErr w:type="gramStart"/>
-      <w:r>
-        <w:rPr>
-          <w:rFonts w:ascii="Times New Roman" w:hAnsi="Times New Roman" w:cs="Times New Roman"/>
-        </w:rPr>
-        <w:t>VENTA(</w:t>
-      </w:r>
-      <w:proofErr w:type="gramEnd"/>
-    </w:p>
-    <w:p>
-      <w:pPr>
-        <w:pStyle w:val="Prrafodelista"/>
-        <w:spacing w:line="360" w:lineRule="auto"/>
-        <w:ind w:left="0"/>
-        <w:jc w:val="both"/>
-        <w:rPr>
-          <w:rFonts w:ascii="Times New Roman" w:hAnsi="Times New Roman" w:cs="Times New Roman"/>
-        </w:rPr>
-      </w:pPr>
-      <w:proofErr w:type="spellStart"/>
-      <w:r>
-        <w:rPr>
-          <w:rFonts w:ascii="Times New Roman" w:hAnsi="Times New Roman" w:cs="Times New Roman"/>
-        </w:rPr>
-        <w:t>IdVenta</w:t>
-      </w:r>
-      <w:proofErr w:type="spellEnd"/>
-      <w:r>
-        <w:rPr>
-          <w:rFonts w:ascii="Times New Roman" w:hAnsi="Times New Roman" w:cs="Times New Roman"/>
-        </w:rPr>
-        <w:t xml:space="preserve"> </w:t>
-      </w:r>
-      <w:proofErr w:type="spellStart"/>
-      <w:r>
-        <w:rPr>
-          <w:rFonts w:ascii="Times New Roman" w:hAnsi="Times New Roman" w:cs="Times New Roman"/>
-        </w:rPr>
-        <w:t>int</w:t>
-      </w:r>
-      <w:proofErr w:type="spellEnd"/>
-      <w:r>
-        <w:rPr>
-          <w:rFonts w:ascii="Times New Roman" w:hAnsi="Times New Roman" w:cs="Times New Roman"/>
-        </w:rPr>
-        <w:t xml:space="preserve"> </w:t>
-      </w:r>
-      <w:proofErr w:type="spellStart"/>
-      <w:r>
-        <w:rPr>
-          <w:rFonts w:ascii="Times New Roman" w:hAnsi="Times New Roman" w:cs="Times New Roman"/>
-        </w:rPr>
-        <w:t>primary</w:t>
-      </w:r>
-      <w:proofErr w:type="spellEnd"/>
-      <w:r>
-        <w:rPr>
-          <w:rFonts w:ascii="Times New Roman" w:hAnsi="Times New Roman" w:cs="Times New Roman"/>
-        </w:rPr>
-        <w:t xml:space="preserve"> </w:t>
-      </w:r>
-      <w:proofErr w:type="spellStart"/>
-      <w:r>
-        <w:rPr>
-          <w:rFonts w:ascii="Times New Roman" w:hAnsi="Times New Roman" w:cs="Times New Roman"/>
-        </w:rPr>
-        <w:t>key</w:t>
-      </w:r>
-      <w:proofErr w:type="spellEnd"/>
-      <w:r>
-        <w:rPr>
-          <w:rFonts w:ascii="Times New Roman" w:hAnsi="Times New Roman" w:cs="Times New Roman"/>
-        </w:rPr>
-        <w:t xml:space="preserve"> </w:t>
-      </w:r>
-      <w:proofErr w:type="spellStart"/>
-      <w:r>
-        <w:rPr>
-          <w:rFonts w:ascii="Times New Roman" w:hAnsi="Times New Roman" w:cs="Times New Roman"/>
-        </w:rPr>
-        <w:t>identity</w:t>
-      </w:r>
-      <w:proofErr w:type="spellEnd"/>
-      <w:r>
-        <w:rPr>
-          <w:rFonts w:ascii="Times New Roman" w:hAnsi="Times New Roman" w:cs="Times New Roman"/>
-        </w:rPr>
-        <w:t>,</w:t>
-      </w:r>
-    </w:p>
-    <w:p>
-      <w:pPr>
-        <w:pStyle w:val="Prrafodelista"/>
-        <w:spacing w:line="360" w:lineRule="auto"/>
-        <w:ind w:left="0"/>
-        <w:jc w:val="both"/>
-        <w:rPr>
-          <w:rFonts w:ascii="Times New Roman" w:hAnsi="Times New Roman" w:cs="Times New Roman"/>
-        </w:rPr>
-      </w:pPr>
-      <w:proofErr w:type="spellStart"/>
-      <w:r>
-        <w:rPr>
-          <w:rFonts w:ascii="Times New Roman" w:hAnsi="Times New Roman" w:cs="Times New Roman"/>
-        </w:rPr>
-        <w:t>FK_idCliente</w:t>
-      </w:r>
-      <w:proofErr w:type="spellEnd"/>
-      <w:r>
-        <w:rPr>
-          <w:rFonts w:ascii="Times New Roman" w:hAnsi="Times New Roman" w:cs="Times New Roman"/>
-        </w:rPr>
-        <w:t xml:space="preserve"> </w:t>
-      </w:r>
-      <w:proofErr w:type="spellStart"/>
-      <w:r>
-        <w:rPr>
-          <w:rFonts w:ascii="Times New Roman" w:hAnsi="Times New Roman" w:cs="Times New Roman"/>
-        </w:rPr>
-        <w:t>int</w:t>
-      </w:r>
-      <w:proofErr w:type="spellEnd"/>
-      <w:r>
-        <w:rPr>
-          <w:rFonts w:ascii="Times New Roman" w:hAnsi="Times New Roman" w:cs="Times New Roman"/>
-        </w:rPr>
-        <w:t xml:space="preserve"> </w:t>
-      </w:r>
-      <w:proofErr w:type="spellStart"/>
-      <w:r>
-        <w:rPr>
-          <w:rFonts w:ascii="Times New Roman" w:hAnsi="Times New Roman" w:cs="Times New Roman"/>
-        </w:rPr>
-        <w:t>references</w:t>
-      </w:r>
-      <w:proofErr w:type="spellEnd"/>
-      <w:r>
-        <w:rPr>
-          <w:rFonts w:ascii="Times New Roman" w:hAnsi="Times New Roman" w:cs="Times New Roman"/>
-        </w:rPr>
-        <w:t xml:space="preserve"> </w:t>
-      </w:r>
-      <w:proofErr w:type="gramStart"/>
-      <w:r>
-        <w:rPr>
-          <w:rFonts w:ascii="Times New Roman" w:hAnsi="Times New Roman" w:cs="Times New Roman"/>
-        </w:rPr>
-        <w:t>CLIENTE(</w:t>
-      </w:r>
-      <w:proofErr w:type="spellStart"/>
-      <w:proofErr w:type="gramEnd"/>
-      <w:r>
-        <w:rPr>
-          <w:rFonts w:ascii="Times New Roman" w:hAnsi="Times New Roman" w:cs="Times New Roman"/>
-        </w:rPr>
-        <w:t>idCliente</w:t>
-      </w:r>
-      <w:proofErr w:type="spellEnd"/>
-      <w:r>
-        <w:rPr>
-          <w:rFonts w:ascii="Times New Roman" w:hAnsi="Times New Roman" w:cs="Times New Roman"/>
-        </w:rPr>
-        <w:t>),</w:t>
-      </w:r>
-    </w:p>
-    <w:p>
-      <w:pPr>
-        <w:pStyle w:val="Prrafodelista"/>
-        <w:spacing w:line="360" w:lineRule="auto"/>
-        <w:ind w:left="0"/>
-        <w:jc w:val="both"/>
-        <w:rPr>
-          <w:rFonts w:ascii="Times New Roman" w:hAnsi="Times New Roman" w:cs="Times New Roman"/>
-        </w:rPr>
-      </w:pPr>
-      <w:proofErr w:type="spellStart"/>
-      <w:r>
-        <w:rPr>
-          <w:rFonts w:ascii="Times New Roman" w:hAnsi="Times New Roman" w:cs="Times New Roman"/>
-        </w:rPr>
-        <w:t>TotalProducto</w:t>
-      </w:r>
-      <w:proofErr w:type="spellEnd"/>
-      <w:r>
-        <w:rPr>
-          <w:rFonts w:ascii="Times New Roman" w:hAnsi="Times New Roman" w:cs="Times New Roman"/>
-        </w:rPr>
-        <w:t xml:space="preserve"> </w:t>
-      </w:r>
-      <w:proofErr w:type="spellStart"/>
-      <w:r>
-        <w:rPr>
-          <w:rFonts w:ascii="Times New Roman" w:hAnsi="Times New Roman" w:cs="Times New Roman"/>
-        </w:rPr>
-        <w:t>int</w:t>
-      </w:r>
-      <w:proofErr w:type="spellEnd"/>
-      <w:r>
-        <w:rPr>
-          <w:rFonts w:ascii="Times New Roman" w:hAnsi="Times New Roman" w:cs="Times New Roman"/>
-        </w:rPr>
-        <w:t>,</w:t>
-      </w:r>
-    </w:p>
-    <w:p>
-      <w:pPr>
-        <w:pStyle w:val="Prrafodelista"/>
-        <w:spacing w:line="360" w:lineRule="auto"/>
-        <w:ind w:left="0"/>
-        <w:jc w:val="both"/>
-        <w:rPr>
-          <w:rFonts w:ascii="Times New Roman" w:hAnsi="Times New Roman" w:cs="Times New Roman"/>
-        </w:rPr>
-      </w:pPr>
-      <w:proofErr w:type="spellStart"/>
-      <w:r>
-        <w:rPr>
-          <w:rFonts w:ascii="Times New Roman" w:hAnsi="Times New Roman" w:cs="Times New Roman"/>
-        </w:rPr>
-        <w:t>MontoTotal</w:t>
-      </w:r>
-      <w:proofErr w:type="spellEnd"/>
-      <w:r>
-        <w:rPr>
-          <w:rFonts w:ascii="Times New Roman" w:hAnsi="Times New Roman" w:cs="Times New Roman"/>
-        </w:rPr>
-        <w:t xml:space="preserve"> </w:t>
-      </w:r>
-      <w:proofErr w:type="gramStart"/>
-      <w:r>
-        <w:rPr>
-          <w:rFonts w:ascii="Times New Roman" w:hAnsi="Times New Roman" w:cs="Times New Roman"/>
-        </w:rPr>
-        <w:t>decimal(</w:t>
-      </w:r>
-      <w:proofErr w:type="gramEnd"/>
-      <w:r>
-        <w:rPr>
-          <w:rFonts w:ascii="Times New Roman" w:hAnsi="Times New Roman" w:cs="Times New Roman"/>
-        </w:rPr>
-        <w:t>10,2),</w:t>
-      </w:r>
-    </w:p>
-    <w:p>
-      <w:pPr>
-        <w:pStyle w:val="Prrafodelista"/>
-        <w:spacing w:line="360" w:lineRule="auto"/>
-        <w:ind w:left="0"/>
-        <w:jc w:val="both"/>
-        <w:rPr>
-          <w:rFonts w:ascii="Times New Roman" w:hAnsi="Times New Roman" w:cs="Times New Roman"/>
-        </w:rPr>
-      </w:pPr>
-      <w:r>
-        <w:rPr>
-          <w:rFonts w:ascii="Times New Roman" w:hAnsi="Times New Roman" w:cs="Times New Roman"/>
-        </w:rPr>
-        <w:t xml:space="preserve">Contacto </w:t>
-      </w:r>
-      <w:proofErr w:type="spellStart"/>
-      <w:proofErr w:type="gramStart"/>
-      <w:r>
-        <w:rPr>
-          <w:rFonts w:ascii="Times New Roman" w:hAnsi="Times New Roman" w:cs="Times New Roman"/>
-        </w:rPr>
-        <w:t>varchar</w:t>
-      </w:r>
-      <w:proofErr w:type="spellEnd"/>
-      <w:r>
-        <w:rPr>
-          <w:rFonts w:ascii="Times New Roman" w:hAnsi="Times New Roman" w:cs="Times New Roman"/>
-        </w:rPr>
-        <w:t>(</w:t>
-      </w:r>
-      <w:proofErr w:type="gramEnd"/>
-      <w:r>
-        <w:rPr>
-          <w:rFonts w:ascii="Times New Roman" w:hAnsi="Times New Roman" w:cs="Times New Roman"/>
-        </w:rPr>
-        <w:t>50),</w:t>
-      </w:r>
-    </w:p>
-    <w:p>
-      <w:pPr>
-        <w:pStyle w:val="Prrafodelista"/>
-        <w:spacing w:line="360" w:lineRule="auto"/>
-        <w:ind w:left="0"/>
-        <w:jc w:val="both"/>
-        <w:rPr>
-          <w:rFonts w:ascii="Times New Roman" w:hAnsi="Times New Roman" w:cs="Times New Roman"/>
-        </w:rPr>
-      </w:pPr>
-      <w:proofErr w:type="spellStart"/>
-      <w:r>
-        <w:rPr>
-          <w:rFonts w:ascii="Times New Roman" w:hAnsi="Times New Roman" w:cs="Times New Roman"/>
-        </w:rPr>
-        <w:t>FK_IdBarrio</w:t>
-      </w:r>
-      <w:proofErr w:type="spellEnd"/>
-      <w:r>
-        <w:rPr>
-          <w:rFonts w:ascii="Times New Roman" w:hAnsi="Times New Roman" w:cs="Times New Roman"/>
-        </w:rPr>
-        <w:t xml:space="preserve"> </w:t>
-      </w:r>
-      <w:proofErr w:type="spellStart"/>
-      <w:proofErr w:type="gramStart"/>
-      <w:r>
-        <w:rPr>
-          <w:rFonts w:ascii="Times New Roman" w:hAnsi="Times New Roman" w:cs="Times New Roman"/>
-        </w:rPr>
-        <w:t>varchar</w:t>
-      </w:r>
-      <w:proofErr w:type="spellEnd"/>
-      <w:r>
-        <w:rPr>
-          <w:rFonts w:ascii="Times New Roman" w:hAnsi="Times New Roman" w:cs="Times New Roman"/>
-        </w:rPr>
-        <w:t>(</w:t>
-      </w:r>
-      <w:proofErr w:type="gramEnd"/>
-      <w:r>
-        <w:rPr>
-          <w:rFonts w:ascii="Times New Roman" w:hAnsi="Times New Roman" w:cs="Times New Roman"/>
-        </w:rPr>
-        <w:t xml:space="preserve">10), </w:t>
-      </w:r>
-    </w:p>
-    <w:p>
-      <w:pPr>
-        <w:pStyle w:val="Prrafodelista"/>
-        <w:spacing w:line="360" w:lineRule="auto"/>
-        <w:ind w:left="0"/>
-        <w:jc w:val="both"/>
-        <w:rPr>
-          <w:rFonts w:ascii="Times New Roman" w:hAnsi="Times New Roman" w:cs="Times New Roman"/>
-        </w:rPr>
-      </w:pPr>
-      <w:proofErr w:type="spellStart"/>
-      <w:r>
-        <w:rPr>
-          <w:rFonts w:ascii="Times New Roman" w:hAnsi="Times New Roman" w:cs="Times New Roman"/>
-        </w:rPr>
-        <w:t>Telefono</w:t>
-      </w:r>
-      <w:proofErr w:type="spellEnd"/>
-      <w:r>
-        <w:rPr>
-          <w:rFonts w:ascii="Times New Roman" w:hAnsi="Times New Roman" w:cs="Times New Roman"/>
-        </w:rPr>
-        <w:t xml:space="preserve"> </w:t>
-      </w:r>
-      <w:proofErr w:type="spellStart"/>
-      <w:proofErr w:type="gramStart"/>
-      <w:r>
-        <w:rPr>
-          <w:rFonts w:ascii="Times New Roman" w:hAnsi="Times New Roman" w:cs="Times New Roman"/>
-        </w:rPr>
-        <w:t>varchar</w:t>
-      </w:r>
-      <w:proofErr w:type="spellEnd"/>
-      <w:r>
-        <w:rPr>
-          <w:rFonts w:ascii="Times New Roman" w:hAnsi="Times New Roman" w:cs="Times New Roman"/>
-        </w:rPr>
-        <w:t>(</w:t>
-      </w:r>
-      <w:proofErr w:type="gramEnd"/>
-      <w:r>
-        <w:rPr>
-          <w:rFonts w:ascii="Times New Roman" w:hAnsi="Times New Roman" w:cs="Times New Roman"/>
-        </w:rPr>
-        <w:t>50),</w:t>
-      </w:r>
-    </w:p>
-    <w:p>
-      <w:pPr>
-        <w:pStyle w:val="Prrafodelista"/>
-        <w:spacing w:line="360" w:lineRule="auto"/>
-        <w:ind w:left="0"/>
-        <w:jc w:val="both"/>
-        <w:rPr>
-          <w:rFonts w:ascii="Times New Roman" w:hAnsi="Times New Roman" w:cs="Times New Roman"/>
-        </w:rPr>
-      </w:pPr>
-      <w:proofErr w:type="spellStart"/>
-      <w:r>
-        <w:rPr>
-          <w:rFonts w:ascii="Times New Roman" w:hAnsi="Times New Roman" w:cs="Times New Roman"/>
-        </w:rPr>
-        <w:t>Direccion</w:t>
-      </w:r>
-      <w:proofErr w:type="spellEnd"/>
-      <w:r>
-        <w:rPr>
-          <w:rFonts w:ascii="Times New Roman" w:hAnsi="Times New Roman" w:cs="Times New Roman"/>
-        </w:rPr>
-        <w:t xml:space="preserve"> </w:t>
-      </w:r>
-      <w:proofErr w:type="spellStart"/>
-      <w:proofErr w:type="gramStart"/>
-      <w:r>
-        <w:rPr>
-          <w:rFonts w:ascii="Times New Roman" w:hAnsi="Times New Roman" w:cs="Times New Roman"/>
-        </w:rPr>
-        <w:t>varchar</w:t>
-      </w:r>
-      <w:proofErr w:type="spellEnd"/>
-      <w:r>
-        <w:rPr>
-          <w:rFonts w:ascii="Times New Roman" w:hAnsi="Times New Roman" w:cs="Times New Roman"/>
-        </w:rPr>
-        <w:t>(</w:t>
-      </w:r>
-      <w:proofErr w:type="gramEnd"/>
-      <w:r>
-        <w:rPr>
-          <w:rFonts w:ascii="Times New Roman" w:hAnsi="Times New Roman" w:cs="Times New Roman"/>
-        </w:rPr>
-        <w:t>500),</w:t>
-      </w:r>
-    </w:p>
-    <w:p>
-      <w:pPr>
-        <w:pStyle w:val="Prrafodelista"/>
-        <w:spacing w:line="360" w:lineRule="auto"/>
-        <w:ind w:left="0"/>
-        <w:jc w:val="both"/>
-        <w:rPr>
-          <w:rFonts w:ascii="Times New Roman" w:hAnsi="Times New Roman" w:cs="Times New Roman"/>
-        </w:rPr>
-      </w:pPr>
-      <w:proofErr w:type="spellStart"/>
-      <w:r>
-        <w:rPr>
-          <w:rFonts w:ascii="Times New Roman" w:hAnsi="Times New Roman" w:cs="Times New Roman"/>
-        </w:rPr>
-        <w:t>IdTransaccion</w:t>
-      </w:r>
-      <w:proofErr w:type="spellEnd"/>
-      <w:r>
-        <w:rPr>
-          <w:rFonts w:ascii="Times New Roman" w:hAnsi="Times New Roman" w:cs="Times New Roman"/>
-        </w:rPr>
-        <w:t xml:space="preserve"> </w:t>
-      </w:r>
-      <w:proofErr w:type="spellStart"/>
-      <w:proofErr w:type="gramStart"/>
-      <w:r>
-        <w:rPr>
-          <w:rFonts w:ascii="Times New Roman" w:hAnsi="Times New Roman" w:cs="Times New Roman"/>
-        </w:rPr>
-        <w:t>varchar</w:t>
-      </w:r>
-      <w:proofErr w:type="spellEnd"/>
-      <w:r>
-        <w:rPr>
-          <w:rFonts w:ascii="Times New Roman" w:hAnsi="Times New Roman" w:cs="Times New Roman"/>
-        </w:rPr>
-        <w:t>(</w:t>
-      </w:r>
-      <w:proofErr w:type="gramEnd"/>
-      <w:r>
-        <w:rPr>
-          <w:rFonts w:ascii="Times New Roman" w:hAnsi="Times New Roman" w:cs="Times New Roman"/>
-        </w:rPr>
-        <w:t>50),</w:t>
-      </w:r>
-    </w:p>
-    <w:p>
-      <w:pPr>
-        <w:pStyle w:val="Prrafodelista"/>
-        <w:spacing w:line="360" w:lineRule="auto"/>
-        <w:ind w:left="0"/>
-        <w:jc w:val="both"/>
-        <w:rPr>
-          <w:rFonts w:ascii="Times New Roman" w:hAnsi="Times New Roman" w:cs="Times New Roman"/>
-        </w:rPr>
-      </w:pPr>
-      <w:proofErr w:type="spellStart"/>
-      <w:r>
-        <w:rPr>
-          <w:rFonts w:ascii="Times New Roman" w:hAnsi="Times New Roman" w:cs="Times New Roman"/>
-        </w:rPr>
-        <w:t>FechaVenta</w:t>
-      </w:r>
-      <w:proofErr w:type="spellEnd"/>
-      <w:r>
-        <w:rPr>
-          <w:rFonts w:ascii="Times New Roman" w:hAnsi="Times New Roman" w:cs="Times New Roman"/>
-        </w:rPr>
-        <w:t xml:space="preserve"> </w:t>
-      </w:r>
-      <w:proofErr w:type="spellStart"/>
-      <w:r>
-        <w:rPr>
-          <w:rFonts w:ascii="Times New Roman" w:hAnsi="Times New Roman" w:cs="Times New Roman"/>
-        </w:rPr>
-        <w:t>datetime</w:t>
-      </w:r>
-      <w:proofErr w:type="spellEnd"/>
-      <w:r>
-        <w:rPr>
-          <w:rFonts w:ascii="Times New Roman" w:hAnsi="Times New Roman" w:cs="Times New Roman"/>
-        </w:rPr>
-        <w:t xml:space="preserve"> default </w:t>
-      </w:r>
-      <w:proofErr w:type="spellStart"/>
-      <w:proofErr w:type="gramStart"/>
-      <w:r>
-        <w:rPr>
-          <w:rFonts w:ascii="Times New Roman" w:hAnsi="Times New Roman" w:cs="Times New Roman"/>
-        </w:rPr>
-        <w:t>getdate</w:t>
-      </w:r>
-      <w:proofErr w:type="spellEnd"/>
-      <w:r>
-        <w:rPr>
-          <w:rFonts w:ascii="Times New Roman" w:hAnsi="Times New Roman" w:cs="Times New Roman"/>
-        </w:rPr>
-        <w:t>(</w:t>
-      </w:r>
-      <w:proofErr w:type="gramEnd"/>
-      <w:r>
-        <w:rPr>
-          <w:rFonts w:ascii="Times New Roman" w:hAnsi="Times New Roman" w:cs="Times New Roman"/>
-        </w:rPr>
-        <w:t>)</w:t>
-      </w:r>
-    </w:p>
-    <w:p>
-      <w:pPr>
-        <w:pStyle w:val="Prrafodelista"/>
-        <w:spacing w:line="360" w:lineRule="auto"/>
-        <w:ind w:left="0"/>
-        <w:jc w:val="both"/>
-        <w:rPr>
-          <w:rFonts w:ascii="Times New Roman" w:hAnsi="Times New Roman" w:cs="Times New Roman"/>
-        </w:rPr>
-      </w:pPr>
-      <w:r>
-        <w:rPr>
-          <w:rFonts w:ascii="Times New Roman" w:hAnsi="Times New Roman" w:cs="Times New Roman"/>
-        </w:rPr>
-        <w:t>)</w:t>
-      </w:r>
-    </w:p>
-    <w:p>
-      <w:pPr>
-        <w:pStyle w:val="Prrafodelista"/>
-        <w:spacing w:line="360" w:lineRule="auto"/>
-        <w:ind w:left="0"/>
-        <w:jc w:val="both"/>
-        <w:rPr>
-          <w:rFonts w:ascii="Times New Roman" w:hAnsi="Times New Roman" w:cs="Times New Roman"/>
-        </w:rPr>
-      </w:pPr>
-      <w:proofErr w:type="spellStart"/>
-      <w:r>
-        <w:rPr>
-          <w:rFonts w:ascii="Times New Roman" w:hAnsi="Times New Roman" w:cs="Times New Roman"/>
-        </w:rPr>
         <w:t>Go</w:t>
       </w:r>
       <w:proofErr w:type="spellEnd"/>
@@ -4867,390 +5200,45 @@
           <w:rFonts w:ascii="Times New Roman" w:hAnsi="Times New Roman" w:cs="Times New Roman"/>
         </w:rPr>
       </w:pPr>
-      <w:proofErr w:type="spellStart"/>
-      <w:r>
-        <w:rPr>
-          <w:rFonts w:ascii="Times New Roman" w:hAnsi="Times New Roman" w:cs="Times New Roman"/>
-        </w:rPr>
-        <w:t>create</w:t>
-      </w:r>
-      <w:proofErr w:type="spellEnd"/>
-      <w:r>
-        <w:rPr>
-          <w:rFonts w:ascii="Times New Roman" w:hAnsi="Times New Roman" w:cs="Times New Roman"/>
-        </w:rPr>
-        <w:t xml:space="preserve"> table DETALLE_</w:t>
-      </w:r>
-      <w:proofErr w:type="gramStart"/>
-      <w:r>
-        <w:rPr>
-          <w:rFonts w:ascii="Times New Roman" w:hAnsi="Times New Roman" w:cs="Times New Roman"/>
-        </w:rPr>
-        <w:t>VENTA(</w:t>
-      </w:r>
-      <w:proofErr w:type="gramEnd"/>
-    </w:p>
-    <w:p>
-      <w:pPr>
-        <w:pStyle w:val="Prrafodelista"/>
-        <w:spacing w:line="360" w:lineRule="auto"/>
-        <w:ind w:left="0"/>
-        <w:jc w:val="both"/>
-        <w:rPr>
-          <w:rFonts w:ascii="Times New Roman" w:hAnsi="Times New Roman" w:cs="Times New Roman"/>
-        </w:rPr>
-      </w:pPr>
-      <w:proofErr w:type="spellStart"/>
-      <w:r>
-        <w:rPr>
-          <w:rFonts w:ascii="Times New Roman" w:hAnsi="Times New Roman" w:cs="Times New Roman"/>
-        </w:rPr>
-        <w:t>IdDetalleVenta</w:t>
-      </w:r>
-      <w:proofErr w:type="spellEnd"/>
-      <w:r>
-        <w:rPr>
-          <w:rFonts w:ascii="Times New Roman" w:hAnsi="Times New Roman" w:cs="Times New Roman"/>
-        </w:rPr>
-        <w:t xml:space="preserve"> </w:t>
-      </w:r>
-      <w:proofErr w:type="spellStart"/>
-      <w:r>
-        <w:rPr>
-          <w:rFonts w:ascii="Times New Roman" w:hAnsi="Times New Roman" w:cs="Times New Roman"/>
-        </w:rPr>
-        <w:t>int</w:t>
-      </w:r>
-      <w:proofErr w:type="spellEnd"/>
-      <w:r>
-        <w:rPr>
-          <w:rFonts w:ascii="Times New Roman" w:hAnsi="Times New Roman" w:cs="Times New Roman"/>
-        </w:rPr>
-        <w:t xml:space="preserve"> </w:t>
-      </w:r>
-      <w:proofErr w:type="spellStart"/>
-      <w:r>
-        <w:rPr>
-          <w:rFonts w:ascii="Times New Roman" w:hAnsi="Times New Roman" w:cs="Times New Roman"/>
-        </w:rPr>
-        <w:t>primary</w:t>
-      </w:r>
-      <w:proofErr w:type="spellEnd"/>
-      <w:r>
-        <w:rPr>
-          <w:rFonts w:ascii="Times New Roman" w:hAnsi="Times New Roman" w:cs="Times New Roman"/>
-        </w:rPr>
-        <w:t xml:space="preserve"> </w:t>
-      </w:r>
-      <w:proofErr w:type="spellStart"/>
-      <w:r>
-        <w:rPr>
-          <w:rFonts w:ascii="Times New Roman" w:hAnsi="Times New Roman" w:cs="Times New Roman"/>
-        </w:rPr>
-        <w:t>key</w:t>
-      </w:r>
-      <w:proofErr w:type="spellEnd"/>
-      <w:r>
-        <w:rPr>
-          <w:rFonts w:ascii="Times New Roman" w:hAnsi="Times New Roman" w:cs="Times New Roman"/>
-        </w:rPr>
-        <w:t xml:space="preserve"> </w:t>
-      </w:r>
-      <w:proofErr w:type="spellStart"/>
-      <w:r>
-        <w:rPr>
-          <w:rFonts w:ascii="Times New Roman" w:hAnsi="Times New Roman" w:cs="Times New Roman"/>
-        </w:rPr>
-        <w:t>identity</w:t>
-      </w:r>
-      <w:proofErr w:type="spellEnd"/>
-      <w:r>
-        <w:rPr>
-          <w:rFonts w:ascii="Times New Roman" w:hAnsi="Times New Roman" w:cs="Times New Roman"/>
-        </w:rPr>
-        <w:t>,</w:t>
-      </w:r>
-    </w:p>
-    <w:p>
-      <w:pPr>
-        <w:pStyle w:val="Prrafodelista"/>
-        <w:spacing w:line="360" w:lineRule="auto"/>
-        <w:ind w:left="0"/>
-        <w:jc w:val="both"/>
-        <w:rPr>
-          <w:rFonts w:ascii="Times New Roman" w:hAnsi="Times New Roman" w:cs="Times New Roman"/>
-        </w:rPr>
-      </w:pPr>
-      <w:proofErr w:type="spellStart"/>
-      <w:r>
-        <w:rPr>
-          <w:rFonts w:ascii="Times New Roman" w:hAnsi="Times New Roman" w:cs="Times New Roman"/>
-        </w:rPr>
-        <w:t>Fk_IdVenta</w:t>
-      </w:r>
-      <w:proofErr w:type="spellEnd"/>
-      <w:r>
-        <w:rPr>
-          <w:rFonts w:ascii="Times New Roman" w:hAnsi="Times New Roman" w:cs="Times New Roman"/>
-        </w:rPr>
-        <w:t xml:space="preserve"> </w:t>
-      </w:r>
-      <w:proofErr w:type="spellStart"/>
-      <w:r>
-        <w:rPr>
-          <w:rFonts w:ascii="Times New Roman" w:hAnsi="Times New Roman" w:cs="Times New Roman"/>
-        </w:rPr>
-        <w:t>int</w:t>
-      </w:r>
-      <w:proofErr w:type="spellEnd"/>
-      <w:r>
-        <w:rPr>
-          <w:rFonts w:ascii="Times New Roman" w:hAnsi="Times New Roman" w:cs="Times New Roman"/>
-        </w:rPr>
-        <w:t xml:space="preserve"> </w:t>
-      </w:r>
-      <w:proofErr w:type="spellStart"/>
-      <w:r>
-        <w:rPr>
-          <w:rFonts w:ascii="Times New Roman" w:hAnsi="Times New Roman" w:cs="Times New Roman"/>
-        </w:rPr>
-        <w:t>references</w:t>
-      </w:r>
-      <w:proofErr w:type="spellEnd"/>
-      <w:r>
-        <w:rPr>
-          <w:rFonts w:ascii="Times New Roman" w:hAnsi="Times New Roman" w:cs="Times New Roman"/>
-        </w:rPr>
-        <w:t xml:space="preserve"> VENTA(</w:t>
-      </w:r>
-      <w:proofErr w:type="spellStart"/>
-      <w:r>
-        <w:rPr>
-          <w:rFonts w:ascii="Times New Roman" w:hAnsi="Times New Roman" w:cs="Times New Roman"/>
-        </w:rPr>
-        <w:t>IdVenta</w:t>
-      </w:r>
-      <w:proofErr w:type="spellEnd"/>
-      <w:r>
-        <w:rPr>
-          <w:rFonts w:ascii="Times New Roman" w:hAnsi="Times New Roman" w:cs="Times New Roman"/>
-        </w:rPr>
-        <w:t>),</w:t>
-      </w:r>
-    </w:p>
-    <w:p>
-      <w:pPr>
-        <w:pStyle w:val="Prrafodelista"/>
-        <w:spacing w:line="360" w:lineRule="auto"/>
-        <w:ind w:left="0"/>
-        <w:jc w:val="both"/>
-        <w:rPr>
-          <w:rFonts w:ascii="Times New Roman" w:hAnsi="Times New Roman" w:cs="Times New Roman"/>
-        </w:rPr>
-      </w:pPr>
-      <w:proofErr w:type="spellStart"/>
-      <w:r>
-        <w:rPr>
-          <w:rFonts w:ascii="Times New Roman" w:hAnsi="Times New Roman" w:cs="Times New Roman"/>
-        </w:rPr>
-        <w:t>Fk_IdProducto</w:t>
-      </w:r>
-      <w:proofErr w:type="spellEnd"/>
-      <w:r>
-        <w:rPr>
-          <w:rFonts w:ascii="Times New Roman" w:hAnsi="Times New Roman" w:cs="Times New Roman"/>
-        </w:rPr>
-        <w:t xml:space="preserve"> </w:t>
-      </w:r>
-      <w:proofErr w:type="spellStart"/>
-      <w:r>
-        <w:rPr>
-          <w:rFonts w:ascii="Times New Roman" w:hAnsi="Times New Roman" w:cs="Times New Roman"/>
-        </w:rPr>
-        <w:t>int</w:t>
-      </w:r>
-      <w:proofErr w:type="spellEnd"/>
-      <w:r>
-        <w:rPr>
-          <w:rFonts w:ascii="Times New Roman" w:hAnsi="Times New Roman" w:cs="Times New Roman"/>
-        </w:rPr>
-        <w:t xml:space="preserve"> </w:t>
-      </w:r>
-      <w:proofErr w:type="spellStart"/>
-      <w:r>
-        <w:rPr>
-          <w:rFonts w:ascii="Times New Roman" w:hAnsi="Times New Roman" w:cs="Times New Roman"/>
-        </w:rPr>
-        <w:t>references</w:t>
-      </w:r>
-      <w:proofErr w:type="spellEnd"/>
-      <w:r>
-        <w:rPr>
-          <w:rFonts w:ascii="Times New Roman" w:hAnsi="Times New Roman" w:cs="Times New Roman"/>
-        </w:rPr>
-        <w:t xml:space="preserve"> PRODUCTO(</w:t>
-      </w:r>
-      <w:proofErr w:type="spellStart"/>
-      <w:r>
-        <w:rPr>
-          <w:rFonts w:ascii="Times New Roman" w:hAnsi="Times New Roman" w:cs="Times New Roman"/>
-        </w:rPr>
-        <w:t>IdProducto</w:t>
-      </w:r>
-      <w:proofErr w:type="spellEnd"/>
-      <w:r>
-        <w:rPr>
-          <w:rFonts w:ascii="Times New Roman" w:hAnsi="Times New Roman" w:cs="Times New Roman"/>
-        </w:rPr>
-        <w:t>),</w:t>
-      </w:r>
-    </w:p>
-    <w:p>
-      <w:pPr>
-        <w:pStyle w:val="Prrafodelista"/>
-        <w:spacing w:line="360" w:lineRule="auto"/>
-        <w:ind w:left="0"/>
-        <w:jc w:val="both"/>
-        <w:rPr>
-          <w:rFonts w:ascii="Times New Roman" w:hAnsi="Times New Roman" w:cs="Times New Roman"/>
-        </w:rPr>
-      </w:pPr>
-      <w:r>
-        <w:rPr>
-          <w:rFonts w:ascii="Times New Roman" w:hAnsi="Times New Roman" w:cs="Times New Roman"/>
-        </w:rPr>
-        <w:t xml:space="preserve">Cantidad </w:t>
-      </w:r>
-      <w:proofErr w:type="spellStart"/>
-      <w:r>
-        <w:rPr>
-          <w:rFonts w:ascii="Times New Roman" w:hAnsi="Times New Roman" w:cs="Times New Roman"/>
-        </w:rPr>
-        <w:t>int</w:t>
-      </w:r>
-      <w:proofErr w:type="spellEnd"/>
-      <w:r>
-        <w:rPr>
-          <w:rFonts w:ascii="Times New Roman" w:hAnsi="Times New Roman" w:cs="Times New Roman"/>
-        </w:rPr>
-        <w:t>,</w:t>
-      </w:r>
-    </w:p>
-    <w:p>
-      <w:pPr>
-        <w:pStyle w:val="Prrafodelista"/>
-        <w:spacing w:line="360" w:lineRule="auto"/>
-        <w:ind w:left="0"/>
-        <w:jc w:val="both"/>
-        <w:rPr>
-          <w:rFonts w:ascii="Times New Roman" w:hAnsi="Times New Roman" w:cs="Times New Roman"/>
-        </w:rPr>
-      </w:pPr>
-      <w:r>
-        <w:rPr>
-          <w:rFonts w:ascii="Times New Roman" w:hAnsi="Times New Roman" w:cs="Times New Roman"/>
-        </w:rPr>
-        <w:t xml:space="preserve">Total </w:t>
-      </w:r>
-      <w:proofErr w:type="gramStart"/>
-      <w:r>
-        <w:rPr>
-          <w:rFonts w:ascii="Times New Roman" w:hAnsi="Times New Roman" w:cs="Times New Roman"/>
-        </w:rPr>
-        <w:t>decimal(</w:t>
-      </w:r>
-      <w:proofErr w:type="gramEnd"/>
-      <w:r>
-        <w:rPr>
-          <w:rFonts w:ascii="Times New Roman" w:hAnsi="Times New Roman" w:cs="Times New Roman"/>
-        </w:rPr>
-        <w:t>10,2)</w:t>
-      </w:r>
-    </w:p>
-    <w:p>
-      <w:pPr>
-        <w:pStyle w:val="Prrafodelista"/>
-        <w:spacing w:line="360" w:lineRule="auto"/>
-        <w:ind w:left="0"/>
-        <w:jc w:val="both"/>
-        <w:rPr>
-          <w:rFonts w:ascii="Times New Roman" w:hAnsi="Times New Roman" w:cs="Times New Roman"/>
-        </w:rPr>
-      </w:pPr>
-      <w:r>
-        <w:rPr>
-          <w:rFonts w:ascii="Times New Roman" w:hAnsi="Times New Roman" w:cs="Times New Roman"/>
-        </w:rPr>
-        <w:t>)</w:t>
-      </w:r>
-    </w:p>
-    <w:p>
-      <w:pPr>
-        <w:pStyle w:val="Prrafodelista"/>
-        <w:spacing w:line="360" w:lineRule="auto"/>
-        <w:ind w:left="0"/>
-        <w:jc w:val="both"/>
-        <w:rPr>
-          <w:rFonts w:ascii="Times New Roman" w:hAnsi="Times New Roman" w:cs="Times New Roman"/>
-        </w:rPr>
-      </w:pPr>
-      <w:proofErr w:type="spellStart"/>
-      <w:r>
-        <w:rPr>
-          <w:rFonts w:ascii="Times New Roman" w:hAnsi="Times New Roman" w:cs="Times New Roman"/>
-        </w:rPr>
-        <w:t>Go</w:t>
-      </w:r>
-      <w:proofErr w:type="spellEnd"/>
-    </w:p>
-    <w:p>
-      <w:pPr>
-        <w:pStyle w:val="Prrafodelista"/>
-        <w:spacing w:line="360" w:lineRule="auto"/>
-        <w:ind w:left="0"/>
-        <w:jc w:val="both"/>
-        <w:rPr>
-          <w:rFonts w:ascii="Times New Roman" w:hAnsi="Times New Roman" w:cs="Times New Roman"/>
-        </w:rPr>
-      </w:pPr>
-    </w:p>
-    <w:p>
-      <w:pPr>
-        <w:pStyle w:val="Prrafodelista"/>
-        <w:spacing w:line="360" w:lineRule="auto"/>
-        <w:ind w:left="0"/>
-        <w:jc w:val="both"/>
-        <w:rPr>
-          <w:rFonts w:ascii="Times New Roman" w:hAnsi="Times New Roman" w:cs="Times New Roman"/>
-        </w:rPr>
-      </w:pPr>
-    </w:p>
-    <w:p>
-      <w:pPr>
-        <w:pStyle w:val="Prrafodelista"/>
-        <w:spacing w:line="360" w:lineRule="auto"/>
-        <w:ind w:left="0"/>
-        <w:jc w:val="both"/>
-        <w:rPr>
-          <w:rFonts w:ascii="Times New Roman" w:hAnsi="Times New Roman" w:cs="Times New Roman"/>
-        </w:rPr>
-      </w:pPr>
-    </w:p>
-    <w:p>
-      <w:pPr>
-        <w:pStyle w:val="Prrafodelista"/>
-        <w:spacing w:line="360" w:lineRule="auto"/>
-        <w:ind w:left="0"/>
-        <w:jc w:val="both"/>
-        <w:rPr>
-          <w:rFonts w:ascii="Times New Roman" w:hAnsi="Times New Roman" w:cs="Times New Roman"/>
-        </w:rPr>
-      </w:pPr>
-      <w:proofErr w:type="spellStart"/>
-      <w:r>
-        <w:rPr>
-          <w:rFonts w:ascii="Times New Roman" w:hAnsi="Times New Roman" w:cs="Times New Roman"/>
-        </w:rPr>
+    </w:p>
+    <w:p>
+      <w:pPr>
+        <w:pStyle w:val="Prrafodelista"/>
+        <w:spacing w:line="360" w:lineRule="auto"/>
+        <w:ind w:left="0"/>
+        <w:jc w:val="both"/>
+        <w:rPr>
+          <w:rFonts w:ascii="Times New Roman" w:hAnsi="Times New Roman" w:cs="Times New Roman"/>
+        </w:rPr>
+      </w:pPr>
+    </w:p>
+    <w:p>
+      <w:pPr>
+        <w:pStyle w:val="Prrafodelista"/>
+        <w:spacing w:line="360" w:lineRule="auto"/>
+        <w:ind w:left="0"/>
+        <w:jc w:val="both"/>
+        <w:rPr>
+          <w:rFonts w:ascii="Times New Roman" w:hAnsi="Times New Roman" w:cs="Times New Roman"/>
+        </w:rPr>
+      </w:pPr>
+    </w:p>
+    <w:p>
+      <w:pPr>
+        <w:pStyle w:val="Prrafodelista"/>
+        <w:spacing w:line="360" w:lineRule="auto"/>
+        <w:ind w:left="0"/>
+        <w:jc w:val="both"/>
+        <w:rPr>
+          <w:rFonts w:ascii="Times New Roman" w:hAnsi="Times New Roman" w:cs="Times New Roman"/>
+        </w:rPr>
+      </w:pPr>
+      <w:proofErr w:type="spellStart"/>
+      <w:r>
+        <w:rPr>
+          <w:rFonts w:ascii="Times New Roman" w:hAnsi="Times New Roman" w:cs="Times New Roman"/>
+        </w:rPr>
+        <w:lastRenderedPageBreak/>
         <w:t>create</w:t>
       </w:r>
       <w:proofErr w:type="spellEnd"/>
@@ -6256,6 +6244,7 @@
           <w:bCs/>
           <w:highlight w:val="magenta"/>
         </w:rPr>
+        <w:lastRenderedPageBreak/>
         <w:t>NOTA.</w:t>
       </w:r>
       <w:r>
@@ -6778,7 +6767,6 @@
         <w:rPr>
           <w:rFonts w:ascii="Times New Roman" w:hAnsi="Times New Roman" w:cs="Times New Roman"/>
         </w:rPr>
-        <w:lastRenderedPageBreak/>
         <w:t>DISTINCT → Elimina valores duplicados.</w:t>
       </w:r>
     </w:p>
@@ -6813,6 +6801,7 @@
           <w:b/>
           <w:bCs/>
         </w:rPr>
+        <w:lastRenderedPageBreak/>
         <w:t>Operadores de Comparación</w:t>
       </w:r>
     </w:p>
@@ -7306,6 +7295,7 @@
           <w:b/>
           <w:bCs/>
         </w:rPr>
+        <w:lastRenderedPageBreak/>
         <w:t xml:space="preserve">Definición y Estructura de la Base de Datos (DDL - Data </w:t>
       </w:r>
       <w:proofErr w:type="spellStart"/>
@@ -7926,6 +7916,7 @@
           <w:b/>
           <w:bCs/>
         </w:rPr>
+        <w:lastRenderedPageBreak/>
         <w:t>Administración y Mantenimiento de Base de Datos</w:t>
       </w:r>
     </w:p>
@@ -8445,6 +8436,7 @@
           <w:bCs/>
           <w:highlight w:val="magenta"/>
         </w:rPr>
+        <w:lastRenderedPageBreak/>
         <w:t>NOTA.</w:t>
       </w:r>
     </w:p>
@@ -9058,6 +9050,7 @@
         <w:pStyle w:val="Prrafodelista"/>
         <w:spacing w:line="360" w:lineRule="auto"/>
         <w:ind w:left="0"/>
+        <w:jc w:val="both"/>
         <w:rPr>
           <w:rFonts w:ascii="Times New Roman" w:hAnsi="Times New Roman" w:cs="Times New Roman"/>
         </w:rPr>
@@ -9132,6 +9125,7 @@
           <w:b/>
           <w:bCs/>
         </w:rPr>
+        <w:lastRenderedPageBreak/>
         <w:t>BACKEND CON C# Y .NET</w:t>
       </w:r>
     </w:p>
@@ -9873,7 +9867,27 @@
           <w:lang w:eastAsia="es-CO"/>
           <w14:ligatures w14:val="none"/>
         </w:rPr>
-        <w:t>→ Renombrar la rama principal a "master"</w:t>
+        <w:t>→ Renombrar la rama principal a "</w:t>
+      </w:r>
+      <w:proofErr w:type="gramStart"/>
+      <w:r>
+        <w:rPr>
+          <w:rFonts w:ascii="Times New Roman" w:eastAsia="Times New Roman" w:hAnsi="Times New Roman" w:cs="Times New Roman"/>
+          <w:kern w:val="0"/>
+          <w:lang w:eastAsia="es-CO"/>
+          <w14:ligatures w14:val="none"/>
+        </w:rPr>
+        <w:t>master</w:t>
+      </w:r>
+      <w:proofErr w:type="gramEnd"/>
+      <w:r>
+        <w:rPr>
+          <w:rFonts w:ascii="Times New Roman" w:eastAsia="Times New Roman" w:hAnsi="Times New Roman" w:cs="Times New Roman"/>
+          <w:kern w:val="0"/>
+          <w:lang w:eastAsia="es-CO"/>
+          <w14:ligatures w14:val="none"/>
+        </w:rPr>
+        <w:t>"</w:t>
       </w:r>
     </w:p>
     <w:p>
@@ -10913,7 +10927,6 @@
           <w:lang w:eastAsia="es-CO"/>
           <w14:ligatures w14:val="none"/>
         </w:rPr>
-        <w:lastRenderedPageBreak/>
         <w:t>git</w:t>
       </w:r>
       <w:proofErr w:type="spellEnd"/>
@@ -11152,6 +11165,7 @@
           <w:lang w:eastAsia="es-CO"/>
           <w14:ligatures w14:val="none"/>
         </w:rPr>
+        <w:lastRenderedPageBreak/>
         <w:t>git</w:t>
       </w:r>
       <w:proofErr w:type="spellEnd"/>
@@ -12714,7 +12728,6 @@
         <w:rPr>
           <w:color w:val="BF4E14" w:themeColor="accent2" w:themeShade="BF"/>
         </w:rPr>
-        <w:lastRenderedPageBreak/>
         <w:t>dotnet</w:t>
       </w:r>
       <w:proofErr w:type="spellEnd"/>
@@ -14343,6 +14356,7 @@
         </w:numPr>
       </w:pPr>
       <w:r>
+        <w:lastRenderedPageBreak/>
         <w:t xml:space="preserve">Instalar </w:t>
       </w:r>
       <w:proofErr w:type="spellStart"/>
@@ -14851,6 +14865,7 @@
         <w:t>=</w:t>
       </w:r>
       <w:proofErr w:type="spellStart"/>
+      <w:proofErr w:type="gramStart"/>
       <w:r>
         <w:rPr>
           <w:color w:val="FF0000"/>
@@ -14858,26 +14873,298 @@
         <w:t>Manantial;User</w:t>
       </w:r>
       <w:proofErr w:type="spellEnd"/>
+      <w:proofErr w:type="gramEnd"/>
       <w:r>
         <w:rPr>
           <w:color w:val="FF0000"/>
         </w:rPr>
-        <w:t xml:space="preserve"> Id=sa;Password=luis1994;Encrypt=False;TrustServerCertificate=True;"</w:t>
-      </w:r>
-    </w:p>
-    <w:p>
-      <w:pPr>
-        <w:pStyle w:val="Prrafodelista"/>
+        <w:t xml:space="preserve"> Id=</w:t>
+      </w:r>
+      <w:proofErr w:type="gramStart"/>
+      <w:r>
         <w:rPr>
           <w:color w:val="FF0000"/>
         </w:rPr>
-      </w:pPr>
+        <w:t>sa;Password</w:t>
+      </w:r>
+      <w:proofErr w:type="gramEnd"/>
       <w:r>
         <w:rPr>
           <w:color w:val="FF0000"/>
         </w:rPr>
+        <w:t>=luis</w:t>
+      </w:r>
+      <w:proofErr w:type="gramStart"/>
+      <w:r>
+        <w:rPr>
+          <w:color w:val="FF0000"/>
+        </w:rPr>
+        <w:t>1994;Encrypt</w:t>
+      </w:r>
+      <w:proofErr w:type="gramEnd"/>
+      <w:r>
+        <w:rPr>
+          <w:color w:val="FF0000"/>
+        </w:rPr>
+        <w:t>=</w:t>
+      </w:r>
+      <w:proofErr w:type="gramStart"/>
+      <w:r>
+        <w:rPr>
+          <w:color w:val="FF0000"/>
+        </w:rPr>
+        <w:t>False;TrustServerCertificate</w:t>
+      </w:r>
+      <w:proofErr w:type="gramEnd"/>
+      <w:r>
+        <w:rPr>
+          <w:color w:val="FF0000"/>
+        </w:rPr>
+        <w:t>=True;"</w:t>
+      </w:r>
+    </w:p>
+    <w:p>
+      <w:pPr>
+        <w:pStyle w:val="Prrafodelista"/>
+        <w:rPr>
+          <w:color w:val="FF0000"/>
+        </w:rPr>
+      </w:pPr>
+      <w:r>
+        <w:rPr>
+          <w:color w:val="FF0000"/>
+        </w:rPr>
         <w:t xml:space="preserve">  }</w:t>
       </w:r>
+    </w:p>
+    <w:p>
+      <w:pPr>
+        <w:pStyle w:val="Prrafodelista"/>
+      </w:pPr>
+    </w:p>
+    <w:p>
+      <w:pPr>
+        <w:pStyle w:val="Prrafodelista"/>
+      </w:pPr>
+      <w:r>
+        <w:rPr>
+          <w:highlight w:val="magenta"/>
+        </w:rPr>
+        <w:t>Nota.</w:t>
+      </w:r>
+      <w:r>
+        <w:t xml:space="preserve"> </w:t>
+      </w:r>
+    </w:p>
+    <w:p>
+      <w:pPr>
+        <w:pStyle w:val="Prrafodelista"/>
+      </w:pPr>
+      <w:r>
+        <w:t>Puedes crearla como variable de entorno del sistema o del usuario (permanente):</w:t>
+      </w:r>
+    </w:p>
+    <w:p>
+      <w:pPr>
+        <w:pStyle w:val="Prrafodelista"/>
+      </w:pPr>
+      <w:r>
+        <w:t>Busca "Editar las variables de entorno del sistema" en el menú inicio.</w:t>
+      </w:r>
+    </w:p>
+    <w:p>
+      <w:pPr>
+        <w:pStyle w:val="Prrafodelista"/>
+      </w:pPr>
+      <w:r>
+        <w:t>En la ventana que aparece, haz clic en "Variables de entorno..."</w:t>
+      </w:r>
+    </w:p>
+    <w:p>
+      <w:pPr>
+        <w:pStyle w:val="Prrafodelista"/>
+      </w:pPr>
+      <w:r>
+        <w:t>En la sección de "Variables de usuario" o "Variables del sistema":</w:t>
+      </w:r>
+    </w:p>
+    <w:p>
+      <w:pPr>
+        <w:pStyle w:val="Prrafodelista"/>
+      </w:pPr>
+      <w:r>
+        <w:t>Haz clic en "Nueva..."</w:t>
+      </w:r>
+    </w:p>
+    <w:p>
+      <w:pPr>
+        <w:pStyle w:val="Prrafodelista"/>
+      </w:pPr>
+      <w:r>
+        <w:t>Nombre de la variable:</w:t>
+      </w:r>
+    </w:p>
+    <w:p>
+      <w:pPr>
+        <w:pStyle w:val="Prrafodelista"/>
+      </w:pPr>
+      <w:proofErr w:type="spellStart"/>
+      <w:r>
+        <w:t>ConnectionStrings</w:t>
+      </w:r>
+      <w:proofErr w:type="spellEnd"/>
+      <w:r>
+        <w:t>__</w:t>
+      </w:r>
+      <w:proofErr w:type="spellStart"/>
+      <w:r>
+        <w:t>CadenaConexion</w:t>
+      </w:r>
+      <w:proofErr w:type="spellEnd"/>
+    </w:p>
+    <w:p>
+      <w:pPr>
+        <w:pStyle w:val="Prrafodelista"/>
+      </w:pPr>
+      <w:r>
+        <w:t>Valor de la variable:</w:t>
+      </w:r>
+    </w:p>
+    <w:p>
+      <w:pPr>
+        <w:pStyle w:val="Prrafodelista"/>
+        <w:rPr>
+          <w:color w:val="FF0000"/>
+        </w:rPr>
+      </w:pPr>
+      <w:r>
+        <w:rPr>
+          <w:color w:val="FF0000"/>
+        </w:rPr>
+        <w:t>Server=SIULSERROTAM</w:t>
+      </w:r>
+      <w:proofErr w:type="gramStart"/>
+      <w:r>
+        <w:rPr>
+          <w:color w:val="FF0000"/>
+        </w:rPr>
+        <w:t>\\</w:t>
+      </w:r>
+      <w:proofErr w:type="spellStart"/>
+      <w:r>
+        <w:rPr>
+          <w:color w:val="FF0000"/>
+        </w:rPr>
+        <w:t>MYSQL;Initial</w:t>
+      </w:r>
+      <w:proofErr w:type="spellEnd"/>
+      <w:proofErr w:type="gramEnd"/>
+      <w:r>
+        <w:rPr>
+          <w:color w:val="FF0000"/>
+        </w:rPr>
+        <w:t xml:space="preserve"> </w:t>
+      </w:r>
+      <w:proofErr w:type="spellStart"/>
+      <w:r>
+        <w:rPr>
+          <w:color w:val="FF0000"/>
+        </w:rPr>
+        <w:t>Catalog</w:t>
+      </w:r>
+      <w:proofErr w:type="spellEnd"/>
+      <w:r>
+        <w:rPr>
+          <w:color w:val="FF0000"/>
+        </w:rPr>
+        <w:t>=</w:t>
+      </w:r>
+      <w:proofErr w:type="spellStart"/>
+      <w:proofErr w:type="gramStart"/>
+      <w:r>
+        <w:rPr>
+          <w:color w:val="FF0000"/>
+        </w:rPr>
+        <w:t>Manantial;User</w:t>
+      </w:r>
+      <w:proofErr w:type="spellEnd"/>
+      <w:proofErr w:type="gramEnd"/>
+      <w:r>
+        <w:rPr>
+          <w:color w:val="FF0000"/>
+        </w:rPr>
+        <w:t xml:space="preserve"> Id=</w:t>
+      </w:r>
+      <w:proofErr w:type="gramStart"/>
+      <w:r>
+        <w:rPr>
+          <w:color w:val="FF0000"/>
+        </w:rPr>
+        <w:t>sa;Password</w:t>
+      </w:r>
+      <w:proofErr w:type="gramEnd"/>
+      <w:r>
+        <w:rPr>
+          <w:color w:val="FF0000"/>
+        </w:rPr>
+        <w:t>=luis</w:t>
+      </w:r>
+      <w:proofErr w:type="gramStart"/>
+      <w:r>
+        <w:rPr>
+          <w:color w:val="FF0000"/>
+        </w:rPr>
+        <w:t>1994;Encrypt</w:t>
+      </w:r>
+      <w:proofErr w:type="gramEnd"/>
+      <w:r>
+        <w:rPr>
+          <w:color w:val="FF0000"/>
+        </w:rPr>
+        <w:t>=</w:t>
+      </w:r>
+      <w:proofErr w:type="gramStart"/>
+      <w:r>
+        <w:rPr>
+          <w:color w:val="FF0000"/>
+        </w:rPr>
+        <w:t>False;TrustServerCertificate</w:t>
+      </w:r>
+      <w:proofErr w:type="gramEnd"/>
+      <w:r>
+        <w:rPr>
+          <w:color w:val="FF0000"/>
+        </w:rPr>
+        <w:t>=True;</w:t>
+      </w:r>
+    </w:p>
+    <w:p>
+      <w:pPr>
+        <w:pStyle w:val="Prrafodelista"/>
+      </w:pPr>
+    </w:p>
+    <w:p>
+      <w:pPr>
+        <w:pStyle w:val="Prrafodelista"/>
+      </w:pPr>
+      <w:r>
+        <w:t>$</w:t>
+      </w:r>
+      <w:proofErr w:type="spellStart"/>
+      <w:proofErr w:type="gramStart"/>
+      <w:r>
+        <w:t>env:ConnectionStrings</w:t>
+      </w:r>
+      <w:proofErr w:type="spellEnd"/>
+      <w:proofErr w:type="gramEnd"/>
+      <w:r>
+        <w:t>__</w:t>
+      </w:r>
+      <w:proofErr w:type="spellStart"/>
+      <w:r>
+        <w:t>CadenaConexion</w:t>
+      </w:r>
+      <w:proofErr w:type="spellEnd"/>
     </w:p>
     <w:p>
       <w:pPr>
@@ -14893,6 +15180,7 @@
         </w:numPr>
       </w:pPr>
       <w:r>
+        <w:lastRenderedPageBreak/>
         <w:t xml:space="preserve">Crear en la carpeta principal el </w:t>
       </w:r>
       <w:proofErr w:type="gramStart"/>
@@ -15530,6 +15818,7 @@
         <w:rPr>
           <w:rFonts w:ascii="Times New Roman" w:hAnsi="Times New Roman" w:cs="Times New Roman"/>
         </w:rPr>
+        <w:lastRenderedPageBreak/>
         <w:t>Capa Core: Contiene la lógica central del negocio.</w:t>
       </w:r>
     </w:p>
@@ -15668,23 +15957,6 @@
           <w:rFonts w:ascii="Times New Roman" w:hAnsi="Times New Roman" w:cs="Times New Roman"/>
         </w:rPr>
       </w:pPr>
-      <w:r>
-        <w:rPr>
-          <w:rFonts w:ascii="Times New Roman" w:hAnsi="Times New Roman" w:cs="Times New Roman"/>
-        </w:rPr>
-        <w:t>Entidad: Objeto que representa datos en un sistema.</w:t>
-      </w:r>
-    </w:p>
-    <w:p>
-      <w:pPr>
-        <w:pStyle w:val="Prrafodelista"/>
-        <w:spacing w:line="360" w:lineRule="auto"/>
-        <w:ind w:left="0"/>
-        <w:jc w:val="both"/>
-        <w:rPr>
-          <w:rFonts w:ascii="Times New Roman" w:hAnsi="Times New Roman" w:cs="Times New Roman"/>
-        </w:rPr>
-      </w:pPr>
       <w:proofErr w:type="spellStart"/>
       <w:r>
         <w:rPr>
@@ -15797,6 +16069,50 @@
         </w:rPr>
         <w:t>): Operaciones básicas en bases de datos.</w:t>
       </w:r>
+    </w:p>
+    <w:p>
+      <w:pPr>
+        <w:pStyle w:val="Prrafodelista"/>
+        <w:spacing w:line="360" w:lineRule="auto"/>
+        <w:ind w:left="0"/>
+        <w:jc w:val="both"/>
+        <w:rPr>
+          <w:rFonts w:ascii="Times New Roman" w:hAnsi="Times New Roman" w:cs="Times New Roman"/>
+        </w:rPr>
+      </w:pPr>
+    </w:p>
+    <w:p>
+      <w:pPr>
+        <w:pStyle w:val="Prrafodelista"/>
+        <w:spacing w:line="360" w:lineRule="auto"/>
+        <w:ind w:left="0"/>
+        <w:jc w:val="both"/>
+        <w:rPr>
+          <w:rFonts w:ascii="Times New Roman" w:hAnsi="Times New Roman" w:cs="Times New Roman"/>
+        </w:rPr>
+      </w:pPr>
+    </w:p>
+    <w:p>
+      <w:pPr>
+        <w:pStyle w:val="Prrafodelista"/>
+        <w:spacing w:line="360" w:lineRule="auto"/>
+        <w:ind w:left="0"/>
+        <w:jc w:val="both"/>
+        <w:rPr>
+          <w:rFonts w:ascii="Times New Roman" w:hAnsi="Times New Roman" w:cs="Times New Roman"/>
+        </w:rPr>
+      </w:pPr>
+    </w:p>
+    <w:p>
+      <w:pPr>
+        <w:pStyle w:val="Prrafodelista"/>
+        <w:spacing w:line="360" w:lineRule="auto"/>
+        <w:ind w:left="0"/>
+        <w:jc w:val="both"/>
+        <w:rPr>
+          <w:rFonts w:ascii="Times New Roman" w:hAnsi="Times New Roman" w:cs="Times New Roman"/>
+        </w:rPr>
+      </w:pPr>
     </w:p>
     <w:p>
       <w:pPr>
@@ -15815,7 +16131,6 @@
         <w:rPr>
           <w:rFonts w:ascii="Times New Roman" w:hAnsi="Times New Roman" w:cs="Times New Roman"/>
         </w:rPr>
-        <w:lastRenderedPageBreak/>
         <w:t xml:space="preserve"> </w:t>
       </w:r>
       <w:proofErr w:type="spellStart"/>
@@ -16217,6 +16532,7 @@
         <w:rPr>
           <w:rFonts w:ascii="Times New Roman" w:hAnsi="Times New Roman" w:cs="Times New Roman"/>
         </w:rPr>
+        <w:lastRenderedPageBreak/>
         <w:t>Herencia: Mecanismo que permite que una clase derive de otra y reutilice su funcionalidad.</w:t>
       </w:r>
     </w:p>
@@ -16238,10 +16554,7 @@
     </w:p>
     <w:p>
       <w:pPr>
-        <w:ind w:firstLine="708"/>
-        <w:rPr>
-          <w:rFonts w:ascii="Times New Roman" w:hAnsi="Times New Roman" w:cs="Times New Roman"/>
-        </w:rPr>
+        <w:ind w:left="708"/>
       </w:pPr>
       <w:r>
         <w:rPr>
@@ -16250,14 +16563,28 @@
         <w:t>Nota</w:t>
       </w:r>
       <w:r>
-        <w:t>. En las interfaces s obligatorio agregar todos los métodos creados en una</w:t>
-      </w:r>
-      <w:r>
-        <w:tab/>
+        <w:t>. En las interfaces</w:t>
+      </w:r>
+      <w:r>
+        <w:t xml:space="preserve"> e</w:t>
+      </w:r>
+      <w:r>
+        <w:t>s obligatorio agregar todos los métodos creados en una</w:t>
+      </w:r>
+      <w:r>
+        <w:t xml:space="preserve"> </w:t>
       </w:r>
       <w:r>
         <w:t>herencia.</w:t>
       </w:r>
+    </w:p>
+    <w:p>
+      <w:pPr>
+        <w:ind w:left="708"/>
+        <w:rPr>
+          <w:rFonts w:ascii="Times New Roman" w:hAnsi="Times New Roman" w:cs="Times New Roman"/>
+        </w:rPr>
+      </w:pPr>
     </w:p>
     <w:p>
       <w:pPr>
@@ -16461,7 +16788,6 @@
         <w:rPr>
           <w:rFonts w:ascii="Times New Roman" w:hAnsi="Times New Roman" w:cs="Times New Roman"/>
         </w:rPr>
-        <w:lastRenderedPageBreak/>
         <w:t xml:space="preserve"> </w:t>
       </w:r>
       <w:proofErr w:type="spellStart"/>
@@ -16597,12 +16923,6 @@
           <w:rFonts w:ascii="Times New Roman" w:hAnsi="Times New Roman" w:cs="Times New Roman"/>
         </w:rPr>
       </w:pPr>
-      <w:r>
-        <w:rPr>
-          <w:rFonts w:ascii="Times New Roman" w:hAnsi="Times New Roman" w:cs="Times New Roman"/>
-        </w:rPr>
-        <w:t xml:space="preserve"> </w:t>
-      </w:r>
       <w:proofErr w:type="spellStart"/>
       <w:r>
         <w:rPr>
@@ -16974,6 +17294,7 @@
               <w:ind w:left="0"/>
             </w:pPr>
             <w:r>
+              <w:lastRenderedPageBreak/>
               <w:t>Propósito</w:t>
             </w:r>
           </w:p>
@@ -17367,7 +17688,6 @@
         <w:rPr>
           <w:rFonts w:ascii="Times New Roman" w:hAnsi="Times New Roman" w:cs="Times New Roman"/>
         </w:rPr>
-        <w:lastRenderedPageBreak/>
         <w:t>EvaluadorDeEspecificaciones</w:t>
       </w:r>
       <w:proofErr w:type="spellEnd"/>
@@ -17489,6 +17809,28 @@
           <w:rFonts w:ascii="Times New Roman" w:hAnsi="Times New Roman" w:cs="Times New Roman"/>
         </w:rPr>
       </w:pPr>
+      <w:proofErr w:type="spellStart"/>
+      <w:r>
+        <w:rPr>
+          <w:rFonts w:ascii="Times New Roman" w:hAnsi="Times New Roman" w:cs="Times New Roman"/>
+        </w:rPr>
+        <w:t>ContextoTienda</w:t>
+      </w:r>
+      <w:proofErr w:type="spellEnd"/>
+      <w:r>
+        <w:rPr>
+          <w:rFonts w:ascii="Times New Roman" w:hAnsi="Times New Roman" w:cs="Times New Roman"/>
+        </w:rPr>
+        <w:t xml:space="preserve"> (</w:t>
+      </w:r>
+      <w:proofErr w:type="spellStart"/>
+      <w:r>
+        <w:rPr>
+          <w:rFonts w:ascii="Times New Roman" w:hAnsi="Times New Roman" w:cs="Times New Roman"/>
+        </w:rPr>
+        <w:t>namespace</w:t>
+      </w:r>
+      <w:proofErr w:type="spellEnd"/>
       <w:r>
         <w:rPr>
           <w:rFonts w:ascii="Times New Roman" w:hAnsi="Times New Roman" w:cs="Times New Roman"/>
@@ -17500,21 +17842,32 @@
         <w:rPr>
           <w:rFonts w:ascii="Times New Roman" w:hAnsi="Times New Roman" w:cs="Times New Roman"/>
         </w:rPr>
-        <w:t>ContextoTienda</w:t>
-      </w:r>
-      <w:proofErr w:type="spellEnd"/>
-      <w:r>
-        <w:rPr>
-          <w:rFonts w:ascii="Times New Roman" w:hAnsi="Times New Roman" w:cs="Times New Roman"/>
-        </w:rPr>
-        <w:t xml:space="preserve"> (</w:t>
-      </w:r>
-      <w:proofErr w:type="spellStart"/>
-      <w:r>
-        <w:rPr>
-          <w:rFonts w:ascii="Times New Roman" w:hAnsi="Times New Roman" w:cs="Times New Roman"/>
-        </w:rPr>
-        <w:t>namespace</w:t>
+        <w:t>Infraestructure.Data</w:t>
+      </w:r>
+      <w:proofErr w:type="spellEnd"/>
+      <w:r>
+        <w:rPr>
+          <w:rFonts w:ascii="Times New Roman" w:hAnsi="Times New Roman" w:cs="Times New Roman"/>
+        </w:rPr>
+        <w:t>)</w:t>
+      </w:r>
+    </w:p>
+    <w:p>
+      <w:pPr>
+        <w:pStyle w:val="Prrafodelista"/>
+        <w:spacing w:line="360" w:lineRule="auto"/>
+        <w:ind w:left="708"/>
+        <w:jc w:val="both"/>
+        <w:rPr>
+          <w:rFonts w:ascii="Times New Roman" w:hAnsi="Times New Roman" w:cs="Times New Roman"/>
+        </w:rPr>
+      </w:pPr>
+      <w:proofErr w:type="spellStart"/>
+      <w:r>
+        <w:rPr>
+          <w:rFonts w:ascii="Times New Roman" w:hAnsi="Times New Roman" w:cs="Times New Roman"/>
+        </w:rPr>
+        <w:t>using</w:t>
       </w:r>
       <w:proofErr w:type="spellEnd"/>
       <w:r>
@@ -17528,14 +17881,14 @@
         <w:rPr>
           <w:rFonts w:ascii="Times New Roman" w:hAnsi="Times New Roman" w:cs="Times New Roman"/>
         </w:rPr>
-        <w:t>Infraestructure.Data</w:t>
-      </w:r>
-      <w:proofErr w:type="spellEnd"/>
-      <w:r>
-        <w:rPr>
-          <w:rFonts w:ascii="Times New Roman" w:hAnsi="Times New Roman" w:cs="Times New Roman"/>
-        </w:rPr>
-        <w:t>)</w:t>
+        <w:t>System.Reflection</w:t>
+      </w:r>
+      <w:proofErr w:type="spellEnd"/>
+      <w:r>
+        <w:rPr>
+          <w:rFonts w:ascii="Times New Roman" w:hAnsi="Times New Roman" w:cs="Times New Roman"/>
+        </w:rPr>
+        <w:t>: Permite obtener información sobre ensamblados, clases y métodos en tiempo de ejecución.</w:t>
       </w:r>
     </w:p>
     <w:p>
@@ -17567,14 +17920,14 @@
         <w:rPr>
           <w:rFonts w:ascii="Times New Roman" w:hAnsi="Times New Roman" w:cs="Times New Roman"/>
         </w:rPr>
-        <w:t>System.Reflection</w:t>
-      </w:r>
-      <w:proofErr w:type="spellEnd"/>
-      <w:r>
-        <w:rPr>
-          <w:rFonts w:ascii="Times New Roman" w:hAnsi="Times New Roman" w:cs="Times New Roman"/>
-        </w:rPr>
-        <w:t>: Permite obtener información sobre ensamblados, clases y métodos en tiempo de ejecución.</w:t>
+        <w:t>Microsoft.EntityFrameworkCore</w:t>
+      </w:r>
+      <w:proofErr w:type="spellEnd"/>
+      <w:r>
+        <w:rPr>
+          <w:rFonts w:ascii="Times New Roman" w:hAnsi="Times New Roman" w:cs="Times New Roman"/>
+        </w:rPr>
+        <w:t>: Biblioteca de acceso a datos para .NET basada en ORM.</w:t>
       </w:r>
     </w:p>
     <w:p>
@@ -17592,28 +17945,14 @@
         <w:rPr>
           <w:rFonts w:ascii="Times New Roman" w:hAnsi="Times New Roman" w:cs="Times New Roman"/>
         </w:rPr>
-        <w:t>using</w:t>
-      </w:r>
-      <w:proofErr w:type="spellEnd"/>
-      <w:r>
-        <w:rPr>
-          <w:rFonts w:ascii="Times New Roman" w:hAnsi="Times New Roman" w:cs="Times New Roman"/>
-        </w:rPr>
-        <w:t xml:space="preserve"> </w:t>
-      </w:r>
-      <w:proofErr w:type="spellStart"/>
-      <w:r>
-        <w:rPr>
-          <w:rFonts w:ascii="Times New Roman" w:hAnsi="Times New Roman" w:cs="Times New Roman"/>
-        </w:rPr>
-        <w:t>Microsoft.EntityFrameworkCore</w:t>
-      </w:r>
-      <w:proofErr w:type="spellEnd"/>
-      <w:r>
-        <w:rPr>
-          <w:rFonts w:ascii="Times New Roman" w:hAnsi="Times New Roman" w:cs="Times New Roman"/>
-        </w:rPr>
-        <w:t>: Biblioteca de acceso a datos para .NET basada en ORM.</w:t>
+        <w:t>Override</w:t>
+      </w:r>
+      <w:proofErr w:type="spellEnd"/>
+      <w:r>
+        <w:rPr>
+          <w:rFonts w:ascii="Times New Roman" w:hAnsi="Times New Roman" w:cs="Times New Roman"/>
+        </w:rPr>
+        <w:t>: Modificador que indica que un método sobrescribe una implementación en una clase base.</w:t>
       </w:r>
     </w:p>
     <w:p>
@@ -17631,14 +17970,14 @@
         <w:rPr>
           <w:rFonts w:ascii="Times New Roman" w:hAnsi="Times New Roman" w:cs="Times New Roman"/>
         </w:rPr>
-        <w:t>Override</w:t>
-      </w:r>
-      <w:proofErr w:type="spellEnd"/>
-      <w:r>
-        <w:rPr>
-          <w:rFonts w:ascii="Times New Roman" w:hAnsi="Times New Roman" w:cs="Times New Roman"/>
-        </w:rPr>
-        <w:t>: Modificador que indica que un método sobrescribe una implementación en una clase base.</w:t>
+        <w:t>Restrict</w:t>
+      </w:r>
+      <w:proofErr w:type="spellEnd"/>
+      <w:r>
+        <w:rPr>
+          <w:rFonts w:ascii="Times New Roman" w:hAnsi="Times New Roman" w:cs="Times New Roman"/>
+        </w:rPr>
+        <w:t>: Opción en restricciones de clave foránea que impide eliminar registros relacionados.</w:t>
       </w:r>
     </w:p>
     <w:p>
@@ -17651,19 +17990,11 @@
           <w:rFonts w:ascii="Times New Roman" w:hAnsi="Times New Roman" w:cs="Times New Roman"/>
         </w:rPr>
       </w:pPr>
-      <w:proofErr w:type="spellStart"/>
-      <w:r>
-        <w:rPr>
-          <w:rFonts w:ascii="Times New Roman" w:hAnsi="Times New Roman" w:cs="Times New Roman"/>
-        </w:rPr>
-        <w:t>Restrict</w:t>
-      </w:r>
-      <w:proofErr w:type="spellEnd"/>
-      <w:r>
-        <w:rPr>
-          <w:rFonts w:ascii="Times New Roman" w:hAnsi="Times New Roman" w:cs="Times New Roman"/>
-        </w:rPr>
-        <w:t>: Opción en restricciones de clave foránea que impide eliminar registros relacionados.</w:t>
+      <w:r>
+        <w:rPr>
+          <w:rFonts w:ascii="Times New Roman" w:hAnsi="Times New Roman" w:cs="Times New Roman"/>
+        </w:rPr>
+        <w:t>Cascade: Propiedad de relaciones en bases de datos que permite eliminar o actualizar registros en cascada.</w:t>
       </w:r>
     </w:p>
     <w:p>
@@ -17676,28 +18007,12 @@
           <w:rFonts w:ascii="Times New Roman" w:hAnsi="Times New Roman" w:cs="Times New Roman"/>
         </w:rPr>
       </w:pPr>
-      <w:r>
-        <w:rPr>
-          <w:rFonts w:ascii="Times New Roman" w:hAnsi="Times New Roman" w:cs="Times New Roman"/>
-        </w:rPr>
-        <w:t>Cascade: Propiedad de relaciones en bases de datos que permite eliminar o actualizar registros en cascada.</w:t>
-      </w:r>
-    </w:p>
-    <w:p>
-      <w:pPr>
-        <w:pStyle w:val="Prrafodelista"/>
-        <w:spacing w:line="360" w:lineRule="auto"/>
-        <w:ind w:left="708"/>
-        <w:jc w:val="both"/>
-        <w:rPr>
-          <w:rFonts w:ascii="Times New Roman" w:hAnsi="Times New Roman" w:cs="Times New Roman"/>
-        </w:rPr>
-      </w:pPr>
-      <w:proofErr w:type="spellStart"/>
-      <w:r>
-        <w:rPr>
-          <w:rFonts w:ascii="Times New Roman" w:hAnsi="Times New Roman" w:cs="Times New Roman"/>
-        </w:rPr>
+      <w:proofErr w:type="spellStart"/>
+      <w:r>
+        <w:rPr>
+          <w:rFonts w:ascii="Times New Roman" w:hAnsi="Times New Roman" w:cs="Times New Roman"/>
+        </w:rPr>
+        <w:lastRenderedPageBreak/>
         <w:t>Assembly</w:t>
       </w:r>
       <w:proofErr w:type="spellEnd"/>
@@ -18064,7 +18379,6 @@
         <w:rPr>
           <w:rFonts w:ascii="Times New Roman" w:hAnsi="Times New Roman" w:cs="Times New Roman"/>
         </w:rPr>
-        <w:lastRenderedPageBreak/>
         <w:t>ExcepcionApi</w:t>
       </w:r>
       <w:proofErr w:type="spellEnd"/>
@@ -18464,6 +18778,7 @@
         <w:rPr>
           <w:rFonts w:ascii="Times New Roman" w:hAnsi="Times New Roman" w:cs="Times New Roman"/>
         </w:rPr>
+        <w:lastRenderedPageBreak/>
         <w:t>using</w:t>
       </w:r>
       <w:proofErr w:type="spellEnd"/>
@@ -18883,7 +19198,6 @@
         <w:rPr>
           <w:rFonts w:ascii="Times New Roman" w:hAnsi="Times New Roman" w:cs="Times New Roman"/>
         </w:rPr>
-        <w:lastRenderedPageBreak/>
         <w:t>using</w:t>
       </w:r>
       <w:proofErr w:type="spellEnd"/>
@@ -19432,6 +19746,7 @@
                 <w:sz w:val="20"/>
                 <w:szCs w:val="20"/>
               </w:rPr>
+              <w:lastRenderedPageBreak/>
               <w:t>Flexibilidad</w:t>
             </w:r>
           </w:p>
@@ -19763,6 +20078,39 @@
     <w:p>
       <w:pPr>
         <w:pStyle w:val="Prrafodelista"/>
+        <w:spacing w:line="360" w:lineRule="auto"/>
+        <w:ind w:left="0"/>
+        <w:jc w:val="both"/>
+        <w:rPr>
+          <w:rFonts w:ascii="Times New Roman" w:hAnsi="Times New Roman" w:cs="Times New Roman"/>
+        </w:rPr>
+      </w:pPr>
+    </w:p>
+    <w:p>
+      <w:pPr>
+        <w:pStyle w:val="Prrafodelista"/>
+        <w:spacing w:line="360" w:lineRule="auto"/>
+        <w:ind w:left="0"/>
+        <w:jc w:val="both"/>
+        <w:rPr>
+          <w:rFonts w:ascii="Times New Roman" w:hAnsi="Times New Roman" w:cs="Times New Roman"/>
+        </w:rPr>
+      </w:pPr>
+    </w:p>
+    <w:p>
+      <w:pPr>
+        <w:pStyle w:val="Prrafodelista"/>
+        <w:spacing w:line="360" w:lineRule="auto"/>
+        <w:ind w:left="0"/>
+        <w:jc w:val="both"/>
+        <w:rPr>
+          <w:rFonts w:ascii="Times New Roman" w:hAnsi="Times New Roman" w:cs="Times New Roman"/>
+        </w:rPr>
+      </w:pPr>
+    </w:p>
+    <w:p>
+      <w:pPr>
+        <w:pStyle w:val="Prrafodelista"/>
         <w:numPr>
           <w:ilvl w:val="0"/>
           <w:numId w:val="3"/>
@@ -19886,7 +20234,6 @@
         <w:rPr>
           <w:rFonts w:ascii="Times New Roman" w:hAnsi="Times New Roman" w:cs="Times New Roman"/>
         </w:rPr>
-        <w:lastRenderedPageBreak/>
         <w:t>static</w:t>
       </w:r>
       <w:proofErr w:type="spellEnd"/>
@@ -20418,6 +20765,66 @@
         </w:rPr>
         <w:t>Definir la lógica del negocio especifico de la Aplicación.</w:t>
       </w:r>
+    </w:p>
+    <w:p>
+      <w:pPr>
+        <w:pStyle w:val="Prrafodelista"/>
+        <w:spacing w:line="360" w:lineRule="auto"/>
+        <w:jc w:val="both"/>
+        <w:rPr>
+          <w:rFonts w:ascii="Times New Roman" w:hAnsi="Times New Roman" w:cs="Times New Roman"/>
+        </w:rPr>
+      </w:pPr>
+    </w:p>
+    <w:p>
+      <w:pPr>
+        <w:pStyle w:val="Prrafodelista"/>
+        <w:spacing w:line="360" w:lineRule="auto"/>
+        <w:jc w:val="both"/>
+        <w:rPr>
+          <w:rFonts w:ascii="Times New Roman" w:hAnsi="Times New Roman" w:cs="Times New Roman"/>
+        </w:rPr>
+      </w:pPr>
+    </w:p>
+    <w:p>
+      <w:pPr>
+        <w:pStyle w:val="Prrafodelista"/>
+        <w:spacing w:line="360" w:lineRule="auto"/>
+        <w:jc w:val="both"/>
+        <w:rPr>
+          <w:rFonts w:ascii="Times New Roman" w:hAnsi="Times New Roman" w:cs="Times New Roman"/>
+        </w:rPr>
+      </w:pPr>
+    </w:p>
+    <w:p>
+      <w:pPr>
+        <w:pStyle w:val="Prrafodelista"/>
+        <w:spacing w:line="360" w:lineRule="auto"/>
+        <w:jc w:val="both"/>
+        <w:rPr>
+          <w:rFonts w:ascii="Times New Roman" w:hAnsi="Times New Roman" w:cs="Times New Roman"/>
+        </w:rPr>
+      </w:pPr>
+    </w:p>
+    <w:p>
+      <w:pPr>
+        <w:pStyle w:val="Prrafodelista"/>
+        <w:spacing w:line="360" w:lineRule="auto"/>
+        <w:jc w:val="both"/>
+        <w:rPr>
+          <w:rFonts w:ascii="Times New Roman" w:hAnsi="Times New Roman" w:cs="Times New Roman"/>
+        </w:rPr>
+      </w:pPr>
+    </w:p>
+    <w:p>
+      <w:pPr>
+        <w:pStyle w:val="Prrafodelista"/>
+        <w:spacing w:line="360" w:lineRule="auto"/>
+        <w:jc w:val="both"/>
+        <w:rPr>
+          <w:rFonts w:ascii="Times New Roman" w:hAnsi="Times New Roman" w:cs="Times New Roman"/>
+        </w:rPr>
+      </w:pPr>
     </w:p>
     <w:p>
       <w:pPr>
@@ -20647,20 +21054,30 @@
               <w:t xml:space="preserve">), </w:t>
             </w:r>
             <w:proofErr w:type="spellStart"/>
+            <w:proofErr w:type="gramStart"/>
             <w:r>
               <w:t>AddAsync</w:t>
             </w:r>
             <w:proofErr w:type="spellEnd"/>
             <w:r>
-              <w:t xml:space="preserve">(), </w:t>
+              <w:t>(</w:t>
+            </w:r>
+            <w:proofErr w:type="gramEnd"/>
+            <w:r>
+              <w:t xml:space="preserve">), </w:t>
             </w:r>
             <w:proofErr w:type="spellStart"/>
+            <w:proofErr w:type="gramStart"/>
             <w:r>
               <w:t>DeleteAsync</w:t>
             </w:r>
             <w:proofErr w:type="spellEnd"/>
             <w:r>
-              <w:t>(), etc.</w:t>
+              <w:t>(</w:t>
+            </w:r>
+            <w:proofErr w:type="gramEnd"/>
+            <w:r>
+              <w:t>), etc.</w:t>
             </w:r>
           </w:p>
         </w:tc>
@@ -20696,20 +21113,30 @@
               <w:t xml:space="preserve">), </w:t>
             </w:r>
             <w:proofErr w:type="spellStart"/>
+            <w:proofErr w:type="gramStart"/>
             <w:r>
               <w:t>Update</w:t>
             </w:r>
             <w:proofErr w:type="spellEnd"/>
             <w:r>
-              <w:t xml:space="preserve">(), </w:t>
+              <w:t>(</w:t>
+            </w:r>
+            <w:proofErr w:type="gramEnd"/>
+            <w:r>
+              <w:t xml:space="preserve">), </w:t>
             </w:r>
             <w:proofErr w:type="spellStart"/>
+            <w:proofErr w:type="gramStart"/>
             <w:r>
               <w:t>Process</w:t>
             </w:r>
             <w:proofErr w:type="spellEnd"/>
             <w:r>
-              <w:t>(), etc.</w:t>
+              <w:t>(</w:t>
+            </w:r>
+            <w:proofErr w:type="gramEnd"/>
+            <w:r>
+              <w:t>), etc.</w:t>
             </w:r>
           </w:p>
         </w:tc>
@@ -20738,7 +21165,6 @@
                 <w:b/>
                 <w:bCs/>
               </w:rPr>
-              <w:lastRenderedPageBreak/>
               <w:t>Nivel de abstracción</w:t>
             </w:r>
           </w:p>
@@ -21325,13 +21751,7 @@
         <w:rPr>
           <w:rFonts w:ascii="Times New Roman" w:hAnsi="Times New Roman" w:cs="Times New Roman"/>
         </w:rPr>
-        <w:t>S</w:t>
-      </w:r>
-      <w:r>
-        <w:rPr>
-          <w:rFonts w:ascii="Times New Roman" w:hAnsi="Times New Roman" w:cs="Times New Roman"/>
-        </w:rPr>
-        <w:t>e Implementa la migración</w:t>
+        <w:t>Se Implementa la migración</w:t>
       </w:r>
     </w:p>
     <w:p>
@@ -21520,97 +21940,97 @@
       <w:pPr>
         <w:pStyle w:val="Prrafodelista"/>
         <w:rPr>
-          <w:color w:val="BF4E14" w:themeColor="accent2" w:themeShade="BF"/>
-        </w:rPr>
-      </w:pPr>
-      <w:proofErr w:type="spellStart"/>
-      <w:r>
-        <w:rPr>
-          <w:color w:val="BF4E14" w:themeColor="accent2" w:themeShade="BF"/>
+          <w:color w:val="8DD873" w:themeColor="accent6" w:themeTint="99"/>
+        </w:rPr>
+      </w:pPr>
+      <w:proofErr w:type="spellStart"/>
+      <w:r>
+        <w:rPr>
+          <w:color w:val="8DD873" w:themeColor="accent6" w:themeTint="99"/>
         </w:rPr>
         <w:t>dotnet</w:t>
       </w:r>
       <w:proofErr w:type="spellEnd"/>
       <w:r>
         <w:rPr>
-          <w:color w:val="BF4E14" w:themeColor="accent2" w:themeShade="BF"/>
+          <w:color w:val="8DD873" w:themeColor="accent6" w:themeTint="99"/>
         </w:rPr>
         <w:t xml:space="preserve"> </w:t>
       </w:r>
       <w:proofErr w:type="spellStart"/>
       <w:r>
         <w:rPr>
-          <w:color w:val="BF4E14" w:themeColor="accent2" w:themeShade="BF"/>
+          <w:color w:val="8DD873" w:themeColor="accent6" w:themeTint="99"/>
         </w:rPr>
         <w:t>ef</w:t>
       </w:r>
       <w:proofErr w:type="spellEnd"/>
       <w:r>
         <w:rPr>
-          <w:color w:val="BF4E14" w:themeColor="accent2" w:themeShade="BF"/>
+          <w:color w:val="8DD873" w:themeColor="accent6" w:themeTint="99"/>
         </w:rPr>
         <w:t xml:space="preserve"> </w:t>
       </w:r>
       <w:proofErr w:type="spellStart"/>
       <w:r>
         <w:rPr>
-          <w:color w:val="BF4E14" w:themeColor="accent2" w:themeShade="BF"/>
+          <w:color w:val="8DD873" w:themeColor="accent6" w:themeTint="99"/>
         </w:rPr>
         <w:t>migrations</w:t>
       </w:r>
       <w:proofErr w:type="spellEnd"/>
       <w:r>
         <w:rPr>
-          <w:color w:val="BF4E14" w:themeColor="accent2" w:themeShade="BF"/>
+          <w:color w:val="8DD873" w:themeColor="accent6" w:themeTint="99"/>
         </w:rPr>
         <w:t xml:space="preserve"> </w:t>
       </w:r>
       <w:proofErr w:type="spellStart"/>
       <w:r>
         <w:rPr>
-          <w:color w:val="BF4E14" w:themeColor="accent2" w:themeShade="BF"/>
+          <w:color w:val="8DD873" w:themeColor="accent6" w:themeTint="99"/>
         </w:rPr>
         <w:t>add</w:t>
       </w:r>
       <w:proofErr w:type="spellEnd"/>
       <w:r>
         <w:rPr>
-          <w:color w:val="BF4E14" w:themeColor="accent2" w:themeShade="BF"/>
+          <w:color w:val="8DD873" w:themeColor="accent6" w:themeTint="99"/>
         </w:rPr>
         <w:t xml:space="preserve"> </w:t>
       </w:r>
       <w:proofErr w:type="spellStart"/>
       <w:r>
         <w:rPr>
-          <w:color w:val="BF4E14" w:themeColor="accent2" w:themeShade="BF"/>
+          <w:color w:val="8DD873" w:themeColor="accent6" w:themeTint="99"/>
         </w:rPr>
         <w:t>InitialCreate</w:t>
       </w:r>
       <w:proofErr w:type="spellEnd"/>
       <w:r>
         <w:rPr>
-          <w:color w:val="BF4E14" w:themeColor="accent2" w:themeShade="BF"/>
+          <w:color w:val="8DD873" w:themeColor="accent6" w:themeTint="99"/>
         </w:rPr>
         <w:t xml:space="preserve"> -p </w:t>
       </w:r>
       <w:proofErr w:type="spellStart"/>
       <w:r>
         <w:rPr>
-          <w:color w:val="BF4E14" w:themeColor="accent2" w:themeShade="BF"/>
+          <w:color w:val="8DD873" w:themeColor="accent6" w:themeTint="99"/>
         </w:rPr>
         <w:t>Infraestructure</w:t>
       </w:r>
       <w:proofErr w:type="spellEnd"/>
       <w:r>
         <w:rPr>
-          <w:color w:val="BF4E14" w:themeColor="accent2" w:themeShade="BF"/>
+          <w:color w:val="8DD873" w:themeColor="accent6" w:themeTint="99"/>
         </w:rPr>
         <w:t xml:space="preserve"> -s API -o Data/</w:t>
       </w:r>
       <w:proofErr w:type="spellStart"/>
       <w:r>
         <w:rPr>
-          <w:color w:val="BF4E14" w:themeColor="accent2" w:themeShade="BF"/>
+          <w:color w:val="8DD873" w:themeColor="accent6" w:themeTint="99"/>
         </w:rPr>
         <w:t>Migrations</w:t>
       </w:r>
@@ -21688,58 +22108,64 @@
       <w:proofErr w:type="spellStart"/>
       <w:r>
         <w:rPr>
-          <w:color w:val="BF4E14" w:themeColor="accent2" w:themeShade="BF"/>
+          <w:color w:val="8DD873" w:themeColor="accent6" w:themeTint="99"/>
         </w:rPr>
         <w:t>dotnet</w:t>
       </w:r>
       <w:proofErr w:type="spellEnd"/>
       <w:r>
         <w:rPr>
-          <w:color w:val="BF4E14" w:themeColor="accent2" w:themeShade="BF"/>
+          <w:color w:val="8DD873" w:themeColor="accent6" w:themeTint="99"/>
         </w:rPr>
         <w:t xml:space="preserve"> </w:t>
       </w:r>
       <w:proofErr w:type="spellStart"/>
       <w:r>
         <w:rPr>
-          <w:color w:val="BF4E14" w:themeColor="accent2" w:themeShade="BF"/>
+          <w:color w:val="8DD873" w:themeColor="accent6" w:themeTint="99"/>
         </w:rPr>
         <w:t>ef</w:t>
       </w:r>
       <w:proofErr w:type="spellEnd"/>
       <w:r>
         <w:rPr>
-          <w:color w:val="BF4E14" w:themeColor="accent2" w:themeShade="BF"/>
+          <w:color w:val="8DD873" w:themeColor="accent6" w:themeTint="99"/>
         </w:rPr>
         <w:t xml:space="preserve"> </w:t>
       </w:r>
       <w:proofErr w:type="spellStart"/>
       <w:r>
         <w:rPr>
-          <w:color w:val="BF4E14" w:themeColor="accent2" w:themeShade="BF"/>
+          <w:color w:val="8DD873" w:themeColor="accent6" w:themeTint="99"/>
         </w:rPr>
         <w:t>database</w:t>
       </w:r>
       <w:proofErr w:type="spellEnd"/>
       <w:r>
         <w:rPr>
-          <w:color w:val="BF4E14" w:themeColor="accent2" w:themeShade="BF"/>
+          <w:color w:val="8DD873" w:themeColor="accent6" w:themeTint="99"/>
         </w:rPr>
         <w:t xml:space="preserve"> </w:t>
       </w:r>
       <w:proofErr w:type="spellStart"/>
       <w:r>
         <w:rPr>
-          <w:color w:val="BF4E14" w:themeColor="accent2" w:themeShade="BF"/>
+          <w:color w:val="8DD873" w:themeColor="accent6" w:themeTint="99"/>
         </w:rPr>
         <w:t>update</w:t>
       </w:r>
       <w:proofErr w:type="spellEnd"/>
       <w:r>
         <w:rPr>
-          <w:color w:val="BF4E14" w:themeColor="accent2" w:themeShade="BF"/>
-        </w:rPr>
-        <w:t xml:space="preserve"> en la Capa Api</w:t>
+          <w:color w:val="8DD873" w:themeColor="accent6" w:themeTint="99"/>
+        </w:rPr>
+        <w:t xml:space="preserve"> </w:t>
+      </w:r>
+      <w:r>
+        <w:rPr>
+          <w:color w:val="BF4E14" w:themeColor="accent2" w:themeShade="BF"/>
+        </w:rPr>
+        <w:t>en la Capa Api</w:t>
       </w:r>
     </w:p>
     <w:p>
@@ -21767,7 +22193,6 @@
         <w:rPr>
           <w:rFonts w:ascii="Times New Roman" w:hAnsi="Times New Roman" w:cs="Times New Roman"/>
         </w:rPr>
-        <w:lastRenderedPageBreak/>
         <w:t xml:space="preserve">Se corre </w:t>
       </w:r>
       <w:proofErr w:type="gramStart"/>
@@ -21842,6 +22267,198 @@
         <w:t>Api.csproj</w:t>
       </w:r>
       <w:proofErr w:type="spellEnd"/>
+    </w:p>
+    <w:p>
+      <w:pPr>
+        <w:pStyle w:val="Prrafodelista"/>
+        <w:rPr>
+          <w:color w:val="BF4E14" w:themeColor="accent2" w:themeShade="BF"/>
+        </w:rPr>
+      </w:pPr>
+    </w:p>
+    <w:p>
+      <w:pPr>
+        <w:pStyle w:val="Prrafodelista"/>
+        <w:rPr>
+          <w:color w:val="BF4E14" w:themeColor="accent2" w:themeShade="BF"/>
+        </w:rPr>
+      </w:pPr>
+    </w:p>
+    <w:p>
+      <w:pPr>
+        <w:pStyle w:val="Prrafodelista"/>
+        <w:rPr>
+          <w:color w:val="BF4E14" w:themeColor="accent2" w:themeShade="BF"/>
+        </w:rPr>
+      </w:pPr>
+    </w:p>
+    <w:p>
+      <w:pPr>
+        <w:pStyle w:val="Prrafodelista"/>
+        <w:rPr>
+          <w:color w:val="BF4E14" w:themeColor="accent2" w:themeShade="BF"/>
+        </w:rPr>
+      </w:pPr>
+    </w:p>
+    <w:p>
+      <w:pPr>
+        <w:pStyle w:val="Prrafodelista"/>
+        <w:rPr>
+          <w:color w:val="BF4E14" w:themeColor="accent2" w:themeShade="BF"/>
+        </w:rPr>
+      </w:pPr>
+    </w:p>
+    <w:p>
+      <w:pPr>
+        <w:pStyle w:val="Prrafodelista"/>
+        <w:rPr>
+          <w:color w:val="BF4E14" w:themeColor="accent2" w:themeShade="BF"/>
+        </w:rPr>
+      </w:pPr>
+    </w:p>
+    <w:p>
+      <w:pPr>
+        <w:pStyle w:val="Prrafodelista"/>
+        <w:rPr>
+          <w:color w:val="BF4E14" w:themeColor="accent2" w:themeShade="BF"/>
+        </w:rPr>
+      </w:pPr>
+    </w:p>
+    <w:p>
+      <w:pPr>
+        <w:pStyle w:val="Prrafodelista"/>
+        <w:rPr>
+          <w:color w:val="BF4E14" w:themeColor="accent2" w:themeShade="BF"/>
+        </w:rPr>
+      </w:pPr>
+    </w:p>
+    <w:p>
+      <w:pPr>
+        <w:pStyle w:val="Prrafodelista"/>
+        <w:rPr>
+          <w:color w:val="BF4E14" w:themeColor="accent2" w:themeShade="BF"/>
+        </w:rPr>
+      </w:pPr>
+    </w:p>
+    <w:p>
+      <w:pPr>
+        <w:pStyle w:val="Prrafodelista"/>
+        <w:rPr>
+          <w:color w:val="BF4E14" w:themeColor="accent2" w:themeShade="BF"/>
+        </w:rPr>
+      </w:pPr>
+    </w:p>
+    <w:p>
+      <w:pPr>
+        <w:pStyle w:val="Prrafodelista"/>
+        <w:rPr>
+          <w:color w:val="BF4E14" w:themeColor="accent2" w:themeShade="BF"/>
+        </w:rPr>
+      </w:pPr>
+    </w:p>
+    <w:p>
+      <w:pPr>
+        <w:pStyle w:val="Prrafodelista"/>
+        <w:rPr>
+          <w:color w:val="BF4E14" w:themeColor="accent2" w:themeShade="BF"/>
+        </w:rPr>
+      </w:pPr>
+    </w:p>
+    <w:p>
+      <w:pPr>
+        <w:pStyle w:val="Prrafodelista"/>
+        <w:rPr>
+          <w:color w:val="BF4E14" w:themeColor="accent2" w:themeShade="BF"/>
+        </w:rPr>
+      </w:pPr>
+    </w:p>
+    <w:p>
+      <w:pPr>
+        <w:pStyle w:val="Prrafodelista"/>
+        <w:rPr>
+          <w:color w:val="BF4E14" w:themeColor="accent2" w:themeShade="BF"/>
+        </w:rPr>
+      </w:pPr>
+    </w:p>
+    <w:p>
+      <w:pPr>
+        <w:pStyle w:val="Prrafodelista"/>
+        <w:rPr>
+          <w:color w:val="BF4E14" w:themeColor="accent2" w:themeShade="BF"/>
+        </w:rPr>
+      </w:pPr>
+    </w:p>
+    <w:p>
+      <w:pPr>
+        <w:pStyle w:val="Prrafodelista"/>
+        <w:rPr>
+          <w:color w:val="BF4E14" w:themeColor="accent2" w:themeShade="BF"/>
+        </w:rPr>
+      </w:pPr>
+    </w:p>
+    <w:p>
+      <w:pPr>
+        <w:pStyle w:val="Prrafodelista"/>
+        <w:rPr>
+          <w:color w:val="BF4E14" w:themeColor="accent2" w:themeShade="BF"/>
+        </w:rPr>
+      </w:pPr>
+    </w:p>
+    <w:p>
+      <w:pPr>
+        <w:pStyle w:val="Prrafodelista"/>
+        <w:rPr>
+          <w:color w:val="BF4E14" w:themeColor="accent2" w:themeShade="BF"/>
+        </w:rPr>
+      </w:pPr>
+    </w:p>
+    <w:p>
+      <w:pPr>
+        <w:pStyle w:val="Prrafodelista"/>
+        <w:rPr>
+          <w:color w:val="BF4E14" w:themeColor="accent2" w:themeShade="BF"/>
+        </w:rPr>
+      </w:pPr>
+    </w:p>
+    <w:p>
+      <w:pPr>
+        <w:pStyle w:val="Prrafodelista"/>
+        <w:rPr>
+          <w:color w:val="BF4E14" w:themeColor="accent2" w:themeShade="BF"/>
+        </w:rPr>
+      </w:pPr>
+    </w:p>
+    <w:p>
+      <w:pPr>
+        <w:pStyle w:val="Prrafodelista"/>
+        <w:rPr>
+          <w:color w:val="BF4E14" w:themeColor="accent2" w:themeShade="BF"/>
+        </w:rPr>
+      </w:pPr>
+    </w:p>
+    <w:p>
+      <w:pPr>
+        <w:pStyle w:val="Prrafodelista"/>
+        <w:rPr>
+          <w:color w:val="BF4E14" w:themeColor="accent2" w:themeShade="BF"/>
+        </w:rPr>
+      </w:pPr>
+    </w:p>
+    <w:p>
+      <w:pPr>
+        <w:pStyle w:val="Prrafodelista"/>
+        <w:rPr>
+          <w:color w:val="BF4E14" w:themeColor="accent2" w:themeShade="BF"/>
+        </w:rPr>
+      </w:pPr>
+    </w:p>
+    <w:p>
+      <w:pPr>
+        <w:pStyle w:val="Prrafodelista"/>
+        <w:rPr>
+          <w:color w:val="BF4E14" w:themeColor="accent2" w:themeShade="BF"/>
+        </w:rPr>
+      </w:pPr>
     </w:p>
     <w:p>
       <w:pPr>
@@ -22274,6 +22891,7 @@
         <w:rPr>
           <w:rFonts w:ascii="Times New Roman" w:hAnsi="Times New Roman" w:cs="Times New Roman"/>
         </w:rPr>
+        <w:lastRenderedPageBreak/>
         <w:tab/>
       </w:r>
       <w:r>
@@ -22519,56 +23137,11 @@
           <w:rFonts w:ascii="Times New Roman" w:hAnsi="Times New Roman" w:cs="Times New Roman"/>
         </w:rPr>
       </w:pPr>
-    </w:p>
-    <w:p>
-      <w:pPr>
-        <w:pStyle w:val="Prrafodelista"/>
-        <w:spacing w:line="360" w:lineRule="auto"/>
-        <w:ind w:left="0"/>
-        <w:jc w:val="both"/>
-        <w:rPr>
-          <w:rFonts w:ascii="Times New Roman" w:hAnsi="Times New Roman" w:cs="Times New Roman"/>
-        </w:rPr>
-      </w:pPr>
-    </w:p>
-    <w:p>
-      <w:pPr>
-        <w:pStyle w:val="Prrafodelista"/>
-        <w:spacing w:line="360" w:lineRule="auto"/>
-        <w:ind w:left="0"/>
-        <w:jc w:val="both"/>
-        <w:rPr>
-          <w:rFonts w:ascii="Times New Roman" w:hAnsi="Times New Roman" w:cs="Times New Roman"/>
-        </w:rPr>
-      </w:pPr>
-    </w:p>
-    <w:p>
-      <w:pPr>
-        <w:pStyle w:val="Prrafodelista"/>
-        <w:spacing w:line="360" w:lineRule="auto"/>
-        <w:ind w:left="0"/>
-        <w:jc w:val="both"/>
-        <w:rPr>
-          <w:rFonts w:ascii="Times New Roman" w:hAnsi="Times New Roman" w:cs="Times New Roman"/>
-        </w:rPr>
-      </w:pPr>
-    </w:p>
-    <w:p>
-      <w:pPr>
-        <w:pStyle w:val="Prrafodelista"/>
-        <w:spacing w:line="360" w:lineRule="auto"/>
-        <w:ind w:left="0"/>
-        <w:jc w:val="both"/>
-        <w:rPr>
-          <w:rFonts w:ascii="Times New Roman" w:hAnsi="Times New Roman" w:cs="Times New Roman"/>
-        </w:rPr>
-      </w:pPr>
-      <w:proofErr w:type="spellStart"/>
-      <w:r>
-        <w:rPr>
-          <w:rFonts w:ascii="Times New Roman" w:hAnsi="Times New Roman" w:cs="Times New Roman"/>
-        </w:rPr>
-        <w:lastRenderedPageBreak/>
+      <w:proofErr w:type="spellStart"/>
+      <w:r>
+        <w:rPr>
+          <w:rFonts w:ascii="Times New Roman" w:hAnsi="Times New Roman" w:cs="Times New Roman"/>
+        </w:rPr>
         <w:t>Application</w:t>
       </w:r>
       <w:proofErr w:type="spellEnd"/>
@@ -23149,6 +23722,7 @@
         <w:rPr>
           <w:rFonts w:ascii="Times New Roman" w:hAnsi="Times New Roman" w:cs="Times New Roman"/>
         </w:rPr>
+        <w:lastRenderedPageBreak/>
         <w:tab/>
       </w:r>
       <w:r>
@@ -23361,33 +23935,10 @@
           <w:rFonts w:ascii="Times New Roman" w:hAnsi="Times New Roman" w:cs="Times New Roman"/>
         </w:rPr>
       </w:pPr>
-    </w:p>
-    <w:p>
-      <w:pPr>
-        <w:pStyle w:val="Prrafodelista"/>
-        <w:spacing w:line="360" w:lineRule="auto"/>
-        <w:ind w:left="0"/>
-        <w:jc w:val="both"/>
-        <w:rPr>
-          <w:rFonts w:ascii="Times New Roman" w:hAnsi="Times New Roman" w:cs="Times New Roman"/>
-        </w:rPr>
-      </w:pPr>
-    </w:p>
-    <w:p>
-      <w:pPr>
-        <w:pStyle w:val="Prrafodelista"/>
-        <w:spacing w:line="360" w:lineRule="auto"/>
-        <w:ind w:left="0"/>
-        <w:jc w:val="both"/>
-        <w:rPr>
-          <w:rFonts w:ascii="Times New Roman" w:hAnsi="Times New Roman" w:cs="Times New Roman"/>
-        </w:rPr>
-      </w:pPr>
-      <w:r>
-        <w:rPr>
-          <w:rFonts w:ascii="Times New Roman" w:hAnsi="Times New Roman" w:cs="Times New Roman"/>
-        </w:rPr>
-        <w:lastRenderedPageBreak/>
+      <w:r>
+        <w:rPr>
+          <w:rFonts w:ascii="Times New Roman" w:hAnsi="Times New Roman" w:cs="Times New Roman"/>
+        </w:rPr>
         <w:t>Infraestructura</w:t>
       </w:r>
     </w:p>
@@ -24228,6 +24779,3950 @@
         <w:rPr>
           <w:rFonts w:ascii="Times New Roman" w:hAnsi="Times New Roman" w:cs="Times New Roman"/>
         </w:rPr>
+      </w:pPr>
+    </w:p>
+    <w:p>
+      <w:pPr>
+        <w:pStyle w:val="Prrafodelista"/>
+        <w:spacing w:line="360" w:lineRule="auto"/>
+        <w:ind w:left="0"/>
+        <w:jc w:val="both"/>
+        <w:rPr>
+          <w:rFonts w:ascii="Times New Roman" w:hAnsi="Times New Roman" w:cs="Times New Roman"/>
+        </w:rPr>
+      </w:pPr>
+      <w:r>
+        <w:rPr>
+          <w:rFonts w:ascii="Times New Roman" w:hAnsi="Times New Roman" w:cs="Times New Roman"/>
+        </w:rPr>
+        <w:t>Archivos:</w:t>
+      </w:r>
+    </w:p>
+    <w:p>
+      <w:pPr>
+        <w:pStyle w:val="Prrafodelista"/>
+        <w:spacing w:line="360" w:lineRule="auto"/>
+        <w:ind w:left="0"/>
+        <w:jc w:val="both"/>
+        <w:rPr>
+          <w:rFonts w:ascii="Times New Roman" w:hAnsi="Times New Roman" w:cs="Times New Roman"/>
+        </w:rPr>
+      </w:pPr>
+      <w:hyperlink r:id="rId14" w:history="1">
+        <w:r>
+          <w:rPr>
+            <w:rStyle w:val="Hipervnculo"/>
+            <w:rFonts w:ascii="Times New Roman" w:hAnsi="Times New Roman" w:cs="Times New Roman"/>
+          </w:rPr>
+          <w:t>https://github.com/siulserrotam/Manantial</w:t>
+        </w:r>
+      </w:hyperlink>
+    </w:p>
+    <w:p>
+      <w:pPr>
+        <w:pStyle w:val="Prrafodelista"/>
+        <w:spacing w:line="360" w:lineRule="auto"/>
+        <w:ind w:left="0"/>
+        <w:jc w:val="both"/>
+        <w:rPr>
+          <w:rFonts w:ascii="Times New Roman" w:hAnsi="Times New Roman" w:cs="Times New Roman"/>
+        </w:rPr>
+      </w:pPr>
+    </w:p>
+    <w:p>
+      <w:pPr>
+        <w:pStyle w:val="Prrafodelista"/>
+        <w:spacing w:line="360" w:lineRule="auto"/>
+        <w:ind w:left="0"/>
+        <w:jc w:val="both"/>
+        <w:rPr>
+          <w:rFonts w:ascii="Times New Roman" w:hAnsi="Times New Roman" w:cs="Times New Roman"/>
+        </w:rPr>
+      </w:pPr>
+    </w:p>
+    <w:p>
+      <w:pPr>
+        <w:pStyle w:val="Prrafodelista"/>
+        <w:spacing w:line="360" w:lineRule="auto"/>
+        <w:ind w:left="0"/>
+        <w:jc w:val="both"/>
+        <w:rPr>
+          <w:rFonts w:ascii="Times New Roman" w:hAnsi="Times New Roman" w:cs="Times New Roman"/>
+        </w:rPr>
+      </w:pPr>
+    </w:p>
+    <w:p>
+      <w:pPr>
+        <w:pStyle w:val="Prrafodelista"/>
+        <w:spacing w:line="360" w:lineRule="auto"/>
+        <w:ind w:left="0"/>
+        <w:jc w:val="both"/>
+        <w:rPr>
+          <w:rFonts w:ascii="Times New Roman" w:hAnsi="Times New Roman" w:cs="Times New Roman"/>
+        </w:rPr>
+      </w:pPr>
+    </w:p>
+    <w:p>
+      <w:pPr>
+        <w:pStyle w:val="Prrafodelista"/>
+        <w:spacing w:line="360" w:lineRule="auto"/>
+        <w:ind w:left="0"/>
+        <w:jc w:val="both"/>
+        <w:rPr>
+          <w:rFonts w:ascii="Times New Roman" w:hAnsi="Times New Roman" w:cs="Times New Roman"/>
+        </w:rPr>
+      </w:pPr>
+    </w:p>
+    <w:p>
+      <w:pPr>
+        <w:pStyle w:val="Prrafodelista"/>
+        <w:spacing w:line="360" w:lineRule="auto"/>
+        <w:ind w:left="0"/>
+        <w:jc w:val="both"/>
+        <w:rPr>
+          <w:rFonts w:ascii="Times New Roman" w:hAnsi="Times New Roman" w:cs="Times New Roman"/>
+        </w:rPr>
+      </w:pPr>
+    </w:p>
+    <w:p>
+      <w:pPr>
+        <w:pStyle w:val="Prrafodelista"/>
+        <w:spacing w:line="360" w:lineRule="auto"/>
+        <w:ind w:left="0"/>
+        <w:jc w:val="both"/>
+        <w:rPr>
+          <w:rFonts w:ascii="Times New Roman" w:hAnsi="Times New Roman" w:cs="Times New Roman"/>
+        </w:rPr>
+      </w:pPr>
+    </w:p>
+    <w:p>
+      <w:pPr>
+        <w:pStyle w:val="Prrafodelista"/>
+        <w:spacing w:line="360" w:lineRule="auto"/>
+        <w:ind w:left="0"/>
+        <w:jc w:val="both"/>
+        <w:rPr>
+          <w:rFonts w:ascii="Times New Roman" w:hAnsi="Times New Roman" w:cs="Times New Roman"/>
+        </w:rPr>
+      </w:pPr>
+    </w:p>
+    <w:p>
+      <w:pPr>
+        <w:pStyle w:val="Prrafodelista"/>
+        <w:spacing w:line="360" w:lineRule="auto"/>
+        <w:ind w:left="0"/>
+        <w:jc w:val="center"/>
+        <w:rPr>
+          <w:b/>
+          <w:bCs/>
+        </w:rPr>
+      </w:pPr>
+      <w:r>
+        <w:rPr>
+          <w:b/>
+          <w:bCs/>
+        </w:rPr>
+        <w:t>Administración (</w:t>
+      </w:r>
+      <w:proofErr w:type="spellStart"/>
+      <w:r>
+        <w:rPr>
+          <w:b/>
+          <w:bCs/>
+        </w:rPr>
+        <w:t>Backend</w:t>
+      </w:r>
+      <w:proofErr w:type="spellEnd"/>
+      <w:r>
+        <w:rPr>
+          <w:b/>
+          <w:bCs/>
+        </w:rPr>
+        <w:t xml:space="preserve"> para gestión del sistema</w:t>
+      </w:r>
+      <w:r>
+        <w:rPr>
+          <w:b/>
+          <w:bCs/>
+        </w:rPr>
+        <w:t>)</w:t>
+      </w:r>
+    </w:p>
+    <w:p>
+      <w:pPr>
+        <w:pStyle w:val="Prrafodelista"/>
+        <w:spacing w:line="360" w:lineRule="auto"/>
+        <w:ind w:left="0"/>
+        <w:jc w:val="center"/>
+        <w:rPr>
+          <w:b/>
+          <w:bCs/>
+        </w:rPr>
+      </w:pPr>
+    </w:p>
+    <w:p>
+      <w:pPr>
+        <w:pStyle w:val="Prrafodelista"/>
+        <w:spacing w:line="360" w:lineRule="auto"/>
+        <w:ind w:left="0"/>
+        <w:jc w:val="both"/>
+        <w:rPr>
+          <w:b/>
+          <w:bCs/>
+        </w:rPr>
+      </w:pPr>
+      <w:r>
+        <w:rPr>
+          <w:b/>
+          <w:bCs/>
+          <w:highlight w:val="magenta"/>
+        </w:rPr>
+        <w:t>Nota.</w:t>
+      </w:r>
+      <w:r>
+        <w:rPr>
+          <w:b/>
+          <w:bCs/>
+        </w:rPr>
+        <w:t xml:space="preserve"> </w:t>
+      </w:r>
+    </w:p>
+    <w:p>
+      <w:pPr>
+        <w:pStyle w:val="Prrafodelista"/>
+        <w:spacing w:line="360" w:lineRule="auto"/>
+        <w:ind w:left="0"/>
+        <w:jc w:val="both"/>
+      </w:pPr>
+      <w:r>
+        <w:t>Existe</w:t>
+      </w:r>
+      <w:r>
+        <w:t xml:space="preserve"> dos tipos de </w:t>
+      </w:r>
+      <w:proofErr w:type="spellStart"/>
+      <w:r>
+        <w:t>framework</w:t>
+      </w:r>
+      <w:proofErr w:type="spellEnd"/>
+      <w:r>
+        <w:t xml:space="preserve"> de Microsoft para construir aplicaciones web interactivas</w:t>
+      </w:r>
+      <w:r>
+        <w:t>:</w:t>
+      </w:r>
+    </w:p>
+    <w:p>
+      <w:pPr>
+        <w:spacing w:line="360" w:lineRule="auto"/>
+        <w:jc w:val="both"/>
+      </w:pPr>
+      <w:r>
+        <w:rPr>
+          <w:b/>
+          <w:bCs/>
+        </w:rPr>
+        <w:t>MVC</w:t>
+      </w:r>
+      <w:r>
+        <w:t xml:space="preserve"> cuando necesitas un rendimiento optimizado en el servidor, menor carga en el cliente y una arquitectura clásica basada en controladores.</w:t>
+      </w:r>
+    </w:p>
+    <w:p>
+      <w:pPr>
+        <w:pStyle w:val="Prrafodelista"/>
+        <w:spacing w:line="360" w:lineRule="auto"/>
+        <w:ind w:left="0"/>
+        <w:jc w:val="both"/>
+      </w:pPr>
+      <w:proofErr w:type="spellStart"/>
+      <w:r>
+        <w:rPr>
+          <w:b/>
+          <w:bCs/>
+        </w:rPr>
+        <w:t>Blazor</w:t>
+      </w:r>
+      <w:proofErr w:type="spellEnd"/>
+      <w:r>
+        <w:t xml:space="preserve"> cuando quieres escribir todo en C# sin depender de JavaScript y necesitas aplicaciones interactivas con componentes reutilizables.</w:t>
+      </w:r>
+    </w:p>
+    <w:tbl>
+      <w:tblPr>
+        <w:tblStyle w:val="Tablaconcuadrcula"/>
+        <w:tblW w:w="8894" w:type="dxa"/>
+        <w:tblLook w:val="04A0" w:firstRow="1" w:lastRow="0" w:firstColumn="1" w:lastColumn="0" w:noHBand="0" w:noVBand="1"/>
+      </w:tblPr>
+      <w:tblGrid>
+        <w:gridCol w:w="1915"/>
+        <w:gridCol w:w="3107"/>
+        <w:gridCol w:w="3872"/>
+      </w:tblGrid>
+      <w:tr>
+        <w:tc>
+          <w:tcPr>
+            <w:tcW w:w="0" w:type="auto"/>
+            <w:hideMark/>
+          </w:tcPr>
+          <w:p>
+            <w:pPr>
+              <w:jc w:val="center"/>
+              <w:rPr>
+                <w:rFonts w:ascii="Times New Roman" w:eastAsia="Times New Roman" w:hAnsi="Times New Roman" w:cs="Times New Roman"/>
+                <w:b/>
+                <w:bCs/>
+                <w:kern w:val="0"/>
+                <w:lang w:eastAsia="es-CO"/>
+                <w14:ligatures w14:val="none"/>
+              </w:rPr>
+            </w:pPr>
+            <w:r>
+              <w:rPr>
+                <w:rFonts w:ascii="Times New Roman" w:eastAsia="Times New Roman" w:hAnsi="Times New Roman" w:cs="Times New Roman"/>
+                <w:b/>
+                <w:bCs/>
+                <w:kern w:val="0"/>
+                <w:lang w:eastAsia="es-CO"/>
+                <w14:ligatures w14:val="none"/>
+              </w:rPr>
+              <w:t>Característica</w:t>
+            </w:r>
+          </w:p>
+        </w:tc>
+        <w:tc>
+          <w:tcPr>
+            <w:tcW w:w="0" w:type="auto"/>
+            <w:hideMark/>
+          </w:tcPr>
+          <w:p>
+            <w:pPr>
+              <w:jc w:val="center"/>
+              <w:rPr>
+                <w:rFonts w:ascii="Times New Roman" w:eastAsia="Times New Roman" w:hAnsi="Times New Roman" w:cs="Times New Roman"/>
+                <w:b/>
+                <w:bCs/>
+                <w:kern w:val="0"/>
+                <w:lang w:eastAsia="es-CO"/>
+                <w14:ligatures w14:val="none"/>
+              </w:rPr>
+            </w:pPr>
+            <w:r>
+              <w:rPr>
+                <w:rFonts w:ascii="Times New Roman" w:eastAsia="Times New Roman" w:hAnsi="Times New Roman" w:cs="Times New Roman"/>
+                <w:b/>
+                <w:bCs/>
+                <w:kern w:val="0"/>
+                <w:lang w:eastAsia="es-CO"/>
+                <w14:ligatures w14:val="none"/>
+              </w:rPr>
+              <w:t>ASP.NET MVC</w:t>
+            </w:r>
+          </w:p>
+        </w:tc>
+        <w:tc>
+          <w:tcPr>
+            <w:tcW w:w="0" w:type="auto"/>
+            <w:hideMark/>
+          </w:tcPr>
+          <w:p>
+            <w:pPr>
+              <w:jc w:val="center"/>
+              <w:rPr>
+                <w:rFonts w:ascii="Times New Roman" w:eastAsia="Times New Roman" w:hAnsi="Times New Roman" w:cs="Times New Roman"/>
+                <w:b/>
+                <w:bCs/>
+                <w:kern w:val="0"/>
+                <w:lang w:eastAsia="es-CO"/>
+                <w14:ligatures w14:val="none"/>
+              </w:rPr>
+            </w:pPr>
+            <w:proofErr w:type="spellStart"/>
+            <w:r>
+              <w:rPr>
+                <w:rFonts w:ascii="Times New Roman" w:eastAsia="Times New Roman" w:hAnsi="Times New Roman" w:cs="Times New Roman"/>
+                <w:b/>
+                <w:bCs/>
+                <w:kern w:val="0"/>
+                <w:lang w:eastAsia="es-CO"/>
+                <w14:ligatures w14:val="none"/>
+              </w:rPr>
+              <w:t>Blazor</w:t>
+            </w:r>
+            <w:proofErr w:type="spellEnd"/>
+          </w:p>
+        </w:tc>
+      </w:tr>
+      <w:tr>
+        <w:tc>
+          <w:tcPr>
+            <w:tcW w:w="0" w:type="auto"/>
+            <w:hideMark/>
+          </w:tcPr>
+          <w:p>
+            <w:pPr>
+              <w:rPr>
+                <w:rFonts w:ascii="Times New Roman" w:eastAsia="Times New Roman" w:hAnsi="Times New Roman" w:cs="Times New Roman"/>
+                <w:kern w:val="0"/>
+                <w:lang w:eastAsia="es-CO"/>
+                <w14:ligatures w14:val="none"/>
+              </w:rPr>
+            </w:pPr>
+            <w:r>
+              <w:rPr>
+                <w:rFonts w:ascii="Times New Roman" w:eastAsia="Times New Roman" w:hAnsi="Times New Roman" w:cs="Times New Roman"/>
+                <w:b/>
+                <w:bCs/>
+                <w:kern w:val="0"/>
+                <w:lang w:eastAsia="es-CO"/>
+                <w14:ligatures w14:val="none"/>
+              </w:rPr>
+              <w:t>Enfoque</w:t>
+            </w:r>
+          </w:p>
+        </w:tc>
+        <w:tc>
+          <w:tcPr>
+            <w:tcW w:w="0" w:type="auto"/>
+            <w:hideMark/>
+          </w:tcPr>
+          <w:p>
+            <w:pPr>
+              <w:rPr>
+                <w:rFonts w:ascii="Times New Roman" w:eastAsia="Times New Roman" w:hAnsi="Times New Roman" w:cs="Times New Roman"/>
+                <w:kern w:val="0"/>
+                <w:lang w:eastAsia="es-CO"/>
+                <w14:ligatures w14:val="none"/>
+              </w:rPr>
+            </w:pPr>
+            <w:r>
+              <w:rPr>
+                <w:rFonts w:ascii="Times New Roman" w:eastAsia="Times New Roman" w:hAnsi="Times New Roman" w:cs="Times New Roman"/>
+                <w:kern w:val="0"/>
+                <w:lang w:eastAsia="es-CO"/>
+                <w14:ligatures w14:val="none"/>
+              </w:rPr>
+              <w:t>Basado en el patrón Modelo-Vista-Controlador (MVC).</w:t>
+            </w:r>
+          </w:p>
+        </w:tc>
+        <w:tc>
+          <w:tcPr>
+            <w:tcW w:w="0" w:type="auto"/>
+            <w:hideMark/>
+          </w:tcPr>
+          <w:p>
+            <w:pPr>
+              <w:rPr>
+                <w:rFonts w:ascii="Times New Roman" w:eastAsia="Times New Roman" w:hAnsi="Times New Roman" w:cs="Times New Roman"/>
+                <w:kern w:val="0"/>
+                <w:lang w:eastAsia="es-CO"/>
+                <w14:ligatures w14:val="none"/>
+              </w:rPr>
+            </w:pPr>
+            <w:r>
+              <w:rPr>
+                <w:rFonts w:ascii="Times New Roman" w:eastAsia="Times New Roman" w:hAnsi="Times New Roman" w:cs="Times New Roman"/>
+                <w:kern w:val="0"/>
+                <w:lang w:eastAsia="es-CO"/>
+                <w14:ligatures w14:val="none"/>
+              </w:rPr>
+              <w:t>Basado en componentes interactivos.</w:t>
+            </w:r>
+          </w:p>
+        </w:tc>
+      </w:tr>
+      <w:tr>
+        <w:tc>
+          <w:tcPr>
+            <w:tcW w:w="0" w:type="auto"/>
+            <w:hideMark/>
+          </w:tcPr>
+          <w:p>
+            <w:pPr>
+              <w:rPr>
+                <w:rFonts w:ascii="Times New Roman" w:eastAsia="Times New Roman" w:hAnsi="Times New Roman" w:cs="Times New Roman"/>
+                <w:kern w:val="0"/>
+                <w:lang w:eastAsia="es-CO"/>
+                <w14:ligatures w14:val="none"/>
+              </w:rPr>
+            </w:pPr>
+            <w:r>
+              <w:rPr>
+                <w:rFonts w:ascii="Times New Roman" w:eastAsia="Times New Roman" w:hAnsi="Times New Roman" w:cs="Times New Roman"/>
+                <w:b/>
+                <w:bCs/>
+                <w:kern w:val="0"/>
+                <w:lang w:eastAsia="es-CO"/>
+                <w14:ligatures w14:val="none"/>
+              </w:rPr>
+              <w:t>Renderizado</w:t>
+            </w:r>
+          </w:p>
+        </w:tc>
+        <w:tc>
+          <w:tcPr>
+            <w:tcW w:w="0" w:type="auto"/>
+            <w:hideMark/>
+          </w:tcPr>
+          <w:p>
+            <w:pPr>
+              <w:rPr>
+                <w:rFonts w:ascii="Times New Roman" w:eastAsia="Times New Roman" w:hAnsi="Times New Roman" w:cs="Times New Roman"/>
+                <w:kern w:val="0"/>
+                <w:lang w:eastAsia="es-CO"/>
+                <w14:ligatures w14:val="none"/>
+              </w:rPr>
+            </w:pPr>
+            <w:r>
+              <w:rPr>
+                <w:rFonts w:ascii="Times New Roman" w:eastAsia="Times New Roman" w:hAnsi="Times New Roman" w:cs="Times New Roman"/>
+                <w:kern w:val="0"/>
+                <w:lang w:eastAsia="es-CO"/>
+                <w14:ligatures w14:val="none"/>
+              </w:rPr>
+              <w:t>Genera HTML en el servidor y lo envía al cliente.</w:t>
+            </w:r>
+          </w:p>
+        </w:tc>
+        <w:tc>
+          <w:tcPr>
+            <w:tcW w:w="0" w:type="auto"/>
+            <w:hideMark/>
+          </w:tcPr>
+          <w:p>
+            <w:pPr>
+              <w:rPr>
+                <w:rFonts w:ascii="Times New Roman" w:eastAsia="Times New Roman" w:hAnsi="Times New Roman" w:cs="Times New Roman"/>
+                <w:kern w:val="0"/>
+                <w:lang w:eastAsia="es-CO"/>
+                <w14:ligatures w14:val="none"/>
+              </w:rPr>
+            </w:pPr>
+            <w:r>
+              <w:rPr>
+                <w:rFonts w:ascii="Times New Roman" w:eastAsia="Times New Roman" w:hAnsi="Times New Roman" w:cs="Times New Roman"/>
+                <w:kern w:val="0"/>
+                <w:lang w:eastAsia="es-CO"/>
+                <w14:ligatures w14:val="none"/>
+              </w:rPr>
+              <w:t>Puede ser Server-</w:t>
+            </w:r>
+            <w:proofErr w:type="spellStart"/>
+            <w:r>
+              <w:rPr>
+                <w:rFonts w:ascii="Times New Roman" w:eastAsia="Times New Roman" w:hAnsi="Times New Roman" w:cs="Times New Roman"/>
+                <w:kern w:val="0"/>
+                <w:lang w:eastAsia="es-CO"/>
+                <w14:ligatures w14:val="none"/>
+              </w:rPr>
+              <w:t>side</w:t>
+            </w:r>
+            <w:proofErr w:type="spellEnd"/>
+            <w:r>
+              <w:rPr>
+                <w:rFonts w:ascii="Times New Roman" w:eastAsia="Times New Roman" w:hAnsi="Times New Roman" w:cs="Times New Roman"/>
+                <w:kern w:val="0"/>
+                <w:lang w:eastAsia="es-CO"/>
+                <w14:ligatures w14:val="none"/>
+              </w:rPr>
+              <w:t xml:space="preserve"> (SSR) o </w:t>
+            </w:r>
+            <w:proofErr w:type="spellStart"/>
+            <w:r>
+              <w:rPr>
+                <w:rFonts w:ascii="Times New Roman" w:eastAsia="Times New Roman" w:hAnsi="Times New Roman" w:cs="Times New Roman"/>
+                <w:kern w:val="0"/>
+                <w:lang w:eastAsia="es-CO"/>
+                <w14:ligatures w14:val="none"/>
+              </w:rPr>
+              <w:t>WebAssembly</w:t>
+            </w:r>
+            <w:proofErr w:type="spellEnd"/>
+            <w:r>
+              <w:rPr>
+                <w:rFonts w:ascii="Times New Roman" w:eastAsia="Times New Roman" w:hAnsi="Times New Roman" w:cs="Times New Roman"/>
+                <w:kern w:val="0"/>
+                <w:lang w:eastAsia="es-CO"/>
+                <w14:ligatures w14:val="none"/>
+              </w:rPr>
+              <w:t xml:space="preserve"> (WASM).</w:t>
+            </w:r>
+          </w:p>
+        </w:tc>
+      </w:tr>
+      <w:tr>
+        <w:tc>
+          <w:tcPr>
+            <w:tcW w:w="0" w:type="auto"/>
+            <w:hideMark/>
+          </w:tcPr>
+          <w:p>
+            <w:pPr>
+              <w:rPr>
+                <w:rFonts w:ascii="Times New Roman" w:eastAsia="Times New Roman" w:hAnsi="Times New Roman" w:cs="Times New Roman"/>
+                <w:kern w:val="0"/>
+                <w:lang w:eastAsia="es-CO"/>
+                <w14:ligatures w14:val="none"/>
+              </w:rPr>
+            </w:pPr>
+            <w:r>
+              <w:rPr>
+                <w:rFonts w:ascii="Times New Roman" w:eastAsia="Times New Roman" w:hAnsi="Times New Roman" w:cs="Times New Roman"/>
+                <w:b/>
+                <w:bCs/>
+                <w:kern w:val="0"/>
+                <w:lang w:eastAsia="es-CO"/>
+                <w14:ligatures w14:val="none"/>
+              </w:rPr>
+              <w:lastRenderedPageBreak/>
+              <w:t>Interactividad</w:t>
+            </w:r>
+          </w:p>
+        </w:tc>
+        <w:tc>
+          <w:tcPr>
+            <w:tcW w:w="0" w:type="auto"/>
+            <w:hideMark/>
+          </w:tcPr>
+          <w:p>
+            <w:pPr>
+              <w:rPr>
+                <w:rFonts w:ascii="Times New Roman" w:eastAsia="Times New Roman" w:hAnsi="Times New Roman" w:cs="Times New Roman"/>
+                <w:kern w:val="0"/>
+                <w:lang w:eastAsia="es-CO"/>
+                <w14:ligatures w14:val="none"/>
+              </w:rPr>
+            </w:pPr>
+            <w:r>
+              <w:rPr>
+                <w:rFonts w:ascii="Times New Roman" w:eastAsia="Times New Roman" w:hAnsi="Times New Roman" w:cs="Times New Roman"/>
+                <w:kern w:val="0"/>
+                <w:lang w:eastAsia="es-CO"/>
+                <w14:ligatures w14:val="none"/>
+              </w:rPr>
+              <w:t>Requiere JavaScript para agregar interactividad.</w:t>
+            </w:r>
+          </w:p>
+        </w:tc>
+        <w:tc>
+          <w:tcPr>
+            <w:tcW w:w="0" w:type="auto"/>
+            <w:hideMark/>
+          </w:tcPr>
+          <w:p>
+            <w:pPr>
+              <w:rPr>
+                <w:rFonts w:ascii="Times New Roman" w:eastAsia="Times New Roman" w:hAnsi="Times New Roman" w:cs="Times New Roman"/>
+                <w:kern w:val="0"/>
+                <w:lang w:eastAsia="es-CO"/>
+                <w14:ligatures w14:val="none"/>
+              </w:rPr>
+            </w:pPr>
+            <w:r>
+              <w:rPr>
+                <w:rFonts w:ascii="Times New Roman" w:eastAsia="Times New Roman" w:hAnsi="Times New Roman" w:cs="Times New Roman"/>
+                <w:kern w:val="0"/>
+                <w:lang w:eastAsia="es-CO"/>
+                <w14:ligatures w14:val="none"/>
+              </w:rPr>
+              <w:t xml:space="preserve">Puede usar C# en el </w:t>
+            </w:r>
+            <w:proofErr w:type="spellStart"/>
+            <w:r>
+              <w:rPr>
+                <w:rFonts w:ascii="Times New Roman" w:eastAsia="Times New Roman" w:hAnsi="Times New Roman" w:cs="Times New Roman"/>
+                <w:kern w:val="0"/>
+                <w:lang w:eastAsia="es-CO"/>
+                <w14:ligatures w14:val="none"/>
+              </w:rPr>
+              <w:t>frontend</w:t>
+            </w:r>
+            <w:proofErr w:type="spellEnd"/>
+            <w:r>
+              <w:rPr>
+                <w:rFonts w:ascii="Times New Roman" w:eastAsia="Times New Roman" w:hAnsi="Times New Roman" w:cs="Times New Roman"/>
+                <w:kern w:val="0"/>
+                <w:lang w:eastAsia="es-CO"/>
+                <w14:ligatures w14:val="none"/>
+              </w:rPr>
+              <w:t xml:space="preserve"> sin necesidad de JavaScript.</w:t>
+            </w:r>
+          </w:p>
+        </w:tc>
+      </w:tr>
+      <w:tr>
+        <w:tc>
+          <w:tcPr>
+            <w:tcW w:w="0" w:type="auto"/>
+            <w:hideMark/>
+          </w:tcPr>
+          <w:p>
+            <w:pPr>
+              <w:rPr>
+                <w:rFonts w:ascii="Times New Roman" w:eastAsia="Times New Roman" w:hAnsi="Times New Roman" w:cs="Times New Roman"/>
+                <w:kern w:val="0"/>
+                <w:lang w:eastAsia="es-CO"/>
+                <w14:ligatures w14:val="none"/>
+              </w:rPr>
+            </w:pPr>
+            <w:r>
+              <w:rPr>
+                <w:rFonts w:ascii="Times New Roman" w:eastAsia="Times New Roman" w:hAnsi="Times New Roman" w:cs="Times New Roman"/>
+                <w:b/>
+                <w:bCs/>
+                <w:kern w:val="0"/>
+                <w:lang w:eastAsia="es-CO"/>
+                <w14:ligatures w14:val="none"/>
+              </w:rPr>
+              <w:t>Rendimiento</w:t>
+            </w:r>
+          </w:p>
+        </w:tc>
+        <w:tc>
+          <w:tcPr>
+            <w:tcW w:w="0" w:type="auto"/>
+            <w:hideMark/>
+          </w:tcPr>
+          <w:p>
+            <w:pPr>
+              <w:rPr>
+                <w:rFonts w:ascii="Times New Roman" w:eastAsia="Times New Roman" w:hAnsi="Times New Roman" w:cs="Times New Roman"/>
+                <w:kern w:val="0"/>
+                <w:lang w:eastAsia="es-CO"/>
+                <w14:ligatures w14:val="none"/>
+              </w:rPr>
+            </w:pPr>
+            <w:r>
+              <w:rPr>
+                <w:rFonts w:ascii="Times New Roman" w:eastAsia="Times New Roman" w:hAnsi="Times New Roman" w:cs="Times New Roman"/>
+                <w:kern w:val="0"/>
+                <w:lang w:eastAsia="es-CO"/>
+                <w14:ligatures w14:val="none"/>
+              </w:rPr>
+              <w:t>Alto rendimiento porque solo envía HTML/CSS al cliente.</w:t>
+            </w:r>
+          </w:p>
+        </w:tc>
+        <w:tc>
+          <w:tcPr>
+            <w:tcW w:w="0" w:type="auto"/>
+            <w:hideMark/>
+          </w:tcPr>
+          <w:p>
+            <w:pPr>
+              <w:rPr>
+                <w:rFonts w:ascii="Times New Roman" w:eastAsia="Times New Roman" w:hAnsi="Times New Roman" w:cs="Times New Roman"/>
+                <w:kern w:val="0"/>
+                <w:lang w:eastAsia="es-CO"/>
+                <w14:ligatures w14:val="none"/>
+              </w:rPr>
+            </w:pPr>
+            <w:r>
+              <w:rPr>
+                <w:rFonts w:ascii="Times New Roman" w:eastAsia="Times New Roman" w:hAnsi="Times New Roman" w:cs="Times New Roman"/>
+                <w:kern w:val="0"/>
+                <w:lang w:eastAsia="es-CO"/>
+                <w14:ligatures w14:val="none"/>
+              </w:rPr>
+              <w:t>Depende del modelo (</w:t>
+            </w:r>
+            <w:proofErr w:type="spellStart"/>
+            <w:r>
+              <w:rPr>
+                <w:rFonts w:ascii="Times New Roman" w:eastAsia="Times New Roman" w:hAnsi="Times New Roman" w:cs="Times New Roman"/>
+                <w:kern w:val="0"/>
+                <w:lang w:eastAsia="es-CO"/>
+                <w14:ligatures w14:val="none"/>
+              </w:rPr>
+              <w:t>Blazor</w:t>
+            </w:r>
+            <w:proofErr w:type="spellEnd"/>
+            <w:r>
+              <w:rPr>
+                <w:rFonts w:ascii="Times New Roman" w:eastAsia="Times New Roman" w:hAnsi="Times New Roman" w:cs="Times New Roman"/>
+                <w:kern w:val="0"/>
+                <w:lang w:eastAsia="es-CO"/>
+                <w14:ligatures w14:val="none"/>
+              </w:rPr>
+              <w:t xml:space="preserve"> Server tiene latencia, </w:t>
+            </w:r>
+            <w:proofErr w:type="spellStart"/>
+            <w:r>
+              <w:rPr>
+                <w:rFonts w:ascii="Times New Roman" w:eastAsia="Times New Roman" w:hAnsi="Times New Roman" w:cs="Times New Roman"/>
+                <w:kern w:val="0"/>
+                <w:lang w:eastAsia="es-CO"/>
+                <w14:ligatures w14:val="none"/>
+              </w:rPr>
+              <w:t>Blazor</w:t>
+            </w:r>
+            <w:proofErr w:type="spellEnd"/>
+            <w:r>
+              <w:rPr>
+                <w:rFonts w:ascii="Times New Roman" w:eastAsia="Times New Roman" w:hAnsi="Times New Roman" w:cs="Times New Roman"/>
+                <w:kern w:val="0"/>
+                <w:lang w:eastAsia="es-CO"/>
+                <w14:ligatures w14:val="none"/>
+              </w:rPr>
+              <w:t xml:space="preserve"> </w:t>
+            </w:r>
+            <w:proofErr w:type="spellStart"/>
+            <w:r>
+              <w:rPr>
+                <w:rFonts w:ascii="Times New Roman" w:eastAsia="Times New Roman" w:hAnsi="Times New Roman" w:cs="Times New Roman"/>
+                <w:kern w:val="0"/>
+                <w:lang w:eastAsia="es-CO"/>
+                <w14:ligatures w14:val="none"/>
+              </w:rPr>
+              <w:t>WebAssembly</w:t>
+            </w:r>
+            <w:proofErr w:type="spellEnd"/>
+            <w:r>
+              <w:rPr>
+                <w:rFonts w:ascii="Times New Roman" w:eastAsia="Times New Roman" w:hAnsi="Times New Roman" w:cs="Times New Roman"/>
+                <w:kern w:val="0"/>
+                <w:lang w:eastAsia="es-CO"/>
+                <w14:ligatures w14:val="none"/>
+              </w:rPr>
+              <w:t xml:space="preserve"> carga más lento).</w:t>
+            </w:r>
+          </w:p>
+        </w:tc>
+      </w:tr>
+      <w:tr>
+        <w:tc>
+          <w:tcPr>
+            <w:tcW w:w="0" w:type="auto"/>
+            <w:hideMark/>
+          </w:tcPr>
+          <w:p>
+            <w:pPr>
+              <w:rPr>
+                <w:rFonts w:ascii="Times New Roman" w:eastAsia="Times New Roman" w:hAnsi="Times New Roman" w:cs="Times New Roman"/>
+                <w:kern w:val="0"/>
+                <w:lang w:eastAsia="es-CO"/>
+                <w14:ligatures w14:val="none"/>
+              </w:rPr>
+            </w:pPr>
+            <w:r>
+              <w:rPr>
+                <w:rFonts w:ascii="Times New Roman" w:eastAsia="Times New Roman" w:hAnsi="Times New Roman" w:cs="Times New Roman"/>
+                <w:b/>
+                <w:bCs/>
+                <w:kern w:val="0"/>
+                <w:lang w:eastAsia="es-CO"/>
+                <w14:ligatures w14:val="none"/>
+              </w:rPr>
+              <w:t>Estado</w:t>
+            </w:r>
+          </w:p>
+        </w:tc>
+        <w:tc>
+          <w:tcPr>
+            <w:tcW w:w="0" w:type="auto"/>
+            <w:hideMark/>
+          </w:tcPr>
+          <w:p>
+            <w:pPr>
+              <w:rPr>
+                <w:rFonts w:ascii="Times New Roman" w:eastAsia="Times New Roman" w:hAnsi="Times New Roman" w:cs="Times New Roman"/>
+                <w:kern w:val="0"/>
+                <w:lang w:eastAsia="es-CO"/>
+                <w14:ligatures w14:val="none"/>
+              </w:rPr>
+            </w:pPr>
+            <w:r>
+              <w:rPr>
+                <w:rFonts w:ascii="Times New Roman" w:eastAsia="Times New Roman" w:hAnsi="Times New Roman" w:cs="Times New Roman"/>
+                <w:kern w:val="0"/>
+                <w:lang w:eastAsia="es-CO"/>
+                <w14:ligatures w14:val="none"/>
+              </w:rPr>
+              <w:t>El estado se maneja en el servidor o en el cliente con JavaScript.</w:t>
+            </w:r>
+          </w:p>
+        </w:tc>
+        <w:tc>
+          <w:tcPr>
+            <w:tcW w:w="0" w:type="auto"/>
+            <w:hideMark/>
+          </w:tcPr>
+          <w:p>
+            <w:pPr>
+              <w:rPr>
+                <w:rFonts w:ascii="Times New Roman" w:eastAsia="Times New Roman" w:hAnsi="Times New Roman" w:cs="Times New Roman"/>
+                <w:kern w:val="0"/>
+                <w:lang w:eastAsia="es-CO"/>
+                <w14:ligatures w14:val="none"/>
+              </w:rPr>
+            </w:pPr>
+            <w:proofErr w:type="spellStart"/>
+            <w:r>
+              <w:rPr>
+                <w:rFonts w:ascii="Times New Roman" w:eastAsia="Times New Roman" w:hAnsi="Times New Roman" w:cs="Times New Roman"/>
+                <w:kern w:val="0"/>
+                <w:lang w:eastAsia="es-CO"/>
+                <w14:ligatures w14:val="none"/>
+              </w:rPr>
+              <w:t>Blazor</w:t>
+            </w:r>
+            <w:proofErr w:type="spellEnd"/>
+            <w:r>
+              <w:rPr>
+                <w:rFonts w:ascii="Times New Roman" w:eastAsia="Times New Roman" w:hAnsi="Times New Roman" w:cs="Times New Roman"/>
+                <w:kern w:val="0"/>
+                <w:lang w:eastAsia="es-CO"/>
+                <w14:ligatures w14:val="none"/>
+              </w:rPr>
+              <w:t xml:space="preserve"> Server usa </w:t>
+            </w:r>
+            <w:proofErr w:type="spellStart"/>
+            <w:r>
+              <w:rPr>
+                <w:rFonts w:ascii="Times New Roman" w:eastAsia="Times New Roman" w:hAnsi="Times New Roman" w:cs="Times New Roman"/>
+                <w:kern w:val="0"/>
+                <w:lang w:eastAsia="es-CO"/>
+                <w14:ligatures w14:val="none"/>
+              </w:rPr>
+              <w:t>SignalR</w:t>
+            </w:r>
+            <w:proofErr w:type="spellEnd"/>
+            <w:r>
+              <w:rPr>
+                <w:rFonts w:ascii="Times New Roman" w:eastAsia="Times New Roman" w:hAnsi="Times New Roman" w:cs="Times New Roman"/>
+                <w:kern w:val="0"/>
+                <w:lang w:eastAsia="es-CO"/>
+                <w14:ligatures w14:val="none"/>
+              </w:rPr>
+              <w:t xml:space="preserve"> para estado en tiempo real, </w:t>
+            </w:r>
+            <w:proofErr w:type="spellStart"/>
+            <w:r>
+              <w:rPr>
+                <w:rFonts w:ascii="Times New Roman" w:eastAsia="Times New Roman" w:hAnsi="Times New Roman" w:cs="Times New Roman"/>
+                <w:kern w:val="0"/>
+                <w:lang w:eastAsia="es-CO"/>
+                <w14:ligatures w14:val="none"/>
+              </w:rPr>
+              <w:t>Blazor</w:t>
+            </w:r>
+            <w:proofErr w:type="spellEnd"/>
+            <w:r>
+              <w:rPr>
+                <w:rFonts w:ascii="Times New Roman" w:eastAsia="Times New Roman" w:hAnsi="Times New Roman" w:cs="Times New Roman"/>
+                <w:kern w:val="0"/>
+                <w:lang w:eastAsia="es-CO"/>
+                <w14:ligatures w14:val="none"/>
+              </w:rPr>
+              <w:t xml:space="preserve"> WASM maneja estado en el cliente.</w:t>
+            </w:r>
+          </w:p>
+        </w:tc>
+      </w:tr>
+      <w:tr>
+        <w:tc>
+          <w:tcPr>
+            <w:tcW w:w="0" w:type="auto"/>
+            <w:hideMark/>
+          </w:tcPr>
+          <w:p>
+            <w:pPr>
+              <w:rPr>
+                <w:rFonts w:ascii="Times New Roman" w:eastAsia="Times New Roman" w:hAnsi="Times New Roman" w:cs="Times New Roman"/>
+                <w:kern w:val="0"/>
+                <w:lang w:eastAsia="es-CO"/>
+                <w14:ligatures w14:val="none"/>
+              </w:rPr>
+            </w:pPr>
+            <w:r>
+              <w:rPr>
+                <w:rFonts w:ascii="Times New Roman" w:eastAsia="Times New Roman" w:hAnsi="Times New Roman" w:cs="Times New Roman"/>
+                <w:b/>
+                <w:bCs/>
+                <w:kern w:val="0"/>
+                <w:lang w:eastAsia="es-CO"/>
+                <w14:ligatures w14:val="none"/>
+              </w:rPr>
+              <w:t>Desarrollo</w:t>
+            </w:r>
+          </w:p>
+        </w:tc>
+        <w:tc>
+          <w:tcPr>
+            <w:tcW w:w="0" w:type="auto"/>
+            <w:hideMark/>
+          </w:tcPr>
+          <w:p>
+            <w:pPr>
+              <w:rPr>
+                <w:rFonts w:ascii="Times New Roman" w:eastAsia="Times New Roman" w:hAnsi="Times New Roman" w:cs="Times New Roman"/>
+                <w:kern w:val="0"/>
+                <w:lang w:eastAsia="es-CO"/>
+                <w14:ligatures w14:val="none"/>
+              </w:rPr>
+            </w:pPr>
+            <w:r>
+              <w:rPr>
+                <w:rFonts w:ascii="Times New Roman" w:eastAsia="Times New Roman" w:hAnsi="Times New Roman" w:cs="Times New Roman"/>
+                <w:kern w:val="0"/>
+                <w:lang w:eastAsia="es-CO"/>
+                <w14:ligatures w14:val="none"/>
+              </w:rPr>
+              <w:t xml:space="preserve">Código estructurado en controladores y vistas </w:t>
+            </w:r>
+            <w:proofErr w:type="spellStart"/>
+            <w:r>
+              <w:rPr>
+                <w:rFonts w:ascii="Times New Roman" w:eastAsia="Times New Roman" w:hAnsi="Times New Roman" w:cs="Times New Roman"/>
+                <w:kern w:val="0"/>
+                <w:lang w:eastAsia="es-CO"/>
+                <w14:ligatures w14:val="none"/>
+              </w:rPr>
+              <w:t>Razor</w:t>
+            </w:r>
+            <w:proofErr w:type="spellEnd"/>
+            <w:r>
+              <w:rPr>
+                <w:rFonts w:ascii="Times New Roman" w:eastAsia="Times New Roman" w:hAnsi="Times New Roman" w:cs="Times New Roman"/>
+                <w:kern w:val="0"/>
+                <w:lang w:eastAsia="es-CO"/>
+                <w14:ligatures w14:val="none"/>
+              </w:rPr>
+              <w:t>.</w:t>
+            </w:r>
+          </w:p>
+        </w:tc>
+        <w:tc>
+          <w:tcPr>
+            <w:tcW w:w="0" w:type="auto"/>
+            <w:hideMark/>
+          </w:tcPr>
+          <w:p>
+            <w:pPr>
+              <w:rPr>
+                <w:rFonts w:ascii="Times New Roman" w:eastAsia="Times New Roman" w:hAnsi="Times New Roman" w:cs="Times New Roman"/>
+                <w:kern w:val="0"/>
+                <w:lang w:eastAsia="es-CO"/>
+                <w14:ligatures w14:val="none"/>
+              </w:rPr>
+            </w:pPr>
+            <w:r>
+              <w:rPr>
+                <w:rFonts w:ascii="Times New Roman" w:eastAsia="Times New Roman" w:hAnsi="Times New Roman" w:cs="Times New Roman"/>
+                <w:kern w:val="0"/>
+                <w:lang w:eastAsia="es-CO"/>
+                <w14:ligatures w14:val="none"/>
+              </w:rPr>
+              <w:t xml:space="preserve">Usa componentes reutilizables de </w:t>
+            </w:r>
+            <w:proofErr w:type="spellStart"/>
+            <w:r>
+              <w:rPr>
+                <w:rFonts w:ascii="Times New Roman" w:eastAsia="Times New Roman" w:hAnsi="Times New Roman" w:cs="Times New Roman"/>
+                <w:kern w:val="0"/>
+                <w:lang w:eastAsia="es-CO"/>
+                <w14:ligatures w14:val="none"/>
+              </w:rPr>
+              <w:t>Razor</w:t>
+            </w:r>
+            <w:proofErr w:type="spellEnd"/>
+            <w:r>
+              <w:rPr>
+                <w:rFonts w:ascii="Times New Roman" w:eastAsia="Times New Roman" w:hAnsi="Times New Roman" w:cs="Times New Roman"/>
+                <w:kern w:val="0"/>
+                <w:lang w:eastAsia="es-CO"/>
+                <w14:ligatures w14:val="none"/>
+              </w:rPr>
+              <w:t>.</w:t>
+            </w:r>
+          </w:p>
+        </w:tc>
+      </w:tr>
+      <w:tr>
+        <w:tc>
+          <w:tcPr>
+            <w:tcW w:w="0" w:type="auto"/>
+            <w:hideMark/>
+          </w:tcPr>
+          <w:p>
+            <w:pPr>
+              <w:rPr>
+                <w:rFonts w:ascii="Times New Roman" w:eastAsia="Times New Roman" w:hAnsi="Times New Roman" w:cs="Times New Roman"/>
+                <w:kern w:val="0"/>
+                <w:lang w:eastAsia="es-CO"/>
+                <w14:ligatures w14:val="none"/>
+              </w:rPr>
+            </w:pPr>
+            <w:r>
+              <w:rPr>
+                <w:rFonts w:ascii="Times New Roman" w:eastAsia="Times New Roman" w:hAnsi="Times New Roman" w:cs="Times New Roman"/>
+                <w:b/>
+                <w:bCs/>
+                <w:kern w:val="0"/>
+                <w:lang w:eastAsia="es-CO"/>
+                <w14:ligatures w14:val="none"/>
+              </w:rPr>
+              <w:t>Integración con JS</w:t>
+            </w:r>
+          </w:p>
+        </w:tc>
+        <w:tc>
+          <w:tcPr>
+            <w:tcW w:w="0" w:type="auto"/>
+            <w:hideMark/>
+          </w:tcPr>
+          <w:p>
+            <w:pPr>
+              <w:rPr>
+                <w:rFonts w:ascii="Times New Roman" w:eastAsia="Times New Roman" w:hAnsi="Times New Roman" w:cs="Times New Roman"/>
+                <w:kern w:val="0"/>
+                <w:lang w:eastAsia="es-CO"/>
+                <w14:ligatures w14:val="none"/>
+              </w:rPr>
+            </w:pPr>
+            <w:r>
+              <w:rPr>
+                <w:rFonts w:ascii="Times New Roman" w:eastAsia="Times New Roman" w:hAnsi="Times New Roman" w:cs="Times New Roman"/>
+                <w:kern w:val="0"/>
+                <w:lang w:eastAsia="es-CO"/>
+                <w14:ligatures w14:val="none"/>
+              </w:rPr>
+              <w:t>Se apoya en JavaScript para funcionalidades avanzadas.</w:t>
+            </w:r>
+          </w:p>
+        </w:tc>
+        <w:tc>
+          <w:tcPr>
+            <w:tcW w:w="0" w:type="auto"/>
+            <w:hideMark/>
+          </w:tcPr>
+          <w:p>
+            <w:pPr>
+              <w:rPr>
+                <w:rFonts w:ascii="Times New Roman" w:eastAsia="Times New Roman" w:hAnsi="Times New Roman" w:cs="Times New Roman"/>
+                <w:kern w:val="0"/>
+                <w:lang w:eastAsia="es-CO"/>
+                <w14:ligatures w14:val="none"/>
+              </w:rPr>
+            </w:pPr>
+            <w:r>
+              <w:rPr>
+                <w:rFonts w:ascii="Times New Roman" w:eastAsia="Times New Roman" w:hAnsi="Times New Roman" w:cs="Times New Roman"/>
+                <w:kern w:val="0"/>
+                <w:lang w:eastAsia="es-CO"/>
+                <w14:ligatures w14:val="none"/>
+              </w:rPr>
+              <w:t>Puede llamar a JS, pero generalmente evita su uso.</w:t>
+            </w:r>
+          </w:p>
+        </w:tc>
+      </w:tr>
+      <w:tr>
+        <w:tc>
+          <w:tcPr>
+            <w:tcW w:w="0" w:type="auto"/>
+            <w:hideMark/>
+          </w:tcPr>
+          <w:p>
+            <w:pPr>
+              <w:rPr>
+                <w:rFonts w:ascii="Times New Roman" w:eastAsia="Times New Roman" w:hAnsi="Times New Roman" w:cs="Times New Roman"/>
+                <w:kern w:val="0"/>
+                <w:lang w:eastAsia="es-CO"/>
+                <w14:ligatures w14:val="none"/>
+              </w:rPr>
+            </w:pPr>
+            <w:r>
+              <w:rPr>
+                <w:rFonts w:ascii="Times New Roman" w:eastAsia="Times New Roman" w:hAnsi="Times New Roman" w:cs="Times New Roman"/>
+                <w:b/>
+                <w:bCs/>
+                <w:kern w:val="0"/>
+                <w:lang w:eastAsia="es-CO"/>
+                <w14:ligatures w14:val="none"/>
+              </w:rPr>
+              <w:t>Escalabilidad</w:t>
+            </w:r>
+          </w:p>
+        </w:tc>
+        <w:tc>
+          <w:tcPr>
+            <w:tcW w:w="0" w:type="auto"/>
+            <w:hideMark/>
+          </w:tcPr>
+          <w:p>
+            <w:pPr>
+              <w:rPr>
+                <w:rFonts w:ascii="Times New Roman" w:eastAsia="Times New Roman" w:hAnsi="Times New Roman" w:cs="Times New Roman"/>
+                <w:kern w:val="0"/>
+                <w:lang w:eastAsia="es-CO"/>
+                <w14:ligatures w14:val="none"/>
+              </w:rPr>
+            </w:pPr>
+            <w:r>
+              <w:rPr>
+                <w:rFonts w:ascii="Times New Roman" w:eastAsia="Times New Roman" w:hAnsi="Times New Roman" w:cs="Times New Roman"/>
+                <w:kern w:val="0"/>
+                <w:lang w:eastAsia="es-CO"/>
+                <w14:ligatures w14:val="none"/>
+              </w:rPr>
+              <w:t>Escalable para aplicaciones grandes con arquitectura bien definida.</w:t>
+            </w:r>
+          </w:p>
+        </w:tc>
+        <w:tc>
+          <w:tcPr>
+            <w:tcW w:w="0" w:type="auto"/>
+            <w:hideMark/>
+          </w:tcPr>
+          <w:p>
+            <w:pPr>
+              <w:rPr>
+                <w:rFonts w:ascii="Times New Roman" w:eastAsia="Times New Roman" w:hAnsi="Times New Roman" w:cs="Times New Roman"/>
+                <w:kern w:val="0"/>
+                <w:lang w:eastAsia="es-CO"/>
+                <w14:ligatures w14:val="none"/>
+              </w:rPr>
+            </w:pPr>
+            <w:proofErr w:type="spellStart"/>
+            <w:r>
+              <w:rPr>
+                <w:rFonts w:ascii="Times New Roman" w:eastAsia="Times New Roman" w:hAnsi="Times New Roman" w:cs="Times New Roman"/>
+                <w:kern w:val="0"/>
+                <w:lang w:eastAsia="es-CO"/>
+                <w14:ligatures w14:val="none"/>
+              </w:rPr>
+              <w:t>Blazor</w:t>
+            </w:r>
+            <w:proofErr w:type="spellEnd"/>
+            <w:r>
+              <w:rPr>
+                <w:rFonts w:ascii="Times New Roman" w:eastAsia="Times New Roman" w:hAnsi="Times New Roman" w:cs="Times New Roman"/>
+                <w:kern w:val="0"/>
+                <w:lang w:eastAsia="es-CO"/>
+                <w14:ligatures w14:val="none"/>
+              </w:rPr>
+              <w:t xml:space="preserve"> Server requiere escalabilidad en conexiones </w:t>
+            </w:r>
+            <w:proofErr w:type="spellStart"/>
+            <w:r>
+              <w:rPr>
+                <w:rFonts w:ascii="Times New Roman" w:eastAsia="Times New Roman" w:hAnsi="Times New Roman" w:cs="Times New Roman"/>
+                <w:kern w:val="0"/>
+                <w:lang w:eastAsia="es-CO"/>
+                <w14:ligatures w14:val="none"/>
+              </w:rPr>
+              <w:t>SignalR</w:t>
+            </w:r>
+            <w:proofErr w:type="spellEnd"/>
+            <w:r>
+              <w:rPr>
+                <w:rFonts w:ascii="Times New Roman" w:eastAsia="Times New Roman" w:hAnsi="Times New Roman" w:cs="Times New Roman"/>
+                <w:kern w:val="0"/>
+                <w:lang w:eastAsia="es-CO"/>
+                <w14:ligatures w14:val="none"/>
+              </w:rPr>
+              <w:t xml:space="preserve">, </w:t>
+            </w:r>
+            <w:proofErr w:type="spellStart"/>
+            <w:r>
+              <w:rPr>
+                <w:rFonts w:ascii="Times New Roman" w:eastAsia="Times New Roman" w:hAnsi="Times New Roman" w:cs="Times New Roman"/>
+                <w:kern w:val="0"/>
+                <w:lang w:eastAsia="es-CO"/>
+                <w14:ligatures w14:val="none"/>
+              </w:rPr>
+              <w:t>Blazor</w:t>
+            </w:r>
+            <w:proofErr w:type="spellEnd"/>
+            <w:r>
+              <w:rPr>
+                <w:rFonts w:ascii="Times New Roman" w:eastAsia="Times New Roman" w:hAnsi="Times New Roman" w:cs="Times New Roman"/>
+                <w:kern w:val="0"/>
+                <w:lang w:eastAsia="es-CO"/>
+                <w14:ligatures w14:val="none"/>
+              </w:rPr>
+              <w:t xml:space="preserve"> WASM escala mejor.</w:t>
+            </w:r>
+          </w:p>
+        </w:tc>
+      </w:tr>
+      <w:tr>
+        <w:tc>
+          <w:tcPr>
+            <w:tcW w:w="0" w:type="auto"/>
+            <w:hideMark/>
+          </w:tcPr>
+          <w:p>
+            <w:pPr>
+              <w:rPr>
+                <w:rFonts w:ascii="Times New Roman" w:eastAsia="Times New Roman" w:hAnsi="Times New Roman" w:cs="Times New Roman"/>
+                <w:kern w:val="0"/>
+                <w:lang w:eastAsia="es-CO"/>
+                <w14:ligatures w14:val="none"/>
+              </w:rPr>
+            </w:pPr>
+            <w:r>
+              <w:rPr>
+                <w:rFonts w:ascii="Times New Roman" w:eastAsia="Times New Roman" w:hAnsi="Times New Roman" w:cs="Times New Roman"/>
+                <w:b/>
+                <w:bCs/>
+                <w:kern w:val="0"/>
+                <w:lang w:eastAsia="es-CO"/>
+                <w14:ligatures w14:val="none"/>
+              </w:rPr>
+              <w:t>Compatibilidad</w:t>
+            </w:r>
+          </w:p>
+        </w:tc>
+        <w:tc>
+          <w:tcPr>
+            <w:tcW w:w="0" w:type="auto"/>
+            <w:hideMark/>
+          </w:tcPr>
+          <w:p>
+            <w:pPr>
+              <w:rPr>
+                <w:rFonts w:ascii="Times New Roman" w:eastAsia="Times New Roman" w:hAnsi="Times New Roman" w:cs="Times New Roman"/>
+                <w:kern w:val="0"/>
+                <w:lang w:eastAsia="es-CO"/>
+                <w14:ligatures w14:val="none"/>
+              </w:rPr>
+            </w:pPr>
+            <w:r>
+              <w:rPr>
+                <w:rFonts w:ascii="Times New Roman" w:eastAsia="Times New Roman" w:hAnsi="Times New Roman" w:cs="Times New Roman"/>
+                <w:kern w:val="0"/>
+                <w:lang w:eastAsia="es-CO"/>
+                <w14:ligatures w14:val="none"/>
+              </w:rPr>
+              <w:t>Compatible con cualquier navegador sin requisitos adicionales.</w:t>
+            </w:r>
+          </w:p>
+        </w:tc>
+        <w:tc>
+          <w:tcPr>
+            <w:tcW w:w="0" w:type="auto"/>
+            <w:hideMark/>
+          </w:tcPr>
+          <w:p>
+            <w:pPr>
+              <w:rPr>
+                <w:rFonts w:ascii="Times New Roman" w:eastAsia="Times New Roman" w:hAnsi="Times New Roman" w:cs="Times New Roman"/>
+                <w:kern w:val="0"/>
+                <w:lang w:eastAsia="es-CO"/>
+                <w14:ligatures w14:val="none"/>
+              </w:rPr>
+            </w:pPr>
+            <w:proofErr w:type="spellStart"/>
+            <w:r>
+              <w:rPr>
+                <w:rFonts w:ascii="Times New Roman" w:eastAsia="Times New Roman" w:hAnsi="Times New Roman" w:cs="Times New Roman"/>
+                <w:kern w:val="0"/>
+                <w:lang w:eastAsia="es-CO"/>
+                <w14:ligatures w14:val="none"/>
+              </w:rPr>
+              <w:t>Blazor</w:t>
+            </w:r>
+            <w:proofErr w:type="spellEnd"/>
+            <w:r>
+              <w:rPr>
+                <w:rFonts w:ascii="Times New Roman" w:eastAsia="Times New Roman" w:hAnsi="Times New Roman" w:cs="Times New Roman"/>
+                <w:kern w:val="0"/>
+                <w:lang w:eastAsia="es-CO"/>
+                <w14:ligatures w14:val="none"/>
+              </w:rPr>
+              <w:t xml:space="preserve"> </w:t>
+            </w:r>
+            <w:proofErr w:type="spellStart"/>
+            <w:r>
+              <w:rPr>
+                <w:rFonts w:ascii="Times New Roman" w:eastAsia="Times New Roman" w:hAnsi="Times New Roman" w:cs="Times New Roman"/>
+                <w:kern w:val="0"/>
+                <w:lang w:eastAsia="es-CO"/>
+                <w14:ligatures w14:val="none"/>
+              </w:rPr>
+              <w:t>WebAssembly</w:t>
+            </w:r>
+            <w:proofErr w:type="spellEnd"/>
+            <w:r>
+              <w:rPr>
+                <w:rFonts w:ascii="Times New Roman" w:eastAsia="Times New Roman" w:hAnsi="Times New Roman" w:cs="Times New Roman"/>
+                <w:kern w:val="0"/>
+                <w:lang w:eastAsia="es-CO"/>
+                <w14:ligatures w14:val="none"/>
+              </w:rPr>
+              <w:t xml:space="preserve"> requiere compatibilidad con WASM.</w:t>
+            </w:r>
+          </w:p>
+        </w:tc>
+      </w:tr>
+      <w:tr>
+        <w:tc>
+          <w:tcPr>
+            <w:tcW w:w="0" w:type="auto"/>
+            <w:hideMark/>
+          </w:tcPr>
+          <w:p>
+            <w:pPr>
+              <w:rPr>
+                <w:rFonts w:ascii="Times New Roman" w:eastAsia="Times New Roman" w:hAnsi="Times New Roman" w:cs="Times New Roman"/>
+                <w:kern w:val="0"/>
+                <w:lang w:eastAsia="es-CO"/>
+                <w14:ligatures w14:val="none"/>
+              </w:rPr>
+            </w:pPr>
+            <w:r>
+              <w:rPr>
+                <w:rFonts w:ascii="Times New Roman" w:eastAsia="Times New Roman" w:hAnsi="Times New Roman" w:cs="Times New Roman"/>
+                <w:b/>
+                <w:bCs/>
+                <w:kern w:val="0"/>
+                <w:lang w:eastAsia="es-CO"/>
+                <w14:ligatures w14:val="none"/>
+              </w:rPr>
+              <w:t>Uso de Recursos</w:t>
+            </w:r>
+          </w:p>
+        </w:tc>
+        <w:tc>
+          <w:tcPr>
+            <w:tcW w:w="0" w:type="auto"/>
+            <w:hideMark/>
+          </w:tcPr>
+          <w:p>
+            <w:pPr>
+              <w:rPr>
+                <w:rFonts w:ascii="Times New Roman" w:eastAsia="Times New Roman" w:hAnsi="Times New Roman" w:cs="Times New Roman"/>
+                <w:kern w:val="0"/>
+                <w:lang w:eastAsia="es-CO"/>
+                <w14:ligatures w14:val="none"/>
+              </w:rPr>
+            </w:pPr>
+            <w:r>
+              <w:rPr>
+                <w:rFonts w:ascii="Times New Roman" w:eastAsia="Times New Roman" w:hAnsi="Times New Roman" w:cs="Times New Roman"/>
+                <w:kern w:val="0"/>
+                <w:lang w:eastAsia="es-CO"/>
+                <w14:ligatures w14:val="none"/>
+              </w:rPr>
+              <w:t>Consume menos recursos en el cliente.</w:t>
+            </w:r>
+          </w:p>
+        </w:tc>
+        <w:tc>
+          <w:tcPr>
+            <w:tcW w:w="0" w:type="auto"/>
+            <w:hideMark/>
+          </w:tcPr>
+          <w:p>
+            <w:pPr>
+              <w:rPr>
+                <w:rFonts w:ascii="Times New Roman" w:eastAsia="Times New Roman" w:hAnsi="Times New Roman" w:cs="Times New Roman"/>
+                <w:kern w:val="0"/>
+                <w:lang w:eastAsia="es-CO"/>
+                <w14:ligatures w14:val="none"/>
+              </w:rPr>
+            </w:pPr>
+            <w:proofErr w:type="spellStart"/>
+            <w:r>
+              <w:rPr>
+                <w:rFonts w:ascii="Times New Roman" w:eastAsia="Times New Roman" w:hAnsi="Times New Roman" w:cs="Times New Roman"/>
+                <w:kern w:val="0"/>
+                <w:lang w:eastAsia="es-CO"/>
+                <w14:ligatures w14:val="none"/>
+              </w:rPr>
+              <w:t>Blazor</w:t>
+            </w:r>
+            <w:proofErr w:type="spellEnd"/>
+            <w:r>
+              <w:rPr>
+                <w:rFonts w:ascii="Times New Roman" w:eastAsia="Times New Roman" w:hAnsi="Times New Roman" w:cs="Times New Roman"/>
+                <w:kern w:val="0"/>
+                <w:lang w:eastAsia="es-CO"/>
+                <w14:ligatures w14:val="none"/>
+              </w:rPr>
+              <w:t xml:space="preserve"> WASM carga más en el cliente, </w:t>
+            </w:r>
+            <w:proofErr w:type="spellStart"/>
+            <w:r>
+              <w:rPr>
+                <w:rFonts w:ascii="Times New Roman" w:eastAsia="Times New Roman" w:hAnsi="Times New Roman" w:cs="Times New Roman"/>
+                <w:kern w:val="0"/>
+                <w:lang w:eastAsia="es-CO"/>
+                <w14:ligatures w14:val="none"/>
+              </w:rPr>
+              <w:t>Blazor</w:t>
+            </w:r>
+            <w:proofErr w:type="spellEnd"/>
+            <w:r>
+              <w:rPr>
+                <w:rFonts w:ascii="Times New Roman" w:eastAsia="Times New Roman" w:hAnsi="Times New Roman" w:cs="Times New Roman"/>
+                <w:kern w:val="0"/>
+                <w:lang w:eastAsia="es-CO"/>
+                <w14:ligatures w14:val="none"/>
+              </w:rPr>
+              <w:t xml:space="preserve"> Server requiere conexiones persistentes.</w:t>
+            </w:r>
+          </w:p>
+        </w:tc>
+      </w:tr>
+    </w:tbl>
+    <w:p>
+      <w:pPr>
+        <w:pStyle w:val="Prrafodelista"/>
+        <w:spacing w:line="360" w:lineRule="auto"/>
+        <w:ind w:left="0"/>
+        <w:jc w:val="both"/>
+      </w:pPr>
+    </w:p>
+    <w:p>
+      <w:pPr>
+        <w:pStyle w:val="Prrafodelista"/>
+        <w:spacing w:line="360" w:lineRule="auto"/>
+        <w:ind w:left="0"/>
+        <w:jc w:val="both"/>
+      </w:pPr>
+    </w:p>
+    <w:p>
+      <w:pPr>
+        <w:pStyle w:val="Prrafodelista"/>
+        <w:spacing w:line="360" w:lineRule="auto"/>
+        <w:ind w:left="0"/>
+        <w:jc w:val="both"/>
+      </w:pPr>
+    </w:p>
+    <w:p>
+      <w:pPr>
+        <w:pStyle w:val="Prrafodelista"/>
+        <w:spacing w:line="360" w:lineRule="auto"/>
+        <w:ind w:left="0"/>
+      </w:pPr>
+      <w:r>
+        <w:t xml:space="preserve">Dado que </w:t>
+      </w:r>
+      <w:r>
+        <w:t>la</w:t>
+      </w:r>
+      <w:r>
+        <w:t xml:space="preserve"> capa </w:t>
+      </w:r>
+      <w:proofErr w:type="spellStart"/>
+      <w:r>
+        <w:t>Admin</w:t>
+      </w:r>
+      <w:proofErr w:type="spellEnd"/>
+      <w:r>
+        <w:t xml:space="preserve"> es una aplicación ASP.NET Core MVC con Bootstrap SB </w:t>
+      </w:r>
+      <w:proofErr w:type="spellStart"/>
+      <w:r>
+        <w:t>Admin</w:t>
+      </w:r>
+      <w:proofErr w:type="spellEnd"/>
+      <w:r>
+        <w:t xml:space="preserve"> y que estás construyendo una arquitectura en capas con Angular en el cliente, </w:t>
+      </w:r>
+      <w:r>
+        <w:t>mantendremos la realización con</w:t>
+      </w:r>
+      <w:r>
+        <w:t xml:space="preserve"> MVC en la capa </w:t>
+      </w:r>
+      <w:proofErr w:type="spellStart"/>
+      <w:r>
+        <w:t>Admin</w:t>
+      </w:r>
+      <w:proofErr w:type="spellEnd"/>
+      <w:r>
+        <w:t xml:space="preserve"> en lugar de </w:t>
+      </w:r>
+      <w:proofErr w:type="spellStart"/>
+      <w:r>
+        <w:t>Blazor</w:t>
+      </w:r>
+      <w:proofErr w:type="spellEnd"/>
+      <w:r>
+        <w:t>.</w:t>
+      </w:r>
+    </w:p>
+    <w:p>
+      <w:pPr>
+        <w:pStyle w:val="Prrafodelista"/>
+        <w:spacing w:line="360" w:lineRule="auto"/>
+        <w:ind w:left="0"/>
+      </w:pPr>
+    </w:p>
+    <w:p>
+      <w:pPr>
+        <w:pStyle w:val="Prrafodelista"/>
+        <w:spacing w:line="360" w:lineRule="auto"/>
+        <w:ind w:left="0"/>
+      </w:pPr>
+      <w:r>
+        <w:t xml:space="preserve">Estructura de la Capa </w:t>
+      </w:r>
+      <w:proofErr w:type="spellStart"/>
+      <w:r>
+        <w:t>Admin</w:t>
+      </w:r>
+      <w:proofErr w:type="spellEnd"/>
+      <w:r>
+        <w:t>:</w:t>
+      </w:r>
+    </w:p>
+    <w:p>
+      <w:pPr>
+        <w:pStyle w:val="Prrafodelista"/>
+        <w:spacing w:line="360" w:lineRule="auto"/>
+        <w:ind w:left="0"/>
+      </w:pPr>
+    </w:p>
+    <w:p>
+      <w:pPr>
+        <w:pStyle w:val="Prrafodelista"/>
+        <w:spacing w:line="360" w:lineRule="auto"/>
+        <w:ind w:left="0"/>
+      </w:pPr>
+      <w:proofErr w:type="spellStart"/>
+      <w:r>
+        <w:t>Controllers</w:t>
+      </w:r>
+      <w:proofErr w:type="spellEnd"/>
+      <w:r>
+        <w:t>/ → Contiene los controladores que manejan las solicitudes HTTP y envían datos a las vistas.</w:t>
+      </w:r>
+    </w:p>
+    <w:p>
+      <w:pPr>
+        <w:pStyle w:val="Prrafodelista"/>
+        <w:spacing w:line="360" w:lineRule="auto"/>
+        <w:ind w:left="0"/>
+      </w:pPr>
+      <w:proofErr w:type="spellStart"/>
+      <w:r>
+        <w:t>Views</w:t>
+      </w:r>
+      <w:proofErr w:type="spellEnd"/>
+      <w:r>
+        <w:t xml:space="preserve">/ → Almacena las vistas </w:t>
+      </w:r>
+      <w:proofErr w:type="spellStart"/>
+      <w:r>
+        <w:t>Razor</w:t>
+      </w:r>
+      <w:proofErr w:type="spellEnd"/>
+      <w:r>
+        <w:t xml:space="preserve"> </w:t>
+      </w:r>
+      <w:proofErr w:type="gramStart"/>
+      <w:r>
+        <w:t>(.</w:t>
+      </w:r>
+      <w:proofErr w:type="spellStart"/>
+      <w:r>
+        <w:t>cshtml</w:t>
+      </w:r>
+      <w:proofErr w:type="spellEnd"/>
+      <w:proofErr w:type="gramEnd"/>
+      <w:r>
+        <w:t>) que representan la interfaz de usuario.</w:t>
+      </w:r>
+    </w:p>
+    <w:p>
+      <w:pPr>
+        <w:pStyle w:val="Prrafodelista"/>
+        <w:spacing w:line="360" w:lineRule="auto"/>
+        <w:ind w:left="0"/>
+      </w:pPr>
+      <w:proofErr w:type="spellStart"/>
+      <w:r>
+        <w:t>Models</w:t>
+      </w:r>
+      <w:proofErr w:type="spellEnd"/>
+      <w:r>
+        <w:t>/ → Define las clases que representan los datos que se enviarán a las vistas.</w:t>
+      </w:r>
+    </w:p>
+    <w:p>
+      <w:pPr>
+        <w:pStyle w:val="Prrafodelista"/>
+        <w:spacing w:line="360" w:lineRule="auto"/>
+        <w:ind w:left="0"/>
+      </w:pPr>
+      <w:proofErr w:type="spellStart"/>
+      <w:r>
+        <w:t>wwwroot</w:t>
+      </w:r>
+      <w:proofErr w:type="spellEnd"/>
+      <w:r>
+        <w:t xml:space="preserve">/ → Contiene archivos estáticos (CSS, JS, imágenes). Aquí va el contenido de SB </w:t>
+      </w:r>
+      <w:proofErr w:type="spellStart"/>
+      <w:r>
+        <w:t>Admin</w:t>
+      </w:r>
+      <w:proofErr w:type="spellEnd"/>
+      <w:r>
+        <w:t>.</w:t>
+      </w:r>
+    </w:p>
+    <w:p>
+      <w:pPr>
+        <w:pStyle w:val="Prrafodelista"/>
+        <w:spacing w:line="360" w:lineRule="auto"/>
+        <w:ind w:left="0"/>
+      </w:pPr>
+      <w:proofErr w:type="spellStart"/>
+      <w:r>
+        <w:lastRenderedPageBreak/>
+        <w:t>Services</w:t>
+      </w:r>
+      <w:proofErr w:type="spellEnd"/>
+      <w:r>
+        <w:t xml:space="preserve">/ → Clases para la lógica de negocio específica de la capa </w:t>
+      </w:r>
+      <w:proofErr w:type="spellStart"/>
+      <w:r>
+        <w:t>Admin</w:t>
+      </w:r>
+      <w:proofErr w:type="spellEnd"/>
+      <w:r>
+        <w:t>, consumiendo la API.</w:t>
+      </w:r>
+    </w:p>
+    <w:p>
+      <w:pPr>
+        <w:pStyle w:val="Prrafodelista"/>
+        <w:spacing w:line="360" w:lineRule="auto"/>
+        <w:ind w:left="0"/>
+      </w:pPr>
+      <w:r>
+        <w:t>Middleware/ → Middleware personalizados, como autenticación o manejo de errores.</w:t>
+      </w:r>
+    </w:p>
+    <w:p>
+      <w:pPr>
+        <w:pStyle w:val="Prrafodelista"/>
+        <w:spacing w:line="360" w:lineRule="auto"/>
+        <w:ind w:left="0"/>
+      </w:pPr>
+      <w:proofErr w:type="spellStart"/>
+      <w:r>
+        <w:t>Filters</w:t>
+      </w:r>
+      <w:proofErr w:type="spellEnd"/>
+      <w:r>
+        <w:t>/ → Filtros de acción y autorización para aplicar lógica antes o después de los controladores.</w:t>
+      </w:r>
+    </w:p>
+    <w:p>
+      <w:pPr>
+        <w:pStyle w:val="Prrafodelista"/>
+        <w:spacing w:line="360" w:lineRule="auto"/>
+        <w:ind w:left="0"/>
+      </w:pPr>
+      <w:proofErr w:type="spellStart"/>
+      <w:r>
+        <w:t>Program.cs</w:t>
+      </w:r>
+      <w:proofErr w:type="spellEnd"/>
+      <w:r>
+        <w:t xml:space="preserve"> → Configura la aplicación y registra servicios en el contenedor de inyección de dependencias.</w:t>
+      </w:r>
+    </w:p>
+    <w:p>
+      <w:pPr>
+        <w:pStyle w:val="Prrafodelista"/>
+        <w:spacing w:line="360" w:lineRule="auto"/>
+        <w:ind w:left="0"/>
+      </w:pPr>
+      <w:proofErr w:type="spellStart"/>
+      <w:proofErr w:type="gramStart"/>
+      <w:r>
+        <w:t>appsettings.json</w:t>
+      </w:r>
+      <w:proofErr w:type="spellEnd"/>
+      <w:proofErr w:type="gramEnd"/>
+      <w:r>
+        <w:t xml:space="preserve"> → Contiene configuraciones como la URL de la API y parámetros de </w:t>
+      </w:r>
+    </w:p>
+    <w:p>
+      <w:pPr>
+        <w:pStyle w:val="Prrafodelista"/>
+        <w:spacing w:line="360" w:lineRule="auto"/>
+        <w:ind w:left="0"/>
+      </w:pPr>
+      <w:r>
+        <w:t>autenticación.</w:t>
+      </w:r>
+    </w:p>
+    <w:p>
+      <w:pPr>
+        <w:pStyle w:val="Prrafodelista"/>
+        <w:spacing w:line="360" w:lineRule="auto"/>
+        <w:ind w:left="0"/>
+      </w:pPr>
+    </w:p>
+    <w:p>
+      <w:pPr>
+        <w:pStyle w:val="Prrafodelista"/>
+        <w:spacing w:line="360" w:lineRule="auto"/>
+        <w:ind w:left="0"/>
+      </w:pPr>
+      <w:r>
+        <w:rPr>
+          <w:highlight w:val="magenta"/>
+        </w:rPr>
+        <w:t>Nota.</w:t>
+      </w:r>
+    </w:p>
+    <w:p>
+      <w:pPr>
+        <w:pStyle w:val="Prrafodelista"/>
+        <w:spacing w:line="360" w:lineRule="auto"/>
+        <w:ind w:left="0"/>
+      </w:pPr>
+      <w:proofErr w:type="spellStart"/>
+      <w:r>
+        <w:t>Razor</w:t>
+      </w:r>
+      <w:proofErr w:type="spellEnd"/>
+      <w:r>
+        <w:t>: E</w:t>
+      </w:r>
+      <w:r>
+        <w:t xml:space="preserve">s el motor de vistas de ASP.NET que permite combinar HTML con C# en </w:t>
+      </w:r>
+      <w:proofErr w:type="gramStart"/>
+      <w:r>
+        <w:t>archivos .</w:t>
+      </w:r>
+      <w:proofErr w:type="spellStart"/>
+      <w:r>
+        <w:t>cshtml</w:t>
+      </w:r>
+      <w:proofErr w:type="spellEnd"/>
+      <w:proofErr w:type="gramEnd"/>
+      <w:r>
+        <w:t>. Se usa en MVC para generar contenido dinámico en el servidor antes de enviarlo al cliente.</w:t>
+      </w:r>
+    </w:p>
+    <w:p>
+      <w:pPr>
+        <w:pStyle w:val="Prrafodelista"/>
+        <w:spacing w:line="360" w:lineRule="auto"/>
+        <w:ind w:left="0"/>
+      </w:pPr>
+      <w:r>
+        <w:t>_</w:t>
+      </w:r>
+      <w:proofErr w:type="spellStart"/>
+      <w:r>
+        <w:t>ViewImports.cshtml</w:t>
+      </w:r>
+      <w:proofErr w:type="spellEnd"/>
+      <w:r>
+        <w:t xml:space="preserve"> →</w:t>
+      </w:r>
+      <w:r>
+        <w:rPr>
+          <w:rFonts w:ascii="Segoe UI Emoji" w:hAnsi="Segoe UI Emoji" w:cs="Segoe UI Emoji"/>
+        </w:rPr>
+        <w:t xml:space="preserve"> </w:t>
+      </w:r>
+      <w:r>
+        <w:t>Recomendado para evitar repetir @using.</w:t>
+      </w:r>
+    </w:p>
+    <w:p>
+      <w:pPr>
+        <w:spacing w:line="360" w:lineRule="auto"/>
+      </w:pPr>
+      <w:r>
+        <w:t>_</w:t>
+      </w:r>
+      <w:proofErr w:type="spellStart"/>
+      <w:r>
+        <w:t>ViewStart.cshtml</w:t>
+      </w:r>
+      <w:proofErr w:type="spellEnd"/>
+      <w:r>
+        <w:t xml:space="preserve"> </w:t>
+      </w:r>
+      <w:proofErr w:type="gramStart"/>
+      <w:r>
+        <w:t>→  Muy</w:t>
+      </w:r>
+      <w:proofErr w:type="gramEnd"/>
+      <w:r>
+        <w:t xml:space="preserve"> </w:t>
+      </w:r>
+      <w:r>
+        <w:rPr>
+          <w:rFonts w:ascii="Aptos" w:hAnsi="Aptos" w:cs="Aptos"/>
+        </w:rPr>
+        <w:t>ú</w:t>
+      </w:r>
+      <w:r>
+        <w:t xml:space="preserve">til si tienes un </w:t>
+      </w:r>
+      <w:proofErr w:type="spellStart"/>
+      <w:r>
+        <w:t>layout</w:t>
+      </w:r>
+      <w:proofErr w:type="spellEnd"/>
+      <w:r>
+        <w:t xml:space="preserve"> global.</w:t>
+      </w:r>
+    </w:p>
+    <w:p>
+      <w:pPr>
+        <w:pStyle w:val="Prrafodelista"/>
+        <w:spacing w:line="360" w:lineRule="auto"/>
+      </w:pPr>
+    </w:p>
+    <w:p>
+      <w:pPr>
+        <w:pStyle w:val="Prrafodelista"/>
+        <w:spacing w:line="360" w:lineRule="auto"/>
+        <w:ind w:left="0"/>
+      </w:pPr>
+      <w:r>
+        <w:t>_</w:t>
+      </w:r>
+      <w:proofErr w:type="spellStart"/>
+      <w:r>
+        <w:t>ValidationScriptsPartial.cshtml</w:t>
+      </w:r>
+      <w:proofErr w:type="spellEnd"/>
+      <w:r>
+        <w:t xml:space="preserve"> → Útil solo si usas validaciones de ASP.NET MVC con jQuery.</w:t>
+      </w:r>
+    </w:p>
+    <w:p>
+      <w:pPr>
+        <w:spacing w:line="360" w:lineRule="auto"/>
+        <w:rPr>
+          <w:color w:val="BF4E14" w:themeColor="accent2" w:themeShade="BF"/>
+        </w:rPr>
+      </w:pPr>
+      <w:r>
+        <w:rPr>
+          <w:color w:val="BF4E14" w:themeColor="accent2" w:themeShade="BF"/>
+        </w:rPr>
+        <w:t>@model Usuario</w:t>
+      </w:r>
+    </w:p>
+    <w:p>
+      <w:pPr>
+        <w:spacing w:line="360" w:lineRule="auto"/>
+        <w:rPr>
+          <w:color w:val="BF4E14" w:themeColor="accent2" w:themeShade="BF"/>
+        </w:rPr>
+      </w:pPr>
+      <w:r>
+        <w:rPr>
+          <w:color w:val="BF4E14" w:themeColor="accent2" w:themeShade="BF"/>
+        </w:rPr>
+        <w:t>&lt;h1&gt;Hola, @Model.Nombre&lt;/h1&gt;</w:t>
+      </w:r>
+    </w:p>
+    <w:p>
+      <w:pPr>
+        <w:pStyle w:val="Prrafodelista"/>
+        <w:numPr>
+          <w:ilvl w:val="0"/>
+          <w:numId w:val="3"/>
+        </w:numPr>
+        <w:tabs>
+          <w:tab w:val="left" w:pos="2550"/>
+        </w:tabs>
+      </w:pPr>
+      <w:r>
+        <w:t>i</w:t>
+      </w:r>
+      <w:r>
+        <w:t xml:space="preserve">nstalar </w:t>
+      </w:r>
+      <w:proofErr w:type="spellStart"/>
+      <w:r>
+        <w:t>boostrap</w:t>
+      </w:r>
+      <w:proofErr w:type="spellEnd"/>
+      <w:r>
+        <w:t xml:space="preserve"> en mi capa </w:t>
+      </w:r>
+      <w:proofErr w:type="spellStart"/>
+      <w:r>
+        <w:t>Admin</w:t>
+      </w:r>
+      <w:proofErr w:type="spellEnd"/>
+    </w:p>
+    <w:p>
+      <w:pPr>
+        <w:pStyle w:val="Prrafodelista"/>
+        <w:tabs>
+          <w:tab w:val="left" w:pos="2550"/>
+        </w:tabs>
+        <w:rPr>
+          <w:color w:val="BF4E14" w:themeColor="accent2" w:themeShade="BF"/>
+        </w:rPr>
+      </w:pPr>
+      <w:proofErr w:type="spellStart"/>
+      <w:r>
+        <w:rPr>
+          <w:color w:val="BF4E14" w:themeColor="accent2" w:themeShade="BF"/>
+        </w:rPr>
+        <w:t>npm</w:t>
+      </w:r>
+      <w:proofErr w:type="spellEnd"/>
+      <w:r>
+        <w:rPr>
+          <w:color w:val="BF4E14" w:themeColor="accent2" w:themeShade="BF"/>
+        </w:rPr>
+        <w:t xml:space="preserve"> </w:t>
+      </w:r>
+      <w:proofErr w:type="spellStart"/>
+      <w:r>
+        <w:rPr>
+          <w:color w:val="BF4E14" w:themeColor="accent2" w:themeShade="BF"/>
+        </w:rPr>
+        <w:t>install</w:t>
+      </w:r>
+      <w:proofErr w:type="spellEnd"/>
+      <w:r>
+        <w:rPr>
+          <w:color w:val="BF4E14" w:themeColor="accent2" w:themeShade="BF"/>
+        </w:rPr>
+        <w:t xml:space="preserve"> </w:t>
+      </w:r>
+      <w:proofErr w:type="spellStart"/>
+      <w:r>
+        <w:rPr>
+          <w:color w:val="BF4E14" w:themeColor="accent2" w:themeShade="BF"/>
+        </w:rPr>
+        <w:t>startbootstrap-sb-admin</w:t>
+      </w:r>
+      <w:proofErr w:type="spellEnd"/>
+    </w:p>
+    <w:p>
+      <w:pPr>
+        <w:pStyle w:val="Prrafodelista"/>
+        <w:tabs>
+          <w:tab w:val="left" w:pos="2550"/>
+        </w:tabs>
+        <w:rPr>
+          <w:color w:val="BF4E14" w:themeColor="accent2" w:themeShade="BF"/>
+        </w:rPr>
+      </w:pPr>
+      <w:proofErr w:type="spellStart"/>
+      <w:r>
+        <w:rPr>
+          <w:color w:val="BF4E14" w:themeColor="accent2" w:themeShade="BF"/>
+        </w:rPr>
+        <w:t>Install-Package</w:t>
+      </w:r>
+      <w:proofErr w:type="spellEnd"/>
+      <w:r>
+        <w:rPr>
+          <w:color w:val="BF4E14" w:themeColor="accent2" w:themeShade="BF"/>
+        </w:rPr>
+        <w:t xml:space="preserve"> </w:t>
+      </w:r>
+      <w:proofErr w:type="spellStart"/>
+      <w:r>
+        <w:rPr>
+          <w:color w:val="BF4E14" w:themeColor="accent2" w:themeShade="BF"/>
+        </w:rPr>
+        <w:t>Newtonsoft.Json</w:t>
+      </w:r>
+      <w:proofErr w:type="spellEnd"/>
+      <w:r>
+        <w:rPr>
+          <w:color w:val="BF4E14" w:themeColor="accent2" w:themeShade="BF"/>
+        </w:rPr>
+        <w:t xml:space="preserve"> -</w:t>
+      </w:r>
+      <w:proofErr w:type="spellStart"/>
+      <w:r>
+        <w:rPr>
+          <w:color w:val="BF4E14" w:themeColor="accent2" w:themeShade="BF"/>
+        </w:rPr>
+        <w:t>Scope</w:t>
+      </w:r>
+      <w:proofErr w:type="spellEnd"/>
+      <w:r>
+        <w:rPr>
+          <w:color w:val="BF4E14" w:themeColor="accent2" w:themeShade="BF"/>
+        </w:rPr>
+        <w:t xml:space="preserve"> </w:t>
+      </w:r>
+      <w:proofErr w:type="spellStart"/>
+      <w:r>
+        <w:rPr>
+          <w:color w:val="BF4E14" w:themeColor="accent2" w:themeShade="BF"/>
+        </w:rPr>
+        <w:t>CurrentUser</w:t>
+      </w:r>
+      <w:proofErr w:type="spellEnd"/>
+    </w:p>
+    <w:p>
+      <w:pPr>
+        <w:pStyle w:val="Prrafodelista"/>
+        <w:tabs>
+          <w:tab w:val="left" w:pos="2550"/>
+        </w:tabs>
+      </w:pPr>
+    </w:p>
+    <w:p>
+      <w:pPr>
+        <w:pStyle w:val="Prrafodelista"/>
+        <w:numPr>
+          <w:ilvl w:val="0"/>
+          <w:numId w:val="3"/>
+        </w:numPr>
+        <w:tabs>
+          <w:tab w:val="left" w:pos="2550"/>
+        </w:tabs>
+      </w:pPr>
+      <w:r>
+        <w:t xml:space="preserve"> Hacer referencias en el archivo </w:t>
+      </w:r>
+      <w:proofErr w:type="spellStart"/>
+      <w:r>
+        <w:t>Admin.csproj</w:t>
+      </w:r>
+      <w:proofErr w:type="spellEnd"/>
+    </w:p>
+    <w:p>
+      <w:pPr>
+        <w:pStyle w:val="Prrafodelista"/>
+        <w:tabs>
+          <w:tab w:val="left" w:pos="2550"/>
+        </w:tabs>
+        <w:rPr>
+          <w:color w:val="BF4E14" w:themeColor="accent2" w:themeShade="BF"/>
+        </w:rPr>
+      </w:pPr>
+      <w:r>
+        <w:rPr>
+          <w:color w:val="BF4E14" w:themeColor="accent2" w:themeShade="BF"/>
+        </w:rPr>
+        <w:t>&lt;</w:t>
+      </w:r>
+      <w:proofErr w:type="spellStart"/>
+      <w:r>
+        <w:rPr>
+          <w:color w:val="BF4E14" w:themeColor="accent2" w:themeShade="BF"/>
+        </w:rPr>
+        <w:t>ProjectReference</w:t>
+      </w:r>
+      <w:proofErr w:type="spellEnd"/>
+      <w:r>
+        <w:rPr>
+          <w:color w:val="BF4E14" w:themeColor="accent2" w:themeShade="BF"/>
+        </w:rPr>
+        <w:t xml:space="preserve"> </w:t>
+      </w:r>
+      <w:proofErr w:type="spellStart"/>
+      <w:r>
+        <w:rPr>
+          <w:color w:val="BF4E14" w:themeColor="accent2" w:themeShade="BF"/>
+        </w:rPr>
+        <w:t>Include</w:t>
+      </w:r>
+      <w:proofErr w:type="spellEnd"/>
+      <w:r>
+        <w:rPr>
+          <w:color w:val="BF4E14" w:themeColor="accent2" w:themeShade="BF"/>
+        </w:rPr>
+        <w:t>="..\</w:t>
+      </w:r>
+      <w:proofErr w:type="spellStart"/>
+      <w:r>
+        <w:rPr>
+          <w:color w:val="BF4E14" w:themeColor="accent2" w:themeShade="BF"/>
+        </w:rPr>
+        <w:t>Application</w:t>
+      </w:r>
+      <w:proofErr w:type="spellEnd"/>
+      <w:r>
+        <w:rPr>
+          <w:color w:val="BF4E14" w:themeColor="accent2" w:themeShade="BF"/>
+        </w:rPr>
+        <w:t>\</w:t>
+      </w:r>
+      <w:proofErr w:type="spellStart"/>
+      <w:r>
+        <w:rPr>
+          <w:color w:val="BF4E14" w:themeColor="accent2" w:themeShade="BF"/>
+        </w:rPr>
+        <w:t>Application.csproj</w:t>
+      </w:r>
+      <w:proofErr w:type="spellEnd"/>
+      <w:r>
+        <w:rPr>
+          <w:color w:val="BF4E14" w:themeColor="accent2" w:themeShade="BF"/>
+        </w:rPr>
+        <w:t>" /&gt;</w:t>
+      </w:r>
+    </w:p>
+    <w:p>
+      <w:pPr>
+        <w:pStyle w:val="Prrafodelista"/>
+        <w:tabs>
+          <w:tab w:val="left" w:pos="2550"/>
+        </w:tabs>
+        <w:rPr>
+          <w:color w:val="BF4E14" w:themeColor="accent2" w:themeShade="BF"/>
+        </w:rPr>
+      </w:pPr>
+    </w:p>
+    <w:p>
+      <w:pPr>
+        <w:pStyle w:val="Prrafodelista"/>
+        <w:numPr>
+          <w:ilvl w:val="0"/>
+          <w:numId w:val="3"/>
+        </w:numPr>
+        <w:tabs>
+          <w:tab w:val="left" w:pos="2550"/>
+        </w:tabs>
+      </w:pPr>
+      <w:r>
+        <w:t xml:space="preserve">Descargar SB </w:t>
+      </w:r>
+      <w:proofErr w:type="spellStart"/>
+      <w:r>
+        <w:t>Admin</w:t>
+      </w:r>
+      <w:proofErr w:type="spellEnd"/>
+      <w:r>
+        <w:t xml:space="preserve"> de Bootstrap gratuito</w:t>
+      </w:r>
+    </w:p>
+    <w:p>
+      <w:pPr>
+        <w:pStyle w:val="Prrafodelista"/>
+        <w:tabs>
+          <w:tab w:val="left" w:pos="2550"/>
+        </w:tabs>
+      </w:pPr>
+      <w:hyperlink r:id="rId15" w:history="1">
+        <w:r>
+          <w:rPr>
+            <w:rStyle w:val="Hipervnculo"/>
+          </w:rPr>
+          <w:t>https://startbootstrap.com/template/sb-admin</w:t>
+        </w:r>
+      </w:hyperlink>
+    </w:p>
+    <w:p>
+      <w:pPr>
+        <w:pStyle w:val="Prrafodelista"/>
+        <w:tabs>
+          <w:tab w:val="left" w:pos="2550"/>
+        </w:tabs>
+      </w:pPr>
+    </w:p>
+    <w:p>
+      <w:pPr>
+        <w:pStyle w:val="Prrafodelista"/>
+        <w:numPr>
+          <w:ilvl w:val="0"/>
+          <w:numId w:val="3"/>
+        </w:numPr>
+        <w:tabs>
+          <w:tab w:val="left" w:pos="2550"/>
+        </w:tabs>
+      </w:pPr>
+      <w:r>
+        <w:t>Configurar _</w:t>
+      </w:r>
+      <w:proofErr w:type="spellStart"/>
+      <w:r>
+        <w:t>Layout.cshtml</w:t>
+      </w:r>
+      <w:proofErr w:type="spellEnd"/>
+      <w:r>
+        <w:t xml:space="preserve"> (</w:t>
+      </w:r>
+      <w:proofErr w:type="spellStart"/>
+      <w:r>
+        <w:t>Views</w:t>
+      </w:r>
+      <w:proofErr w:type="spellEnd"/>
+      <w:r>
+        <w:t>/</w:t>
+      </w:r>
+      <w:proofErr w:type="spellStart"/>
+      <w:r>
+        <w:t>shared</w:t>
+      </w:r>
+      <w:proofErr w:type="spellEnd"/>
+      <w:r>
+        <w:t>)</w:t>
+      </w:r>
+    </w:p>
+    <w:p>
+      <w:pPr>
+        <w:pStyle w:val="Prrafodelista"/>
+        <w:tabs>
+          <w:tab w:val="left" w:pos="2550"/>
+        </w:tabs>
+      </w:pPr>
+    </w:p>
+    <w:p>
+      <w:pPr>
+        <w:pStyle w:val="Prrafodelista"/>
+        <w:numPr>
+          <w:ilvl w:val="0"/>
+          <w:numId w:val="3"/>
+        </w:numPr>
+        <w:tabs>
+          <w:tab w:val="left" w:pos="2550"/>
+        </w:tabs>
+      </w:pPr>
+      <w:r>
+        <w:t>Vistas según base de datos</w:t>
+      </w:r>
+    </w:p>
+    <w:p>
+      <w:pPr>
+        <w:tabs>
+          <w:tab w:val="left" w:pos="2550"/>
+        </w:tabs>
+      </w:pPr>
+      <w:proofErr w:type="spellStart"/>
+      <w:r>
+        <w:t>Views</w:t>
+      </w:r>
+      <w:proofErr w:type="spellEnd"/>
+      <w:r>
+        <w:t>/</w:t>
+      </w:r>
+    </w:p>
+    <w:p>
+      <w:pPr>
+        <w:tabs>
+          <w:tab w:val="left" w:pos="2550"/>
+        </w:tabs>
+      </w:pPr>
+      <w:r>
+        <w:t>│── Home/</w:t>
+      </w:r>
+    </w:p>
+    <w:p>
+      <w:pPr>
+        <w:tabs>
+          <w:tab w:val="left" w:pos="2550"/>
+        </w:tabs>
+      </w:pPr>
+      <w:r>
+        <w:t xml:space="preserve">│   │── </w:t>
+      </w:r>
+      <w:proofErr w:type="spellStart"/>
+      <w:proofErr w:type="gramStart"/>
+      <w:r>
+        <w:t>Index.cshtml</w:t>
+      </w:r>
+      <w:proofErr w:type="spellEnd"/>
+      <w:r>
+        <w:t xml:space="preserve">  →</w:t>
+      </w:r>
+      <w:proofErr w:type="gramEnd"/>
+      <w:r>
+        <w:t xml:space="preserve"> Página de inicio del panel </w:t>
+      </w:r>
+      <w:proofErr w:type="spellStart"/>
+      <w:r>
+        <w:t>Admin</w:t>
+      </w:r>
+      <w:proofErr w:type="spellEnd"/>
+    </w:p>
+    <w:p>
+      <w:pPr>
+        <w:tabs>
+          <w:tab w:val="left" w:pos="2550"/>
+        </w:tabs>
+      </w:pPr>
+      <w:r>
+        <w:t xml:space="preserve">│   │── </w:t>
+      </w:r>
+      <w:proofErr w:type="spellStart"/>
+      <w:r>
+        <w:t>Dashboard.cshtml</w:t>
+      </w:r>
+      <w:proofErr w:type="spellEnd"/>
+      <w:r>
+        <w:t xml:space="preserve"> → Resumen de métricas clave</w:t>
+      </w:r>
+    </w:p>
+    <w:p>
+      <w:pPr>
+        <w:tabs>
+          <w:tab w:val="left" w:pos="2550"/>
+        </w:tabs>
+      </w:pPr>
+      <w:r>
+        <w:t>│</w:t>
+      </w:r>
+    </w:p>
+    <w:p>
+      <w:pPr>
+        <w:tabs>
+          <w:tab w:val="left" w:pos="2550"/>
+        </w:tabs>
+      </w:pPr>
+      <w:r>
+        <w:t xml:space="preserve">│── </w:t>
+      </w:r>
+      <w:proofErr w:type="spellStart"/>
+      <w:r>
+        <w:t>Categoria</w:t>
+      </w:r>
+      <w:proofErr w:type="spellEnd"/>
+      <w:r>
+        <w:t>/</w:t>
+      </w:r>
+    </w:p>
+    <w:p>
+      <w:pPr>
+        <w:tabs>
+          <w:tab w:val="left" w:pos="2550"/>
+        </w:tabs>
+      </w:pPr>
+      <w:r>
+        <w:t xml:space="preserve">│   │── </w:t>
+      </w:r>
+      <w:proofErr w:type="spellStart"/>
+      <w:proofErr w:type="gramStart"/>
+      <w:r>
+        <w:t>Index.cshtml</w:t>
+      </w:r>
+      <w:proofErr w:type="spellEnd"/>
+      <w:r>
+        <w:t xml:space="preserve">  →</w:t>
+      </w:r>
+      <w:proofErr w:type="gramEnd"/>
+      <w:r>
+        <w:t xml:space="preserve"> Lista de categorías</w:t>
+      </w:r>
+    </w:p>
+    <w:p>
+      <w:pPr>
+        <w:tabs>
+          <w:tab w:val="left" w:pos="2550"/>
+        </w:tabs>
+      </w:pPr>
+      <w:r>
+        <w:t xml:space="preserve">│   │── </w:t>
+      </w:r>
+      <w:proofErr w:type="spellStart"/>
+      <w:r>
+        <w:t>Create.cshtml</w:t>
+      </w:r>
+      <w:proofErr w:type="spellEnd"/>
+      <w:r>
+        <w:t xml:space="preserve"> → Formulario para agregar una categoría</w:t>
+      </w:r>
+    </w:p>
+    <w:p>
+      <w:pPr>
+        <w:tabs>
+          <w:tab w:val="left" w:pos="2550"/>
+        </w:tabs>
+      </w:pPr>
+      <w:r>
+        <w:t xml:space="preserve">│   │── </w:t>
+      </w:r>
+      <w:proofErr w:type="spellStart"/>
+      <w:r>
+        <w:t>Edit.cshtml</w:t>
+      </w:r>
+      <w:proofErr w:type="spellEnd"/>
+      <w:r>
+        <w:t xml:space="preserve">   → Formulario para editar una categoría</w:t>
+      </w:r>
+    </w:p>
+    <w:p>
+      <w:pPr>
+        <w:tabs>
+          <w:tab w:val="left" w:pos="2550"/>
+        </w:tabs>
+      </w:pPr>
+      <w:r>
+        <w:t>│</w:t>
+      </w:r>
+    </w:p>
+    <w:p>
+      <w:pPr>
+        <w:tabs>
+          <w:tab w:val="left" w:pos="2550"/>
+        </w:tabs>
+      </w:pPr>
+      <w:r>
+        <w:t>│── Marca/</w:t>
+      </w:r>
+    </w:p>
+    <w:p>
+      <w:pPr>
+        <w:tabs>
+          <w:tab w:val="left" w:pos="2550"/>
+        </w:tabs>
+      </w:pPr>
+      <w:r>
+        <w:t xml:space="preserve">│   │── </w:t>
+      </w:r>
+      <w:proofErr w:type="spellStart"/>
+      <w:r>
+        <w:t>Index.cshtml</w:t>
+      </w:r>
+      <w:proofErr w:type="spellEnd"/>
+    </w:p>
+    <w:p>
+      <w:pPr>
+        <w:tabs>
+          <w:tab w:val="left" w:pos="2550"/>
+        </w:tabs>
+      </w:pPr>
+      <w:r>
+        <w:t xml:space="preserve">│   │── </w:t>
+      </w:r>
+      <w:proofErr w:type="spellStart"/>
+      <w:r>
+        <w:t>Create.cshtml</w:t>
+      </w:r>
+      <w:proofErr w:type="spellEnd"/>
+    </w:p>
+    <w:p>
+      <w:pPr>
+        <w:tabs>
+          <w:tab w:val="left" w:pos="2550"/>
+        </w:tabs>
+      </w:pPr>
+      <w:r>
+        <w:t xml:space="preserve">│   │── </w:t>
+      </w:r>
+      <w:proofErr w:type="spellStart"/>
+      <w:r>
+        <w:t>Edit.cshtml</w:t>
+      </w:r>
+      <w:proofErr w:type="spellEnd"/>
+    </w:p>
+    <w:p>
+      <w:pPr>
+        <w:tabs>
+          <w:tab w:val="left" w:pos="2550"/>
+        </w:tabs>
+      </w:pPr>
+      <w:r>
+        <w:t>│</w:t>
+      </w:r>
+    </w:p>
+    <w:p>
+      <w:pPr>
+        <w:tabs>
+          <w:tab w:val="left" w:pos="2550"/>
+        </w:tabs>
+      </w:pPr>
+      <w:r>
+        <w:t>│── Producto/</w:t>
+      </w:r>
+    </w:p>
+    <w:p>
+      <w:pPr>
+        <w:tabs>
+          <w:tab w:val="left" w:pos="2550"/>
+        </w:tabs>
+      </w:pPr>
+      <w:r>
+        <w:t xml:space="preserve">│   │── </w:t>
+      </w:r>
+      <w:proofErr w:type="spellStart"/>
+      <w:r>
+        <w:t>Index.cshtml</w:t>
+      </w:r>
+      <w:proofErr w:type="spellEnd"/>
+    </w:p>
+    <w:p>
+      <w:pPr>
+        <w:tabs>
+          <w:tab w:val="left" w:pos="2550"/>
+        </w:tabs>
+      </w:pPr>
+      <w:r>
+        <w:t xml:space="preserve">│   │── </w:t>
+      </w:r>
+      <w:proofErr w:type="spellStart"/>
+      <w:r>
+        <w:t>Create.cshtml</w:t>
+      </w:r>
+      <w:proofErr w:type="spellEnd"/>
+    </w:p>
+    <w:p>
+      <w:pPr>
+        <w:tabs>
+          <w:tab w:val="left" w:pos="2550"/>
+        </w:tabs>
+      </w:pPr>
+      <w:r>
+        <w:t xml:space="preserve">│   │── </w:t>
+      </w:r>
+      <w:proofErr w:type="spellStart"/>
+      <w:r>
+        <w:t>Edit.cshtml</w:t>
+      </w:r>
+      <w:proofErr w:type="spellEnd"/>
+    </w:p>
+    <w:p>
+      <w:pPr>
+        <w:tabs>
+          <w:tab w:val="left" w:pos="2550"/>
+        </w:tabs>
+      </w:pPr>
+      <w:r>
+        <w:t xml:space="preserve">│   │── </w:t>
+      </w:r>
+      <w:proofErr w:type="spellStart"/>
+      <w:r>
+        <w:t>Details.cshtml</w:t>
+      </w:r>
+      <w:proofErr w:type="spellEnd"/>
+      <w:r>
+        <w:t xml:space="preserve"> → Ver detalles de un producto</w:t>
+      </w:r>
+    </w:p>
+    <w:p>
+      <w:pPr>
+        <w:tabs>
+          <w:tab w:val="left" w:pos="2550"/>
+        </w:tabs>
+      </w:pPr>
+      <w:r>
+        <w:t>│</w:t>
+      </w:r>
+    </w:p>
+    <w:p>
+      <w:pPr>
+        <w:tabs>
+          <w:tab w:val="left" w:pos="2550"/>
+        </w:tabs>
+      </w:pPr>
+      <w:r>
+        <w:t>│── Cliente/</w:t>
+      </w:r>
+    </w:p>
+    <w:p>
+      <w:pPr>
+        <w:tabs>
+          <w:tab w:val="left" w:pos="2550"/>
+        </w:tabs>
+      </w:pPr>
+      <w:r>
+        <w:lastRenderedPageBreak/>
+        <w:t xml:space="preserve">│   │── </w:t>
+      </w:r>
+      <w:proofErr w:type="spellStart"/>
+      <w:r>
+        <w:t>Index.cshtml</w:t>
+      </w:r>
+      <w:proofErr w:type="spellEnd"/>
+    </w:p>
+    <w:p>
+      <w:pPr>
+        <w:tabs>
+          <w:tab w:val="left" w:pos="2550"/>
+        </w:tabs>
+      </w:pPr>
+      <w:r>
+        <w:t xml:space="preserve">│   │── </w:t>
+      </w:r>
+      <w:proofErr w:type="spellStart"/>
+      <w:r>
+        <w:t>Details.cshtml</w:t>
+      </w:r>
+      <w:proofErr w:type="spellEnd"/>
+      <w:r>
+        <w:t xml:space="preserve"> → Información detallada de un cliente</w:t>
+      </w:r>
+    </w:p>
+    <w:p>
+      <w:pPr>
+        <w:tabs>
+          <w:tab w:val="left" w:pos="2550"/>
+        </w:tabs>
+      </w:pPr>
+      <w:r>
+        <w:t>│</w:t>
+      </w:r>
+    </w:p>
+    <w:p>
+      <w:pPr>
+        <w:tabs>
+          <w:tab w:val="left" w:pos="2550"/>
+        </w:tabs>
+      </w:pPr>
+      <w:r>
+        <w:t>│── Venta/</w:t>
+      </w:r>
+    </w:p>
+    <w:p>
+      <w:pPr>
+        <w:tabs>
+          <w:tab w:val="left" w:pos="2550"/>
+        </w:tabs>
+      </w:pPr>
+      <w:r>
+        <w:t xml:space="preserve">│   │── </w:t>
+      </w:r>
+      <w:proofErr w:type="spellStart"/>
+      <w:r>
+        <w:t>Index.cshtml</w:t>
+      </w:r>
+      <w:proofErr w:type="spellEnd"/>
+    </w:p>
+    <w:p>
+      <w:pPr>
+        <w:tabs>
+          <w:tab w:val="left" w:pos="2550"/>
+        </w:tabs>
+      </w:pPr>
+      <w:r>
+        <w:t xml:space="preserve">│   │── </w:t>
+      </w:r>
+      <w:proofErr w:type="spellStart"/>
+      <w:r>
+        <w:t>Details.cshtml</w:t>
+      </w:r>
+      <w:proofErr w:type="spellEnd"/>
+    </w:p>
+    <w:p>
+      <w:pPr>
+        <w:tabs>
+          <w:tab w:val="left" w:pos="2550"/>
+        </w:tabs>
+      </w:pPr>
+      <w:r>
+        <w:t>│</w:t>
+      </w:r>
+    </w:p>
+    <w:p>
+      <w:pPr>
+        <w:tabs>
+          <w:tab w:val="left" w:pos="2550"/>
+        </w:tabs>
+      </w:pPr>
+      <w:r>
+        <w:t>│── Usuario/</w:t>
+      </w:r>
+    </w:p>
+    <w:p>
+      <w:pPr>
+        <w:tabs>
+          <w:tab w:val="left" w:pos="2550"/>
+        </w:tabs>
+      </w:pPr>
+      <w:r>
+        <w:t xml:space="preserve">│   │── </w:t>
+      </w:r>
+      <w:proofErr w:type="spellStart"/>
+      <w:r>
+        <w:t>Index.cshtml</w:t>
+      </w:r>
+      <w:proofErr w:type="spellEnd"/>
+    </w:p>
+    <w:p>
+      <w:pPr>
+        <w:tabs>
+          <w:tab w:val="left" w:pos="2550"/>
+        </w:tabs>
+      </w:pPr>
+      <w:r>
+        <w:t xml:space="preserve">│   │── </w:t>
+      </w:r>
+      <w:proofErr w:type="spellStart"/>
+      <w:r>
+        <w:t>Create.cshtml</w:t>
+      </w:r>
+      <w:proofErr w:type="spellEnd"/>
+    </w:p>
+    <w:p>
+      <w:pPr>
+        <w:tabs>
+          <w:tab w:val="left" w:pos="2550"/>
+        </w:tabs>
+      </w:pPr>
+      <w:r>
+        <w:t xml:space="preserve">│   │── </w:t>
+      </w:r>
+      <w:proofErr w:type="spellStart"/>
+      <w:r>
+        <w:t>Edit.cshtml</w:t>
+      </w:r>
+      <w:proofErr w:type="spellEnd"/>
+    </w:p>
+    <w:p>
+      <w:pPr>
+        <w:tabs>
+          <w:tab w:val="left" w:pos="2550"/>
+        </w:tabs>
+      </w:pPr>
+      <w:r>
+        <w:t>│</w:t>
+      </w:r>
+    </w:p>
+    <w:p>
+      <w:pPr>
+        <w:tabs>
+          <w:tab w:val="left" w:pos="2550"/>
+        </w:tabs>
+      </w:pPr>
+      <w:r>
+        <w:t xml:space="preserve">│── </w:t>
+      </w:r>
+      <w:proofErr w:type="spellStart"/>
+      <w:r>
+        <w:t>Ubicacion</w:t>
+      </w:r>
+      <w:proofErr w:type="spellEnd"/>
+      <w:r>
+        <w:t>/ (Departamentos, Ciudades, Barrios)</w:t>
+      </w:r>
+    </w:p>
+    <w:p>
+      <w:pPr>
+        <w:tabs>
+          <w:tab w:val="left" w:pos="2550"/>
+        </w:tabs>
+      </w:pPr>
+      <w:r>
+        <w:t xml:space="preserve">│   │── </w:t>
+      </w:r>
+      <w:proofErr w:type="spellStart"/>
+      <w:r>
+        <w:t>Index.cshtml</w:t>
+      </w:r>
+      <w:proofErr w:type="spellEnd"/>
+    </w:p>
+    <w:p>
+      <w:pPr>
+        <w:tabs>
+          <w:tab w:val="left" w:pos="2550"/>
+        </w:tabs>
+      </w:pPr>
+      <w:r>
+        <w:t xml:space="preserve">│   │── </w:t>
+      </w:r>
+      <w:proofErr w:type="spellStart"/>
+      <w:r>
+        <w:t>Create.cshtml</w:t>
+      </w:r>
+      <w:proofErr w:type="spellEnd"/>
+    </w:p>
+    <w:p>
+      <w:pPr>
+        <w:tabs>
+          <w:tab w:val="left" w:pos="2550"/>
+        </w:tabs>
+      </w:pPr>
+      <w:r>
+        <w:t xml:space="preserve">│   │── </w:t>
+      </w:r>
+      <w:proofErr w:type="spellStart"/>
+      <w:r>
+        <w:t>Edit.cshtml</w:t>
+      </w:r>
+      <w:proofErr w:type="spellEnd"/>
+    </w:p>
+    <w:p>
+      <w:pPr>
+        <w:tabs>
+          <w:tab w:val="left" w:pos="2550"/>
+        </w:tabs>
+      </w:pPr>
+      <w:r>
+        <w:t>│</w:t>
+      </w:r>
+    </w:p>
+    <w:p>
+      <w:pPr>
+        <w:tabs>
+          <w:tab w:val="left" w:pos="2550"/>
+        </w:tabs>
+      </w:pPr>
+      <w:r>
+        <w:t xml:space="preserve">│── </w:t>
+      </w:r>
+      <w:proofErr w:type="spellStart"/>
+      <w:r>
+        <w:t>Shared</w:t>
+      </w:r>
+      <w:proofErr w:type="spellEnd"/>
+      <w:r>
+        <w:t>/</w:t>
+      </w:r>
+    </w:p>
+    <w:p>
+      <w:pPr>
+        <w:tabs>
+          <w:tab w:val="left" w:pos="2550"/>
+        </w:tabs>
+      </w:pPr>
+      <w:r>
+        <w:t>│   │── _</w:t>
+      </w:r>
+      <w:proofErr w:type="spellStart"/>
+      <w:r>
+        <w:t>Layout.cshtml</w:t>
+      </w:r>
+      <w:proofErr w:type="spellEnd"/>
+      <w:r>
+        <w:t xml:space="preserve"> → Plantilla principal de SB </w:t>
+      </w:r>
+      <w:proofErr w:type="spellStart"/>
+      <w:r>
+        <w:t>Admin</w:t>
+      </w:r>
+      <w:proofErr w:type="spellEnd"/>
+    </w:p>
+    <w:p>
+      <w:pPr>
+        <w:tabs>
+          <w:tab w:val="left" w:pos="2550"/>
+        </w:tabs>
+      </w:pPr>
+      <w:r>
+        <w:t>│   │── _</w:t>
+      </w:r>
+      <w:proofErr w:type="spellStart"/>
+      <w:r>
+        <w:t>Header.cshtml</w:t>
+      </w:r>
+      <w:proofErr w:type="spellEnd"/>
+      <w:r>
+        <w:t xml:space="preserve"> → Encabezado superior</w:t>
+      </w:r>
+    </w:p>
+    <w:p>
+      <w:pPr>
+        <w:tabs>
+          <w:tab w:val="left" w:pos="2550"/>
+        </w:tabs>
+      </w:pPr>
+      <w:r>
+        <w:t>│   │── _</w:t>
+      </w:r>
+      <w:proofErr w:type="spellStart"/>
+      <w:r>
+        <w:t>Footer.cshtml</w:t>
+      </w:r>
+      <w:proofErr w:type="spellEnd"/>
+      <w:r>
+        <w:t xml:space="preserve"> → Pie de página</w:t>
+      </w:r>
+    </w:p>
+    <w:p>
+      <w:pPr>
+        <w:tabs>
+          <w:tab w:val="left" w:pos="2550"/>
+        </w:tabs>
+      </w:pPr>
+      <w:r>
+        <w:t>│   │── _</w:t>
+      </w:r>
+      <w:proofErr w:type="spellStart"/>
+      <w:r>
+        <w:t>Sidebar.cshtml</w:t>
+      </w:r>
+      <w:proofErr w:type="spellEnd"/>
+      <w:r>
+        <w:t xml:space="preserve"> → Menú lateral de navegación</w:t>
+      </w:r>
+    </w:p>
+    <w:p>
+      <w:pPr>
+        <w:tabs>
+          <w:tab w:val="left" w:pos="2550"/>
+        </w:tabs>
+      </w:pPr>
+      <w:r>
+        <w:t>│   │── _</w:t>
+      </w:r>
+      <w:proofErr w:type="spellStart"/>
+      <w:r>
+        <w:t>Scripts.cshtml</w:t>
+      </w:r>
+      <w:proofErr w:type="spellEnd"/>
+      <w:r>
+        <w:t xml:space="preserve"> → Archivos JavaScript comunes</w:t>
+      </w:r>
+    </w:p>
+    <w:p>
+      <w:pPr>
+        <w:tabs>
+          <w:tab w:val="left" w:pos="2550"/>
+        </w:tabs>
+      </w:pPr>
+      <w:r>
+        <w:t>│   │── _</w:t>
+      </w:r>
+      <w:proofErr w:type="spellStart"/>
+      <w:r>
+        <w:t>Styles.cshtml</w:t>
+      </w:r>
+      <w:proofErr w:type="spellEnd"/>
+      <w:r>
+        <w:t xml:space="preserve"> → Archivos CSS comunes</w:t>
+      </w:r>
+    </w:p>
+    <w:p>
+      <w:pPr>
+        <w:tabs>
+          <w:tab w:val="left" w:pos="2550"/>
+        </w:tabs>
+      </w:pPr>
+      <w:r>
+        <w:t>│</w:t>
+      </w:r>
+    </w:p>
+    <w:p>
+      <w:pPr>
+        <w:tabs>
+          <w:tab w:val="left" w:pos="2550"/>
+        </w:tabs>
+      </w:pPr>
+      <w:r>
+        <w:t xml:space="preserve">│── </w:t>
+      </w:r>
+      <w:proofErr w:type="spellStart"/>
+      <w:r>
+        <w:t>Partials</w:t>
+      </w:r>
+      <w:proofErr w:type="spellEnd"/>
+      <w:r>
+        <w:t>/</w:t>
+      </w:r>
+    </w:p>
+    <w:p>
+      <w:pPr>
+        <w:tabs>
+          <w:tab w:val="left" w:pos="2550"/>
+        </w:tabs>
+      </w:pPr>
+      <w:r>
+        <w:lastRenderedPageBreak/>
+        <w:t>│   │── _</w:t>
+      </w:r>
+      <w:proofErr w:type="spellStart"/>
+      <w:r>
+        <w:t>Alerts.cshtml</w:t>
+      </w:r>
+      <w:proofErr w:type="spellEnd"/>
+      <w:r>
+        <w:t xml:space="preserve"> → Notificaciones y alertas</w:t>
+      </w:r>
+    </w:p>
+    <w:p>
+      <w:pPr>
+        <w:tabs>
+          <w:tab w:val="left" w:pos="2550"/>
+        </w:tabs>
+      </w:pPr>
+      <w:r>
+        <w:t>│   │── _</w:t>
+      </w:r>
+      <w:proofErr w:type="spellStart"/>
+      <w:r>
+        <w:t>Modals.cshtml</w:t>
+      </w:r>
+      <w:proofErr w:type="spellEnd"/>
+      <w:r>
+        <w:t xml:space="preserve"> → Modales reutilizables</w:t>
+      </w:r>
+    </w:p>
+    <w:p>
+      <w:pPr>
+        <w:tabs>
+          <w:tab w:val="left" w:pos="2550"/>
+        </w:tabs>
+      </w:pPr>
+      <w:r>
+        <w:t>│</w:t>
+      </w:r>
+    </w:p>
+    <w:p>
+      <w:pPr>
+        <w:tabs>
+          <w:tab w:val="left" w:pos="2550"/>
+        </w:tabs>
+      </w:pPr>
+      <w:r>
+        <w:t xml:space="preserve">│── </w:t>
+      </w:r>
+      <w:r>
+        <w:t>Cuentas</w:t>
+      </w:r>
+      <w:r>
+        <w:t>/</w:t>
+      </w:r>
+    </w:p>
+    <w:p>
+      <w:pPr>
+        <w:tabs>
+          <w:tab w:val="left" w:pos="2550"/>
+        </w:tabs>
+      </w:pPr>
+      <w:r>
+        <w:t xml:space="preserve">│   </w:t>
+      </w:r>
+      <w:r>
+        <w:rPr>
+          <w:highlight w:val="green"/>
+        </w:rPr>
+        <w:t xml:space="preserve">│── </w:t>
+      </w:r>
+      <w:proofErr w:type="spellStart"/>
+      <w:r>
+        <w:rPr>
+          <w:highlight w:val="green"/>
+        </w:rPr>
+        <w:t>Login.cshtml</w:t>
+      </w:r>
+      <w:proofErr w:type="spellEnd"/>
+      <w:r>
+        <w:rPr>
+          <w:highlight w:val="green"/>
+        </w:rPr>
+        <w:t xml:space="preserve"> → Página de inicio de sesión</w:t>
+      </w:r>
+    </w:p>
+    <w:p>
+      <w:pPr>
+        <w:tabs>
+          <w:tab w:val="left" w:pos="2550"/>
+        </w:tabs>
+      </w:pPr>
+      <w:r>
+        <w:t xml:space="preserve">│   │── </w:t>
+      </w:r>
+      <w:proofErr w:type="spellStart"/>
+      <w:r>
+        <w:t>Register.cshtml</w:t>
+      </w:r>
+      <w:proofErr w:type="spellEnd"/>
+      <w:r>
+        <w:t xml:space="preserve"> → Registro de nuevos usuarios</w:t>
+      </w:r>
+    </w:p>
+    <w:p>
+      <w:pPr>
+        <w:tabs>
+          <w:tab w:val="left" w:pos="2550"/>
+        </w:tabs>
+      </w:pPr>
+      <w:r>
+        <w:t xml:space="preserve">│   │── </w:t>
+      </w:r>
+      <w:proofErr w:type="spellStart"/>
+      <w:r>
+        <w:t>ForgotPassword.cshtml</w:t>
+      </w:r>
+      <w:proofErr w:type="spellEnd"/>
+      <w:r>
+        <w:t xml:space="preserve"> → Recuperación de contraseña</w:t>
+      </w:r>
+    </w:p>
+    <w:p>
+      <w:pPr>
+        <w:tabs>
+          <w:tab w:val="left" w:pos="2550"/>
+        </w:tabs>
+        <w:ind w:left="720"/>
+      </w:pPr>
+    </w:p>
+    <w:p>
+      <w:pPr>
+        <w:pStyle w:val="Prrafodelista"/>
+        <w:numPr>
+          <w:ilvl w:val="0"/>
+          <w:numId w:val="3"/>
+        </w:numPr>
+        <w:tabs>
+          <w:tab w:val="left" w:pos="2550"/>
+        </w:tabs>
+      </w:pPr>
+      <w:proofErr w:type="spellStart"/>
+      <w:r>
+        <w:t>Login.cshtml</w:t>
+      </w:r>
+      <w:proofErr w:type="spellEnd"/>
+    </w:p>
+    <w:p>
+      <w:pPr>
+        <w:tabs>
+          <w:tab w:val="left" w:pos="2550"/>
+        </w:tabs>
+        <w:ind w:left="720"/>
+      </w:pPr>
+      <w:r>
+        <w:rPr>
+          <w:noProof/>
+        </w:rPr>
+        <w:drawing>
+          <wp:inline distT="0" distB="0" distL="0" distR="0" wp14:anchorId="5075D890" wp14:editId="21E0EADB">
+            <wp:extent cx="3940142" cy="3307080"/>
+            <wp:effectExtent l="0" t="0" r="3810" b="7620"/>
+            <wp:docPr id="891435147" name="Imagen 1"/>
+            <wp:cNvGraphicFramePr>
+              <a:graphicFrameLocks xmlns:a="http://schemas.openxmlformats.org/drawingml/2006/main" noChangeAspect="1"/>
+            </wp:cNvGraphicFramePr>
+            <a:graphic xmlns:a="http://schemas.openxmlformats.org/drawingml/2006/main">
+              <a:graphicData uri="http://schemas.openxmlformats.org/drawingml/2006/picture">
+                <pic:pic xmlns:pic="http://schemas.openxmlformats.org/drawingml/2006/picture">
+                  <pic:nvPicPr>
+                    <pic:cNvPr id="891435147" name=""/>
+                    <pic:cNvPicPr/>
+                  </pic:nvPicPr>
+                  <pic:blipFill>
+                    <a:blip r:embed="rId16"/>
+                    <a:stretch>
+                      <a:fillRect/>
+                    </a:stretch>
+                  </pic:blipFill>
+                  <pic:spPr>
+                    <a:xfrm>
+                      <a:off x="0" y="0"/>
+                      <a:ext cx="3942933" cy="3309423"/>
+                    </a:xfrm>
+                    <a:prstGeom prst="rect">
+                      <a:avLst/>
+                    </a:prstGeom>
+                  </pic:spPr>
+                </pic:pic>
+              </a:graphicData>
+            </a:graphic>
+          </wp:inline>
+        </w:drawing>
+      </w:r>
+    </w:p>
+    <w:p>
+      <w:pPr>
+        <w:tabs>
+          <w:tab w:val="left" w:pos="2550"/>
+        </w:tabs>
+        <w:ind w:left="720"/>
+      </w:pPr>
+    </w:p>
+    <w:p>
+      <w:pPr>
+        <w:tabs>
+          <w:tab w:val="left" w:pos="2550"/>
+        </w:tabs>
+        <w:ind w:left="2550" w:hanging="1830"/>
+      </w:pPr>
+    </w:p>
+    <w:p>
+      <w:pPr>
+        <w:tabs>
+          <w:tab w:val="left" w:pos="2550"/>
+        </w:tabs>
+        <w:ind w:left="720"/>
+      </w:pPr>
+    </w:p>
+    <w:p>
+      <w:pPr>
+        <w:tabs>
+          <w:tab w:val="left" w:pos="2550"/>
+        </w:tabs>
+        <w:ind w:left="720"/>
+      </w:pPr>
+    </w:p>
+    <w:p>
+      <w:pPr>
+        <w:tabs>
+          <w:tab w:val="left" w:pos="2550"/>
+        </w:tabs>
+        <w:ind w:left="720"/>
+      </w:pPr>
+    </w:p>
+    <w:p>
+      <w:pPr>
+        <w:tabs>
+          <w:tab w:val="left" w:pos="2550"/>
+        </w:tabs>
+        <w:ind w:left="720"/>
+      </w:pPr>
+    </w:p>
+    <w:p>
+      <w:pPr>
+        <w:tabs>
+          <w:tab w:val="left" w:pos="2550"/>
+        </w:tabs>
+        <w:ind w:left="720"/>
+        <w:jc w:val="center"/>
+      </w:pPr>
+      <w:r>
+        <w:lastRenderedPageBreak/>
+        <w:t>MVC ADMIN</w:t>
+      </w:r>
+    </w:p>
+    <w:p>
+      <w:pPr>
+        <w:pStyle w:val="Prrafodelista"/>
+        <w:numPr>
+          <w:ilvl w:val="0"/>
+          <w:numId w:val="3"/>
+        </w:numPr>
+        <w:tabs>
+          <w:tab w:val="left" w:pos="2550"/>
+        </w:tabs>
+        <w:rPr>
+          <w:highlight w:val="red"/>
+        </w:rPr>
+      </w:pPr>
+      <w:r>
+        <w:rPr>
+          <w:highlight w:val="red"/>
+        </w:rPr>
+        <w:t>Se crear un Entorno Permanente para la seguridad de la base de datos.</w:t>
+      </w:r>
+    </w:p>
+    <w:p>
+      <w:pPr>
+        <w:pStyle w:val="Prrafodelista"/>
+        <w:tabs>
+          <w:tab w:val="left" w:pos="2550"/>
+        </w:tabs>
+        <w:rPr>
+          <w:color w:val="FF0000"/>
+        </w:rPr>
+      </w:pPr>
+      <w:r>
+        <w:rPr>
+          <w:color w:val="FF0000"/>
+        </w:rPr>
+        <w:t>Server=SIULSERROTAM</w:t>
+      </w:r>
+      <w:proofErr w:type="gramStart"/>
+      <w:r>
+        <w:rPr>
+          <w:color w:val="FF0000"/>
+        </w:rPr>
+        <w:t>\\</w:t>
+      </w:r>
+      <w:proofErr w:type="spellStart"/>
+      <w:r>
+        <w:rPr>
+          <w:color w:val="FF0000"/>
+        </w:rPr>
+        <w:t>MYSQL;Initial</w:t>
+      </w:r>
+      <w:proofErr w:type="spellEnd"/>
+      <w:proofErr w:type="gramEnd"/>
+      <w:r>
+        <w:rPr>
+          <w:color w:val="FF0000"/>
+        </w:rPr>
+        <w:t xml:space="preserve"> </w:t>
+      </w:r>
+      <w:proofErr w:type="spellStart"/>
+      <w:r>
+        <w:rPr>
+          <w:color w:val="FF0000"/>
+        </w:rPr>
+        <w:t>Catalog</w:t>
+      </w:r>
+      <w:proofErr w:type="spellEnd"/>
+      <w:r>
+        <w:rPr>
+          <w:color w:val="FF0000"/>
+        </w:rPr>
+        <w:t>=</w:t>
+      </w:r>
+      <w:proofErr w:type="spellStart"/>
+      <w:proofErr w:type="gramStart"/>
+      <w:r>
+        <w:rPr>
+          <w:color w:val="FF0000"/>
+        </w:rPr>
+        <w:t>Manantial;User</w:t>
+      </w:r>
+      <w:proofErr w:type="spellEnd"/>
+      <w:proofErr w:type="gramEnd"/>
+      <w:r>
+        <w:rPr>
+          <w:color w:val="FF0000"/>
+        </w:rPr>
+        <w:t xml:space="preserve"> Id=</w:t>
+      </w:r>
+      <w:proofErr w:type="gramStart"/>
+      <w:r>
+        <w:rPr>
+          <w:color w:val="FF0000"/>
+        </w:rPr>
+        <w:t>sa;Password</w:t>
+      </w:r>
+      <w:proofErr w:type="gramEnd"/>
+      <w:r>
+        <w:rPr>
+          <w:color w:val="FF0000"/>
+        </w:rPr>
+        <w:t>=luis</w:t>
+      </w:r>
+      <w:proofErr w:type="gramStart"/>
+      <w:r>
+        <w:rPr>
+          <w:color w:val="FF0000"/>
+        </w:rPr>
+        <w:t>1994;Encrypt</w:t>
+      </w:r>
+      <w:proofErr w:type="gramEnd"/>
+      <w:r>
+        <w:rPr>
+          <w:color w:val="FF0000"/>
+        </w:rPr>
+        <w:t>=</w:t>
+      </w:r>
+      <w:proofErr w:type="gramStart"/>
+      <w:r>
+        <w:rPr>
+          <w:color w:val="FF0000"/>
+        </w:rPr>
+        <w:t>False;TrustServerCertificate</w:t>
+      </w:r>
+      <w:proofErr w:type="gramEnd"/>
+      <w:r>
+        <w:rPr>
+          <w:color w:val="FF0000"/>
+        </w:rPr>
+        <w:t>=True;</w:t>
+      </w:r>
+    </w:p>
+    <w:p>
+      <w:pPr>
+        <w:pStyle w:val="Prrafodelista"/>
+        <w:tabs>
+          <w:tab w:val="left" w:pos="2550"/>
+        </w:tabs>
+      </w:pPr>
+    </w:p>
+    <w:p>
+      <w:pPr>
+        <w:pStyle w:val="Prrafodelista"/>
+        <w:numPr>
+          <w:ilvl w:val="0"/>
+          <w:numId w:val="3"/>
+        </w:numPr>
+        <w:tabs>
+          <w:tab w:val="left" w:pos="2550"/>
+        </w:tabs>
+      </w:pPr>
+      <w:r>
+        <w:t>Borrar migración y configurar claves a hash en Usuario y Clientes Demo.</w:t>
+      </w:r>
+    </w:p>
+    <w:p>
+      <w:pPr>
+        <w:pStyle w:val="Prrafodelista"/>
+        <w:tabs>
+          <w:tab w:val="left" w:pos="2550"/>
+        </w:tabs>
+      </w:pPr>
+    </w:p>
+    <w:p>
+      <w:pPr>
+        <w:pStyle w:val="Prrafodelista"/>
+        <w:numPr>
+          <w:ilvl w:val="0"/>
+          <w:numId w:val="3"/>
+        </w:numPr>
+        <w:tabs>
+          <w:tab w:val="left" w:pos="2550"/>
+        </w:tabs>
+      </w:pPr>
+      <w:r>
+        <w:t>Generamos nuevamente la migración al terminar de modificar las claves hash.</w:t>
+      </w:r>
+    </w:p>
+    <w:p>
+      <w:pPr>
+        <w:pStyle w:val="Prrafodelista"/>
+        <w:tabs>
+          <w:tab w:val="left" w:pos="2550"/>
+        </w:tabs>
+      </w:pPr>
+    </w:p>
+    <w:p>
+      <w:pPr>
+        <w:pStyle w:val="Prrafodelista"/>
+        <w:numPr>
+          <w:ilvl w:val="0"/>
+          <w:numId w:val="3"/>
+        </w:numPr>
+        <w:tabs>
+          <w:tab w:val="left" w:pos="2550"/>
+        </w:tabs>
+      </w:pPr>
+      <w:r>
+        <w:t>Inicio de sesión</w:t>
+      </w:r>
+    </w:p>
+    <w:p>
+      <w:pPr>
+        <w:pStyle w:val="Prrafodelista"/>
+        <w:numPr>
+          <w:ilvl w:val="1"/>
+          <w:numId w:val="3"/>
+        </w:numPr>
+        <w:tabs>
+          <w:tab w:val="left" w:pos="2550"/>
+        </w:tabs>
+      </w:pPr>
+      <w:r>
+        <w:t xml:space="preserve">La Entidad </w:t>
+      </w:r>
+      <w:proofErr w:type="gramStart"/>
+      <w:r>
+        <w:t>Usuario(</w:t>
+      </w:r>
+      <w:proofErr w:type="gramEnd"/>
+      <w:r>
+        <w:t>Capa Core)</w:t>
+      </w:r>
+    </w:p>
+    <w:p>
+      <w:pPr>
+        <w:pStyle w:val="Prrafodelista"/>
+        <w:numPr>
+          <w:ilvl w:val="1"/>
+          <w:numId w:val="3"/>
+        </w:numPr>
+        <w:tabs>
+          <w:tab w:val="left" w:pos="2550"/>
+        </w:tabs>
+      </w:pPr>
+      <w:proofErr w:type="spellStart"/>
+      <w:proofErr w:type="gramStart"/>
+      <w:r>
+        <w:t>DtoUsuario</w:t>
+      </w:r>
+      <w:proofErr w:type="spellEnd"/>
+      <w:r>
+        <w:t>(</w:t>
+      </w:r>
+      <w:proofErr w:type="gramEnd"/>
+      <w:r>
+        <w:t xml:space="preserve">Capa </w:t>
+      </w:r>
+      <w:proofErr w:type="spellStart"/>
+      <w:r>
+        <w:t>Application</w:t>
+      </w:r>
+      <w:proofErr w:type="spellEnd"/>
+      <w:r>
+        <w:t>)</w:t>
+      </w:r>
+    </w:p>
+    <w:p>
+      <w:pPr>
+        <w:pStyle w:val="Prrafodelista"/>
+        <w:numPr>
+          <w:ilvl w:val="1"/>
+          <w:numId w:val="3"/>
+        </w:numPr>
+        <w:tabs>
+          <w:tab w:val="left" w:pos="2550"/>
+        </w:tabs>
+      </w:pPr>
+      <w:proofErr w:type="spellStart"/>
+      <w:r>
+        <w:t>IRepositorioUsuario</w:t>
+      </w:r>
+      <w:proofErr w:type="spellEnd"/>
+      <w:r>
+        <w:t xml:space="preserve"> (Capa Core)</w:t>
+      </w:r>
+    </w:p>
+    <w:p>
+      <w:pPr>
+        <w:pStyle w:val="Prrafodelista"/>
+        <w:numPr>
+          <w:ilvl w:val="1"/>
+          <w:numId w:val="3"/>
+        </w:numPr>
+        <w:tabs>
+          <w:tab w:val="left" w:pos="2550"/>
+        </w:tabs>
+      </w:pPr>
+      <w:r>
+        <w:t xml:space="preserve">Crear </w:t>
+      </w:r>
+      <w:proofErr w:type="spellStart"/>
+      <w:proofErr w:type="gramStart"/>
+      <w:r>
+        <w:t>RepositorioUsuario</w:t>
+      </w:r>
+      <w:proofErr w:type="spellEnd"/>
+      <w:r>
+        <w:t>(</w:t>
+      </w:r>
+      <w:proofErr w:type="gramEnd"/>
+      <w:r>
+        <w:t xml:space="preserve">Capa </w:t>
+      </w:r>
+      <w:proofErr w:type="spellStart"/>
+      <w:r>
+        <w:t>Application</w:t>
+      </w:r>
+      <w:proofErr w:type="spellEnd"/>
+      <w:r>
+        <w:t>)</w:t>
+      </w:r>
+    </w:p>
+    <w:p>
+      <w:pPr>
+        <w:pStyle w:val="Prrafodelista"/>
+        <w:numPr>
+          <w:ilvl w:val="1"/>
+          <w:numId w:val="3"/>
+        </w:numPr>
+        <w:tabs>
+          <w:tab w:val="left" w:pos="2550"/>
+        </w:tabs>
+      </w:pPr>
+      <w:r>
+        <w:t xml:space="preserve">Servicio de Usuario (Capa </w:t>
+      </w:r>
+      <w:proofErr w:type="spellStart"/>
+      <w:r>
+        <w:t>Application</w:t>
+      </w:r>
+      <w:proofErr w:type="spellEnd"/>
+      <w:r>
+        <w:t>)</w:t>
+      </w:r>
+    </w:p>
+    <w:p>
+      <w:pPr>
+        <w:pStyle w:val="Prrafodelista"/>
+        <w:numPr>
+          <w:ilvl w:val="1"/>
+          <w:numId w:val="3"/>
+        </w:numPr>
+        <w:tabs>
+          <w:tab w:val="left" w:pos="2550"/>
+        </w:tabs>
+      </w:pPr>
+      <w:r>
+        <w:t>Crear Controlador en la API (Capa API)</w:t>
+      </w:r>
+    </w:p>
+    <w:p>
+      <w:pPr>
+        <w:pStyle w:val="Prrafodelista"/>
+        <w:numPr>
+          <w:ilvl w:val="1"/>
+          <w:numId w:val="3"/>
+        </w:numPr>
+        <w:tabs>
+          <w:tab w:val="left" w:pos="2550"/>
+        </w:tabs>
+      </w:pPr>
+      <w:proofErr w:type="gramStart"/>
+      <w:r>
+        <w:t xml:space="preserve">Configurar  </w:t>
+      </w:r>
+      <w:proofErr w:type="spellStart"/>
+      <w:r>
+        <w:t>Program.cs</w:t>
+      </w:r>
+      <w:proofErr w:type="spellEnd"/>
+      <w:proofErr w:type="gramEnd"/>
+      <w:r>
+        <w:t xml:space="preserve"> (api)</w:t>
+      </w:r>
+    </w:p>
+    <w:p>
+      <w:pPr>
+        <w:pStyle w:val="Prrafodelista"/>
+        <w:tabs>
+          <w:tab w:val="left" w:pos="2550"/>
+        </w:tabs>
+        <w:ind w:left="2160"/>
+        <w:rPr>
+          <w:color w:val="BF4E14" w:themeColor="accent2" w:themeShade="BF"/>
+        </w:rPr>
+      </w:pPr>
+      <w:proofErr w:type="spellStart"/>
+      <w:proofErr w:type="gramStart"/>
+      <w:r>
+        <w:rPr>
+          <w:color w:val="BF4E14" w:themeColor="accent2" w:themeShade="BF"/>
+        </w:rPr>
+        <w:t>builder.Services.AddScoped</w:t>
+      </w:r>
+      <w:proofErr w:type="spellEnd"/>
+      <w:proofErr w:type="gramEnd"/>
+      <w:r>
+        <w:rPr>
+          <w:color w:val="BF4E14" w:themeColor="accent2" w:themeShade="BF"/>
+        </w:rPr>
+        <w:t>&lt;</w:t>
+      </w:r>
+      <w:proofErr w:type="spellStart"/>
+      <w:r>
+        <w:rPr>
+          <w:color w:val="BF4E14" w:themeColor="accent2" w:themeShade="BF"/>
+        </w:rPr>
+        <w:t>IRepositorioUsuario</w:t>
+      </w:r>
+      <w:proofErr w:type="spellEnd"/>
+      <w:r>
+        <w:rPr>
+          <w:color w:val="BF4E14" w:themeColor="accent2" w:themeShade="BF"/>
+        </w:rPr>
+        <w:t xml:space="preserve">, </w:t>
+      </w:r>
+      <w:proofErr w:type="spellStart"/>
+      <w:r>
+        <w:rPr>
+          <w:color w:val="BF4E14" w:themeColor="accent2" w:themeShade="BF"/>
+        </w:rPr>
+        <w:t>RepositorioUsuario</w:t>
+      </w:r>
+      <w:proofErr w:type="spellEnd"/>
+      <w:proofErr w:type="gramStart"/>
+      <w:r>
+        <w:rPr>
+          <w:color w:val="BF4E14" w:themeColor="accent2" w:themeShade="BF"/>
+        </w:rPr>
+        <w:t>&gt;(</w:t>
+      </w:r>
+      <w:proofErr w:type="gramEnd"/>
+      <w:r>
+        <w:rPr>
+          <w:color w:val="BF4E14" w:themeColor="accent2" w:themeShade="BF"/>
+        </w:rPr>
+        <w:t>);</w:t>
+      </w:r>
+    </w:p>
+    <w:p>
+      <w:pPr>
+        <w:pStyle w:val="Prrafodelista"/>
+        <w:tabs>
+          <w:tab w:val="left" w:pos="2550"/>
+        </w:tabs>
+        <w:ind w:left="2160"/>
+        <w:rPr>
+          <w:color w:val="BF4E14" w:themeColor="accent2" w:themeShade="BF"/>
+        </w:rPr>
+      </w:pPr>
+      <w:proofErr w:type="spellStart"/>
+      <w:proofErr w:type="gramStart"/>
+      <w:r>
+        <w:rPr>
+          <w:color w:val="BF4E14" w:themeColor="accent2" w:themeShade="BF"/>
+        </w:rPr>
+        <w:t>builder.Services.AddScoped</w:t>
+      </w:r>
+      <w:proofErr w:type="spellEnd"/>
+      <w:proofErr w:type="gramEnd"/>
+      <w:r>
+        <w:rPr>
+          <w:color w:val="BF4E14" w:themeColor="accent2" w:themeShade="BF"/>
+        </w:rPr>
+        <w:t>&lt;</w:t>
+      </w:r>
+      <w:proofErr w:type="spellStart"/>
+      <w:r>
+        <w:rPr>
+          <w:color w:val="BF4E14" w:themeColor="accent2" w:themeShade="BF"/>
+        </w:rPr>
+        <w:t>ServicioUsuario</w:t>
+      </w:r>
+      <w:proofErr w:type="spellEnd"/>
+      <w:proofErr w:type="gramStart"/>
+      <w:r>
+        <w:rPr>
+          <w:color w:val="BF4E14" w:themeColor="accent2" w:themeShade="BF"/>
+        </w:rPr>
+        <w:t>&gt;(</w:t>
+      </w:r>
+      <w:proofErr w:type="gramEnd"/>
+      <w:r>
+        <w:rPr>
+          <w:color w:val="BF4E14" w:themeColor="accent2" w:themeShade="BF"/>
+        </w:rPr>
+        <w:t>);</w:t>
+      </w:r>
+    </w:p>
+    <w:p>
+      <w:pPr>
+        <w:pStyle w:val="Prrafodelista"/>
+        <w:numPr>
+          <w:ilvl w:val="1"/>
+          <w:numId w:val="3"/>
+        </w:numPr>
+        <w:tabs>
+          <w:tab w:val="left" w:pos="2550"/>
+        </w:tabs>
+      </w:pPr>
+      <w:r>
+        <w:t xml:space="preserve">Crea un servicio en la capa </w:t>
+      </w:r>
+      <w:proofErr w:type="spellStart"/>
+      <w:r>
+        <w:t>Admin</w:t>
+      </w:r>
+      <w:proofErr w:type="spellEnd"/>
+      <w:r>
+        <w:t xml:space="preserve"> que consuma el </w:t>
+      </w:r>
+      <w:proofErr w:type="spellStart"/>
+      <w:r>
+        <w:t>endpoint</w:t>
+      </w:r>
+      <w:proofErr w:type="spellEnd"/>
+      <w:r>
+        <w:t xml:space="preserve"> de la API para obtener usuarios:</w:t>
+      </w:r>
+    </w:p>
+    <w:p>
+      <w:pPr>
+        <w:pStyle w:val="Prrafodelista"/>
+        <w:tabs>
+          <w:tab w:val="left" w:pos="2550"/>
+        </w:tabs>
+        <w:ind w:left="1440"/>
+        <w:rPr>
+          <w:color w:val="BF4E14" w:themeColor="accent2" w:themeShade="BF"/>
+        </w:rPr>
+      </w:pPr>
+      <w:proofErr w:type="spellStart"/>
+      <w:r>
+        <w:rPr>
+          <w:color w:val="BF4E14" w:themeColor="accent2" w:themeShade="BF"/>
+        </w:rPr>
+        <w:t>dotnet</w:t>
+      </w:r>
+      <w:proofErr w:type="spellEnd"/>
+      <w:r>
+        <w:rPr>
+          <w:color w:val="BF4E14" w:themeColor="accent2" w:themeShade="BF"/>
+        </w:rPr>
+        <w:t xml:space="preserve"> </w:t>
+      </w:r>
+      <w:proofErr w:type="spellStart"/>
+      <w:r>
+        <w:rPr>
+          <w:color w:val="BF4E14" w:themeColor="accent2" w:themeShade="BF"/>
+        </w:rPr>
+        <w:t>add</w:t>
+      </w:r>
+      <w:proofErr w:type="spellEnd"/>
+      <w:r>
+        <w:rPr>
+          <w:color w:val="BF4E14" w:themeColor="accent2" w:themeShade="BF"/>
+        </w:rPr>
+        <w:t xml:space="preserve"> </w:t>
+      </w:r>
+      <w:proofErr w:type="spellStart"/>
+      <w:r>
+        <w:rPr>
+          <w:color w:val="BF4E14" w:themeColor="accent2" w:themeShade="BF"/>
+        </w:rPr>
+        <w:t>package</w:t>
+      </w:r>
+      <w:proofErr w:type="spellEnd"/>
+      <w:r>
+        <w:rPr>
+          <w:color w:val="BF4E14" w:themeColor="accent2" w:themeShade="BF"/>
+        </w:rPr>
+        <w:t xml:space="preserve"> BCrypt.Net-Next</w:t>
+      </w:r>
+    </w:p>
+    <w:p>
+      <w:pPr>
+        <w:pStyle w:val="Prrafodelista"/>
+        <w:numPr>
+          <w:ilvl w:val="1"/>
+          <w:numId w:val="3"/>
+        </w:numPr>
+        <w:tabs>
+          <w:tab w:val="left" w:pos="2550"/>
+        </w:tabs>
+      </w:pPr>
+      <w:r>
+        <w:t xml:space="preserve">Crear el Controlador (Capa </w:t>
+      </w:r>
+      <w:proofErr w:type="spellStart"/>
+      <w:r>
+        <w:t>Admin</w:t>
+      </w:r>
+      <w:proofErr w:type="spellEnd"/>
+      <w:r>
+        <w:t>)</w:t>
+      </w:r>
+    </w:p>
+    <w:p>
+      <w:pPr>
+        <w:pStyle w:val="Prrafodelista"/>
+        <w:numPr>
+          <w:ilvl w:val="1"/>
+          <w:numId w:val="3"/>
+        </w:numPr>
+        <w:tabs>
+          <w:tab w:val="left" w:pos="2550"/>
+        </w:tabs>
+      </w:pPr>
+      <w:r>
+        <w:t xml:space="preserve">Configurar </w:t>
+      </w:r>
+      <w:proofErr w:type="spellStart"/>
+      <w:r>
+        <w:t>program.cs</w:t>
+      </w:r>
+      <w:proofErr w:type="spellEnd"/>
+      <w:r>
+        <w:t xml:space="preserve"> (</w:t>
+      </w:r>
+      <w:proofErr w:type="spellStart"/>
+      <w:r>
+        <w:t>Admin</w:t>
+      </w:r>
+      <w:proofErr w:type="spellEnd"/>
+      <w:r>
+        <w:t>)</w:t>
+      </w:r>
+    </w:p>
+    <w:p>
+      <w:pPr>
+        <w:pStyle w:val="Prrafodelista"/>
+        <w:tabs>
+          <w:tab w:val="left" w:pos="2550"/>
+        </w:tabs>
+        <w:ind w:left="1080"/>
+      </w:pPr>
+    </w:p>
+    <w:p>
+      <w:pPr>
+        <w:pStyle w:val="Prrafodelista"/>
+        <w:tabs>
+          <w:tab w:val="left" w:pos="2550"/>
+        </w:tabs>
+        <w:ind w:left="1080"/>
+      </w:pPr>
+    </w:p>
+    <w:p>
+      <w:pPr>
+        <w:pStyle w:val="Prrafodelista"/>
+        <w:tabs>
+          <w:tab w:val="left" w:pos="2550"/>
+        </w:tabs>
       </w:pPr>
     </w:p>
     <w:sectPr>
@@ -24690,6 +29185,95 @@
     </w:lvl>
   </w:abstractNum>
   <w:abstractNum w:abstractNumId="3" w15:restartNumberingAfterBreak="0">
+    <w:nsid w:val="0A0F21DC"/>
+    <w:multiLevelType w:val="hybridMultilevel"/>
+    <w:tmpl w:val="1DE098E8"/>
+    <w:lvl w:ilvl="0" w:tplc="13D2BBC6">
+      <w:start w:val="1"/>
+      <w:numFmt w:val="decimal"/>
+      <w:lvlText w:val="%1."/>
+      <w:lvlJc w:val="left"/>
+      <w:pPr>
+        <w:ind w:left="1080" w:hanging="360"/>
+      </w:pPr>
+      <w:rPr>
+        <w:rFonts w:hint="default"/>
+      </w:rPr>
+    </w:lvl>
+    <w:lvl w:ilvl="1" w:tplc="240A0019" w:tentative="1">
+      <w:start w:val="1"/>
+      <w:numFmt w:val="lowerLetter"/>
+      <w:lvlText w:val="%2."/>
+      <w:lvlJc w:val="left"/>
+      <w:pPr>
+        <w:ind w:left="1800" w:hanging="360"/>
+      </w:pPr>
+    </w:lvl>
+    <w:lvl w:ilvl="2" w:tplc="240A001B" w:tentative="1">
+      <w:start w:val="1"/>
+      <w:numFmt w:val="lowerRoman"/>
+      <w:lvlText w:val="%3."/>
+      <w:lvlJc w:val="right"/>
+      <w:pPr>
+        <w:ind w:left="2520" w:hanging="180"/>
+      </w:pPr>
+    </w:lvl>
+    <w:lvl w:ilvl="3" w:tplc="240A000F" w:tentative="1">
+      <w:start w:val="1"/>
+      <w:numFmt w:val="decimal"/>
+      <w:lvlText w:val="%4."/>
+      <w:lvlJc w:val="left"/>
+      <w:pPr>
+        <w:ind w:left="3240" w:hanging="360"/>
+      </w:pPr>
+    </w:lvl>
+    <w:lvl w:ilvl="4" w:tplc="240A0019" w:tentative="1">
+      <w:start w:val="1"/>
+      <w:numFmt w:val="lowerLetter"/>
+      <w:lvlText w:val="%5."/>
+      <w:lvlJc w:val="left"/>
+      <w:pPr>
+        <w:ind w:left="3960" w:hanging="360"/>
+      </w:pPr>
+    </w:lvl>
+    <w:lvl w:ilvl="5" w:tplc="240A001B" w:tentative="1">
+      <w:start w:val="1"/>
+      <w:numFmt w:val="lowerRoman"/>
+      <w:lvlText w:val="%6."/>
+      <w:lvlJc w:val="right"/>
+      <w:pPr>
+        <w:ind w:left="4680" w:hanging="180"/>
+      </w:pPr>
+    </w:lvl>
+    <w:lvl w:ilvl="6" w:tplc="240A000F" w:tentative="1">
+      <w:start w:val="1"/>
+      <w:numFmt w:val="decimal"/>
+      <w:lvlText w:val="%7."/>
+      <w:lvlJc w:val="left"/>
+      <w:pPr>
+        <w:ind w:left="5400" w:hanging="360"/>
+      </w:pPr>
+    </w:lvl>
+    <w:lvl w:ilvl="7" w:tplc="240A0019" w:tentative="1">
+      <w:start w:val="1"/>
+      <w:numFmt w:val="lowerLetter"/>
+      <w:lvlText w:val="%8."/>
+      <w:lvlJc w:val="left"/>
+      <w:pPr>
+        <w:ind w:left="6120" w:hanging="360"/>
+      </w:pPr>
+    </w:lvl>
+    <w:lvl w:ilvl="8" w:tplc="240A001B" w:tentative="1">
+      <w:start w:val="1"/>
+      <w:numFmt w:val="lowerRoman"/>
+      <w:lvlText w:val="%9."/>
+      <w:lvlJc w:val="right"/>
+      <w:pPr>
+        <w:ind w:left="6840" w:hanging="180"/>
+      </w:pPr>
+    </w:lvl>
+  </w:abstractNum>
+  <w:abstractNum w:abstractNumId="4" w15:restartNumberingAfterBreak="0">
     <w:nsid w:val="0B9630C7"/>
     <w:multiLevelType w:val="multilevel"/>
     <w:tmpl w:val="0EF8C0D0"/>
@@ -24838,7 +29422,7 @@
       </w:rPr>
     </w:lvl>
   </w:abstractNum>
-  <w:abstractNum w:abstractNumId="4" w15:restartNumberingAfterBreak="0">
+  <w:abstractNum w:abstractNumId="5" w15:restartNumberingAfterBreak="0">
     <w:nsid w:val="0D1C230E"/>
     <w:multiLevelType w:val="multilevel"/>
     <w:tmpl w:val="36048B4A"/>
@@ -24987,7 +29571,7 @@
       </w:rPr>
     </w:lvl>
   </w:abstractNum>
-  <w:abstractNum w:abstractNumId="5" w15:restartNumberingAfterBreak="0">
+  <w:abstractNum w:abstractNumId="6" w15:restartNumberingAfterBreak="0">
     <w:nsid w:val="0DDE3E9D"/>
     <w:multiLevelType w:val="multilevel"/>
     <w:tmpl w:val="BE1A9E8A"/>
@@ -25136,7 +29720,7 @@
       </w:rPr>
     </w:lvl>
   </w:abstractNum>
-  <w:abstractNum w:abstractNumId="6" w15:restartNumberingAfterBreak="0">
+  <w:abstractNum w:abstractNumId="7" w15:restartNumberingAfterBreak="0">
     <w:nsid w:val="0EBC64BE"/>
     <w:multiLevelType w:val="multilevel"/>
     <w:tmpl w:val="25BCE6D4"/>
@@ -25285,7 +29869,7 @@
       </w:rPr>
     </w:lvl>
   </w:abstractNum>
-  <w:abstractNum w:abstractNumId="7" w15:restartNumberingAfterBreak="0">
+  <w:abstractNum w:abstractNumId="8" w15:restartNumberingAfterBreak="0">
     <w:nsid w:val="18871756"/>
     <w:multiLevelType w:val="multilevel"/>
     <w:tmpl w:val="D34A5C4A"/>
@@ -25434,7 +30018,7 @@
       </w:rPr>
     </w:lvl>
   </w:abstractNum>
-  <w:abstractNum w:abstractNumId="8" w15:restartNumberingAfterBreak="0">
+  <w:abstractNum w:abstractNumId="9" w15:restartNumberingAfterBreak="0">
     <w:nsid w:val="1BD904A2"/>
     <w:multiLevelType w:val="hybridMultilevel"/>
     <w:tmpl w:val="EE142652"/>
@@ -25524,7 +30108,7 @@
       </w:pPr>
     </w:lvl>
   </w:abstractNum>
-  <w:abstractNum w:abstractNumId="9" w15:restartNumberingAfterBreak="0">
+  <w:abstractNum w:abstractNumId="10" w15:restartNumberingAfterBreak="0">
     <w:nsid w:val="1BE552FD"/>
     <w:multiLevelType w:val="multilevel"/>
     <w:tmpl w:val="ED64AB4A"/>
@@ -25673,7 +30257,7 @@
       </w:rPr>
     </w:lvl>
   </w:abstractNum>
-  <w:abstractNum w:abstractNumId="10" w15:restartNumberingAfterBreak="0">
+  <w:abstractNum w:abstractNumId="11" w15:restartNumberingAfterBreak="0">
     <w:nsid w:val="1FE662C0"/>
     <w:multiLevelType w:val="hybridMultilevel"/>
     <w:tmpl w:val="03C29320"/>
@@ -25762,7 +30346,7 @@
       </w:pPr>
     </w:lvl>
   </w:abstractNum>
-  <w:abstractNum w:abstractNumId="11" w15:restartNumberingAfterBreak="0">
+  <w:abstractNum w:abstractNumId="12" w15:restartNumberingAfterBreak="0">
     <w:nsid w:val="23B17A70"/>
     <w:multiLevelType w:val="multilevel"/>
     <w:tmpl w:val="E558E0CE"/>
@@ -25911,7 +30495,7 @@
       </w:rPr>
     </w:lvl>
   </w:abstractNum>
-  <w:abstractNum w:abstractNumId="12" w15:restartNumberingAfterBreak="0">
+  <w:abstractNum w:abstractNumId="13" w15:restartNumberingAfterBreak="0">
     <w:nsid w:val="2A2505A5"/>
     <w:multiLevelType w:val="hybridMultilevel"/>
     <w:tmpl w:val="11CCFD24"/>
@@ -26024,7 +30608,7 @@
       </w:rPr>
     </w:lvl>
   </w:abstractNum>
-  <w:abstractNum w:abstractNumId="13" w15:restartNumberingAfterBreak="0">
+  <w:abstractNum w:abstractNumId="14" w15:restartNumberingAfterBreak="0">
     <w:nsid w:val="33712948"/>
     <w:multiLevelType w:val="multilevel"/>
     <w:tmpl w:val="DC2ADD92"/>
@@ -26173,7 +30757,7 @@
       </w:rPr>
     </w:lvl>
   </w:abstractNum>
-  <w:abstractNum w:abstractNumId="14" w15:restartNumberingAfterBreak="0">
+  <w:abstractNum w:abstractNumId="15" w15:restartNumberingAfterBreak="0">
     <w:nsid w:val="345306EB"/>
     <w:multiLevelType w:val="multilevel"/>
     <w:tmpl w:val="1F0A4898"/>
@@ -26322,7 +30906,7 @@
       </w:rPr>
     </w:lvl>
   </w:abstractNum>
-  <w:abstractNum w:abstractNumId="15" w15:restartNumberingAfterBreak="0">
+  <w:abstractNum w:abstractNumId="16" w15:restartNumberingAfterBreak="0">
     <w:nsid w:val="350D0057"/>
     <w:multiLevelType w:val="hybridMultilevel"/>
     <w:tmpl w:val="ACFCE4E8"/>
@@ -26411,7 +30995,7 @@
       </w:pPr>
     </w:lvl>
   </w:abstractNum>
-  <w:abstractNum w:abstractNumId="16" w15:restartNumberingAfterBreak="0">
+  <w:abstractNum w:abstractNumId="17" w15:restartNumberingAfterBreak="0">
     <w:nsid w:val="39D8612A"/>
     <w:multiLevelType w:val="multilevel"/>
     <w:tmpl w:val="C3287790"/>
@@ -26560,7 +31144,7 @@
       </w:rPr>
     </w:lvl>
   </w:abstractNum>
-  <w:abstractNum w:abstractNumId="17" w15:restartNumberingAfterBreak="0">
+  <w:abstractNum w:abstractNumId="18" w15:restartNumberingAfterBreak="0">
     <w:nsid w:val="3A2F6505"/>
     <w:multiLevelType w:val="multilevel"/>
     <w:tmpl w:val="95E88792"/>
@@ -26709,7 +31293,7 @@
       </w:rPr>
     </w:lvl>
   </w:abstractNum>
-  <w:abstractNum w:abstractNumId="18" w15:restartNumberingAfterBreak="0">
+  <w:abstractNum w:abstractNumId="19" w15:restartNumberingAfterBreak="0">
     <w:nsid w:val="45131B64"/>
     <w:multiLevelType w:val="multilevel"/>
     <w:tmpl w:val="F2A401D0"/>
@@ -26858,7 +31442,7 @@
       </w:rPr>
     </w:lvl>
   </w:abstractNum>
-  <w:abstractNum w:abstractNumId="19" w15:restartNumberingAfterBreak="0">
+  <w:abstractNum w:abstractNumId="20" w15:restartNumberingAfterBreak="0">
     <w:nsid w:val="4C337C4D"/>
     <w:multiLevelType w:val="multilevel"/>
     <w:tmpl w:val="C28053FE"/>
@@ -27007,7 +31591,7 @@
       </w:rPr>
     </w:lvl>
   </w:abstractNum>
-  <w:abstractNum w:abstractNumId="20" w15:restartNumberingAfterBreak="0">
+  <w:abstractNum w:abstractNumId="21" w15:restartNumberingAfterBreak="0">
     <w:nsid w:val="50674F60"/>
     <w:multiLevelType w:val="multilevel"/>
     <w:tmpl w:val="AE86D7A8"/>
@@ -27156,7 +31740,7 @@
       </w:rPr>
     </w:lvl>
   </w:abstractNum>
-  <w:abstractNum w:abstractNumId="21" w15:restartNumberingAfterBreak="0">
+  <w:abstractNum w:abstractNumId="22" w15:restartNumberingAfterBreak="0">
     <w:nsid w:val="5213798C"/>
     <w:multiLevelType w:val="multilevel"/>
     <w:tmpl w:val="958A74DE"/>
@@ -27305,7 +31889,7 @@
       </w:rPr>
     </w:lvl>
   </w:abstractNum>
-  <w:abstractNum w:abstractNumId="22" w15:restartNumberingAfterBreak="0">
+  <w:abstractNum w:abstractNumId="23" w15:restartNumberingAfterBreak="0">
     <w:nsid w:val="526C48E1"/>
     <w:multiLevelType w:val="multilevel"/>
     <w:tmpl w:val="48569D6A"/>
@@ -27454,7 +32038,7 @@
       </w:rPr>
     </w:lvl>
   </w:abstractNum>
-  <w:abstractNum w:abstractNumId="23" w15:restartNumberingAfterBreak="0">
+  <w:abstractNum w:abstractNumId="24" w15:restartNumberingAfterBreak="0">
     <w:nsid w:val="548D7FD2"/>
     <w:multiLevelType w:val="multilevel"/>
     <w:tmpl w:val="F398BDFE"/>
@@ -27603,7 +32187,7 @@
       </w:rPr>
     </w:lvl>
   </w:abstractNum>
-  <w:abstractNum w:abstractNumId="24" w15:restartNumberingAfterBreak="0">
+  <w:abstractNum w:abstractNumId="25" w15:restartNumberingAfterBreak="0">
     <w:nsid w:val="574B307A"/>
     <w:multiLevelType w:val="multilevel"/>
     <w:tmpl w:val="DC8A3C4E"/>
@@ -27752,7 +32336,7 @@
       </w:rPr>
     </w:lvl>
   </w:abstractNum>
-  <w:abstractNum w:abstractNumId="25" w15:restartNumberingAfterBreak="0">
+  <w:abstractNum w:abstractNumId="26" w15:restartNumberingAfterBreak="0">
     <w:nsid w:val="59F26602"/>
     <w:multiLevelType w:val="multilevel"/>
     <w:tmpl w:val="711802C8"/>
@@ -27901,7 +32485,7 @@
       </w:rPr>
     </w:lvl>
   </w:abstractNum>
-  <w:abstractNum w:abstractNumId="26" w15:restartNumberingAfterBreak="0">
+  <w:abstractNum w:abstractNumId="27" w15:restartNumberingAfterBreak="0">
     <w:nsid w:val="5C1014E9"/>
     <w:multiLevelType w:val="multilevel"/>
     <w:tmpl w:val="D6F4D65C"/>
@@ -28050,7 +32634,7 @@
       </w:rPr>
     </w:lvl>
   </w:abstractNum>
-  <w:abstractNum w:abstractNumId="27" w15:restartNumberingAfterBreak="0">
+  <w:abstractNum w:abstractNumId="28" w15:restartNumberingAfterBreak="0">
     <w:nsid w:val="602B20B9"/>
     <w:multiLevelType w:val="hybridMultilevel"/>
     <w:tmpl w:val="7A50D58A"/>
@@ -28139,7 +32723,7 @@
       </w:pPr>
     </w:lvl>
   </w:abstractNum>
-  <w:abstractNum w:abstractNumId="28" w15:restartNumberingAfterBreak="0">
+  <w:abstractNum w:abstractNumId="29" w15:restartNumberingAfterBreak="0">
     <w:nsid w:val="62593B24"/>
     <w:multiLevelType w:val="hybridMultilevel"/>
     <w:tmpl w:val="D3888D62"/>
@@ -28228,7 +32812,7 @@
       </w:pPr>
     </w:lvl>
   </w:abstractNum>
-  <w:abstractNum w:abstractNumId="29" w15:restartNumberingAfterBreak="0">
+  <w:abstractNum w:abstractNumId="30" w15:restartNumberingAfterBreak="0">
     <w:nsid w:val="62687422"/>
     <w:multiLevelType w:val="multilevel"/>
     <w:tmpl w:val="0A5CE318"/>
@@ -28377,7 +32961,7 @@
       </w:rPr>
     </w:lvl>
   </w:abstractNum>
-  <w:abstractNum w:abstractNumId="30" w15:restartNumberingAfterBreak="0">
+  <w:abstractNum w:abstractNumId="31" w15:restartNumberingAfterBreak="0">
     <w:nsid w:val="66797F54"/>
     <w:multiLevelType w:val="multilevel"/>
     <w:tmpl w:val="10B2BA2E"/>
@@ -28526,7 +33110,7 @@
       </w:rPr>
     </w:lvl>
   </w:abstractNum>
-  <w:abstractNum w:abstractNumId="31" w15:restartNumberingAfterBreak="0">
+  <w:abstractNum w:abstractNumId="32" w15:restartNumberingAfterBreak="0">
     <w:nsid w:val="6F5B5426"/>
     <w:multiLevelType w:val="multilevel"/>
     <w:tmpl w:val="0AC0C8AA"/>
@@ -28675,7 +33259,7 @@
       </w:rPr>
     </w:lvl>
   </w:abstractNum>
-  <w:abstractNum w:abstractNumId="32" w15:restartNumberingAfterBreak="0">
+  <w:abstractNum w:abstractNumId="33" w15:restartNumberingAfterBreak="0">
     <w:nsid w:val="70997133"/>
     <w:multiLevelType w:val="multilevel"/>
     <w:tmpl w:val="E540859C"/>
@@ -28824,7 +33408,7 @@
       </w:rPr>
     </w:lvl>
   </w:abstractNum>
-  <w:abstractNum w:abstractNumId="33" w15:restartNumberingAfterBreak="0">
+  <w:abstractNum w:abstractNumId="34" w15:restartNumberingAfterBreak="0">
     <w:nsid w:val="70C1686E"/>
     <w:multiLevelType w:val="multilevel"/>
     <w:tmpl w:val="408484FE"/>
@@ -28973,7 +33557,7 @@
       </w:rPr>
     </w:lvl>
   </w:abstractNum>
-  <w:abstractNum w:abstractNumId="34" w15:restartNumberingAfterBreak="0">
+  <w:abstractNum w:abstractNumId="35" w15:restartNumberingAfterBreak="0">
     <w:nsid w:val="71174D64"/>
     <w:multiLevelType w:val="multilevel"/>
     <w:tmpl w:val="5B24CF46"/>
@@ -29122,7 +33706,7 @@
       </w:rPr>
     </w:lvl>
   </w:abstractNum>
-  <w:abstractNum w:abstractNumId="35" w15:restartNumberingAfterBreak="0">
+  <w:abstractNum w:abstractNumId="36" w15:restartNumberingAfterBreak="0">
     <w:nsid w:val="74106D7D"/>
     <w:multiLevelType w:val="multilevel"/>
     <w:tmpl w:val="20B2A3A4"/>
@@ -29271,7 +33855,7 @@
       </w:rPr>
     </w:lvl>
   </w:abstractNum>
-  <w:abstractNum w:abstractNumId="36" w15:restartNumberingAfterBreak="0">
+  <w:abstractNum w:abstractNumId="37" w15:restartNumberingAfterBreak="0">
     <w:nsid w:val="75AC0F4F"/>
     <w:multiLevelType w:val="multilevel"/>
     <w:tmpl w:val="1F50B568"/>
@@ -29420,7 +34004,7 @@
       </w:rPr>
     </w:lvl>
   </w:abstractNum>
-  <w:abstractNum w:abstractNumId="37" w15:restartNumberingAfterBreak="0">
+  <w:abstractNum w:abstractNumId="38" w15:restartNumberingAfterBreak="0">
     <w:nsid w:val="7B676CD4"/>
     <w:multiLevelType w:val="multilevel"/>
     <w:tmpl w:val="BD028AC4"/>
@@ -29570,118 +34154,121 @@
     </w:lvl>
   </w:abstractNum>
   <w:num w:numId="1" w16cid:durableId="975791070">
-    <w:abstractNumId w:val="8"/>
+    <w:abstractNumId w:val="9"/>
   </w:num>
   <w:num w:numId="2" w16cid:durableId="380178003">
-    <w:abstractNumId w:val="27"/>
+    <w:abstractNumId w:val="28"/>
   </w:num>
   <w:num w:numId="3" w16cid:durableId="1821381565">
-    <w:abstractNumId w:val="28"/>
+    <w:abstractNumId w:val="29"/>
   </w:num>
   <w:num w:numId="4" w16cid:durableId="484787900">
-    <w:abstractNumId w:val="15"/>
+    <w:abstractNumId w:val="16"/>
   </w:num>
   <w:num w:numId="5" w16cid:durableId="1860462615">
-    <w:abstractNumId w:val="10"/>
+    <w:abstractNumId w:val="11"/>
   </w:num>
   <w:num w:numId="6" w16cid:durableId="367800542">
-    <w:abstractNumId w:val="23"/>
+    <w:abstractNumId w:val="24"/>
   </w:num>
   <w:num w:numId="7" w16cid:durableId="697197863">
-    <w:abstractNumId w:val="34"/>
+    <w:abstractNumId w:val="35"/>
   </w:num>
   <w:num w:numId="8" w16cid:durableId="1695426242">
-    <w:abstractNumId w:val="20"/>
+    <w:abstractNumId w:val="21"/>
   </w:num>
   <w:num w:numId="9" w16cid:durableId="1316225275">
     <w:abstractNumId w:val="2"/>
   </w:num>
   <w:num w:numId="10" w16cid:durableId="1100833541">
-    <w:abstractNumId w:val="3"/>
+    <w:abstractNumId w:val="4"/>
   </w:num>
   <w:num w:numId="11" w16cid:durableId="790167837">
-    <w:abstractNumId w:val="35"/>
+    <w:abstractNumId w:val="36"/>
   </w:num>
   <w:num w:numId="12" w16cid:durableId="2126120928">
-    <w:abstractNumId w:val="24"/>
+    <w:abstractNumId w:val="25"/>
   </w:num>
   <w:num w:numId="13" w16cid:durableId="1983654715">
-    <w:abstractNumId w:val="25"/>
+    <w:abstractNumId w:val="26"/>
   </w:num>
   <w:num w:numId="14" w16cid:durableId="695619342">
-    <w:abstractNumId w:val="14"/>
+    <w:abstractNumId w:val="15"/>
   </w:num>
   <w:num w:numId="15" w16cid:durableId="223564818">
-    <w:abstractNumId w:val="6"/>
+    <w:abstractNumId w:val="7"/>
   </w:num>
   <w:num w:numId="16" w16cid:durableId="360520624">
+    <w:abstractNumId w:val="33"/>
+  </w:num>
+  <w:num w:numId="17" w16cid:durableId="323551744">
+    <w:abstractNumId w:val="27"/>
+  </w:num>
+  <w:num w:numId="18" w16cid:durableId="1794128032">
     <w:abstractNumId w:val="32"/>
   </w:num>
-  <w:num w:numId="17" w16cid:durableId="323551744">
-    <w:abstractNumId w:val="26"/>
-  </w:num>
-  <w:num w:numId="18" w16cid:durableId="1794128032">
-    <w:abstractNumId w:val="31"/>
-  </w:num>
   <w:num w:numId="19" w16cid:durableId="1884126023">
-    <w:abstractNumId w:val="11"/>
+    <w:abstractNumId w:val="12"/>
   </w:num>
   <w:num w:numId="20" w16cid:durableId="1553885859">
-    <w:abstractNumId w:val="9"/>
+    <w:abstractNumId w:val="10"/>
   </w:num>
   <w:num w:numId="21" w16cid:durableId="97988784">
-    <w:abstractNumId w:val="18"/>
+    <w:abstractNumId w:val="19"/>
   </w:num>
   <w:num w:numId="22" w16cid:durableId="248932859">
-    <w:abstractNumId w:val="7"/>
+    <w:abstractNumId w:val="8"/>
   </w:num>
   <w:num w:numId="23" w16cid:durableId="1771972028">
     <w:abstractNumId w:val="1"/>
   </w:num>
   <w:num w:numId="24" w16cid:durableId="1695421433">
-    <w:abstractNumId w:val="19"/>
+    <w:abstractNumId w:val="20"/>
   </w:num>
   <w:num w:numId="25" w16cid:durableId="194075377">
-    <w:abstractNumId w:val="37"/>
+    <w:abstractNumId w:val="38"/>
   </w:num>
   <w:num w:numId="26" w16cid:durableId="204803806">
-    <w:abstractNumId w:val="4"/>
+    <w:abstractNumId w:val="5"/>
   </w:num>
   <w:num w:numId="27" w16cid:durableId="349138482">
     <w:abstractNumId w:val="0"/>
   </w:num>
   <w:num w:numId="28" w16cid:durableId="1238630635">
+    <w:abstractNumId w:val="18"/>
+  </w:num>
+  <w:num w:numId="29" w16cid:durableId="2030333934">
+    <w:abstractNumId w:val="31"/>
+  </w:num>
+  <w:num w:numId="30" w16cid:durableId="1753627200">
+    <w:abstractNumId w:val="22"/>
+  </w:num>
+  <w:num w:numId="31" w16cid:durableId="1733691640">
+    <w:abstractNumId w:val="37"/>
+  </w:num>
+  <w:num w:numId="32" w16cid:durableId="910039152">
     <w:abstractNumId w:val="17"/>
   </w:num>
-  <w:num w:numId="29" w16cid:durableId="2030333934">
+  <w:num w:numId="33" w16cid:durableId="1480614476">
+    <w:abstractNumId w:val="14"/>
+  </w:num>
+  <w:num w:numId="34" w16cid:durableId="892159340">
+    <w:abstractNumId w:val="23"/>
+  </w:num>
+  <w:num w:numId="35" w16cid:durableId="951282431">
+    <w:abstractNumId w:val="34"/>
+  </w:num>
+  <w:num w:numId="36" w16cid:durableId="1231430617">
+    <w:abstractNumId w:val="6"/>
+  </w:num>
+  <w:num w:numId="37" w16cid:durableId="1276600890">
     <w:abstractNumId w:val="30"/>
   </w:num>
-  <w:num w:numId="30" w16cid:durableId="1753627200">
-    <w:abstractNumId w:val="21"/>
-  </w:num>
-  <w:num w:numId="31" w16cid:durableId="1733691640">
-    <w:abstractNumId w:val="36"/>
-  </w:num>
-  <w:num w:numId="32" w16cid:durableId="910039152">
-    <w:abstractNumId w:val="16"/>
-  </w:num>
-  <w:num w:numId="33" w16cid:durableId="1480614476">
+  <w:num w:numId="38" w16cid:durableId="699012457">
     <w:abstractNumId w:val="13"/>
   </w:num>
-  <w:num w:numId="34" w16cid:durableId="892159340">
-    <w:abstractNumId w:val="22"/>
-  </w:num>
-  <w:num w:numId="35" w16cid:durableId="951282431">
-    <w:abstractNumId w:val="33"/>
-  </w:num>
-  <w:num w:numId="36" w16cid:durableId="1231430617">
-    <w:abstractNumId w:val="5"/>
-  </w:num>
-  <w:num w:numId="37" w16cid:durableId="1276600890">
-    <w:abstractNumId w:val="29"/>
-  </w:num>
-  <w:num w:numId="38" w16cid:durableId="699012457">
-    <w:abstractNumId w:val="12"/>
+  <w:num w:numId="39" w16cid:durableId="1792747772">
+    <w:abstractNumId w:val="3"/>
   </w:num>
 </w:numbering>
 </file>
@@ -30289,6 +34876,7 @@
   <w:style w:type="character" w:default="1" w:styleId="Fuentedeprrafopredeter">
     <w:name w:val="Default Paragraph Font"/>
     <w:uiPriority w:val="1"/>
+    <w:semiHidden/>
     <w:unhideWhenUsed/>
   </w:style>
   <w:style w:type="table" w:default="1" w:styleId="Tablanormal">
@@ -30657,6 +35245,29 @@
       </w:tblBorders>
     </w:tblPr>
   </w:style>
+  <w:style w:type="character" w:styleId="Hipervnculovisitado">
+    <w:name w:val="FollowedHyperlink"/>
+    <w:basedOn w:val="Fuentedeprrafopredeter"/>
+    <w:uiPriority w:val="99"/>
+    <w:semiHidden/>
+    <w:unhideWhenUsed/>
+    <w:rsid w:val="00B850FF"/>
+    <w:rPr>
+      <w:color w:val="96607D" w:themeColor="followedHyperlink"/>
+      <w:u w:val="single"/>
+    </w:rPr>
+  </w:style>
+  <w:style w:type="character" w:styleId="Textoennegrita">
+    <w:name w:val="Strong"/>
+    <w:basedOn w:val="Fuentedeprrafopredeter"/>
+    <w:uiPriority w:val="22"/>
+    <w:qFormat/>
+    <w:rsid w:val="00CD748B"/>
+    <w:rPr>
+      <w:b/>
+      <w:bCs/>
+    </w:rPr>
+  </w:style>
 </w:styles>
 </file>
 

--- a/Guide_Fullstack.docx
+++ b/Guide_Fullstack.docx
@@ -2166,7 +2166,7 @@
           <w:noProof/>
         </w:rPr>
         <w:drawing>
-          <wp:inline distT="0" distB="0" distL="0" distR="0" wp14:anchorId="6DE5FBE2" wp14:editId="7EC6EDAA">
+          <wp:inline distT="0" distB="0" distL="0" distR="0" wp14:anchorId="6DE5FBE2" wp14:editId="0D4CAEF6">
             <wp:extent cx="5644465" cy="2438400"/>
             <wp:effectExtent l="0" t="0" r="0" b="0"/>
             <wp:docPr id="1867522980" name="Imagen 2"/>
@@ -28720,10 +28720,416 @@
     <w:p>
       <w:pPr>
         <w:pStyle w:val="Prrafodelista"/>
+        <w:numPr>
+          <w:ilvl w:val="0"/>
+          <w:numId w:val="3"/>
+        </w:numPr>
         <w:tabs>
           <w:tab w:val="left" w:pos="2550"/>
         </w:tabs>
       </w:pPr>
+      <w:r>
+        <w:t xml:space="preserve">Crear Controladores para ingreso a las paginas y se visualicen en el </w:t>
+      </w:r>
+      <w:proofErr w:type="spellStart"/>
+      <w:r>
+        <w:t>RenderBody</w:t>
+      </w:r>
+      <w:proofErr w:type="spellEnd"/>
+      <w:r>
+        <w:t xml:space="preserve"> del </w:t>
+      </w:r>
+      <w:proofErr w:type="spellStart"/>
+      <w:r>
+        <w:t>Layout</w:t>
+      </w:r>
+      <w:proofErr w:type="spellEnd"/>
+    </w:p>
+    <w:p>
+      <w:pPr>
+        <w:pStyle w:val="Prrafodelista"/>
+        <w:tabs>
+          <w:tab w:val="left" w:pos="2550"/>
+        </w:tabs>
+        <w:rPr>
+          <w:color w:val="E97132" w:themeColor="accent2"/>
+        </w:rPr>
+      </w:pPr>
+    </w:p>
+    <w:p>
+      <w:pPr>
+        <w:pStyle w:val="Prrafodelista"/>
+        <w:tabs>
+          <w:tab w:val="left" w:pos="2550"/>
+        </w:tabs>
+        <w:rPr>
+          <w:color w:val="BF4E14" w:themeColor="accent2" w:themeShade="BF"/>
+        </w:rPr>
+      </w:pPr>
+      <w:r>
+        <w:rPr>
+          <w:color w:val="BF4E14" w:themeColor="accent2" w:themeShade="BF"/>
+        </w:rPr>
+        <w:t>@{</w:t>
+      </w:r>
+    </w:p>
+    <w:p>
+      <w:pPr>
+        <w:pStyle w:val="Prrafodelista"/>
+        <w:tabs>
+          <w:tab w:val="left" w:pos="2550"/>
+        </w:tabs>
+        <w:rPr>
+          <w:color w:val="BF4E14" w:themeColor="accent2" w:themeShade="BF"/>
+        </w:rPr>
+      </w:pPr>
+      <w:r>
+        <w:rPr>
+          <w:color w:val="BF4E14" w:themeColor="accent2" w:themeShade="BF"/>
+        </w:rPr>
+        <w:t xml:space="preserve">    </w:t>
+      </w:r>
+      <w:proofErr w:type="spellStart"/>
+      <w:r>
+        <w:rPr>
+          <w:color w:val="BF4E14" w:themeColor="accent2" w:themeShade="BF"/>
+        </w:rPr>
+        <w:t>Layout</w:t>
+      </w:r>
+      <w:proofErr w:type="spellEnd"/>
+      <w:r>
+        <w:rPr>
+          <w:color w:val="BF4E14" w:themeColor="accent2" w:themeShade="BF"/>
+        </w:rPr>
+        <w:t xml:space="preserve"> = "~/</w:t>
+      </w:r>
+      <w:proofErr w:type="spellStart"/>
+      <w:r>
+        <w:rPr>
+          <w:color w:val="BF4E14" w:themeColor="accent2" w:themeShade="BF"/>
+        </w:rPr>
+        <w:t>Views</w:t>
+      </w:r>
+      <w:proofErr w:type="spellEnd"/>
+      <w:r>
+        <w:rPr>
+          <w:color w:val="BF4E14" w:themeColor="accent2" w:themeShade="BF"/>
+        </w:rPr>
+        <w:t>/</w:t>
+      </w:r>
+      <w:proofErr w:type="spellStart"/>
+      <w:r>
+        <w:rPr>
+          <w:color w:val="BF4E14" w:themeColor="accent2" w:themeShade="BF"/>
+        </w:rPr>
+        <w:t>Shared</w:t>
+      </w:r>
+      <w:proofErr w:type="spellEnd"/>
+      <w:r>
+        <w:rPr>
+          <w:color w:val="BF4E14" w:themeColor="accent2" w:themeShade="BF"/>
+        </w:rPr>
+        <w:t>/_</w:t>
+      </w:r>
+      <w:proofErr w:type="spellStart"/>
+      <w:r>
+        <w:rPr>
+          <w:color w:val="BF4E14" w:themeColor="accent2" w:themeShade="BF"/>
+        </w:rPr>
+        <w:t>Layout.cshtml</w:t>
+      </w:r>
+      <w:proofErr w:type="spellEnd"/>
+      <w:r>
+        <w:rPr>
+          <w:color w:val="BF4E14" w:themeColor="accent2" w:themeShade="BF"/>
+        </w:rPr>
+        <w:t>";</w:t>
+      </w:r>
+    </w:p>
+    <w:p>
+      <w:pPr>
+        <w:pStyle w:val="Prrafodelista"/>
+        <w:tabs>
+          <w:tab w:val="left" w:pos="2550"/>
+        </w:tabs>
+        <w:rPr>
+          <w:color w:val="BF4E14" w:themeColor="accent2" w:themeShade="BF"/>
+        </w:rPr>
+      </w:pPr>
+      <w:r>
+        <w:rPr>
+          <w:color w:val="BF4E14" w:themeColor="accent2" w:themeShade="BF"/>
+        </w:rPr>
+        <w:t xml:space="preserve">    </w:t>
+      </w:r>
+      <w:proofErr w:type="spellStart"/>
+      <w:r>
+        <w:rPr>
+          <w:color w:val="BF4E14" w:themeColor="accent2" w:themeShade="BF"/>
+        </w:rPr>
+        <w:t>ViewData</w:t>
+      </w:r>
+      <w:proofErr w:type="spellEnd"/>
+      <w:r>
+        <w:rPr>
+          <w:color w:val="BF4E14" w:themeColor="accent2" w:themeShade="BF"/>
+        </w:rPr>
+        <w:t>["</w:t>
+      </w:r>
+      <w:proofErr w:type="spellStart"/>
+      <w:r>
+        <w:rPr>
+          <w:color w:val="BF4E14" w:themeColor="accent2" w:themeShade="BF"/>
+        </w:rPr>
+        <w:t>Title</w:t>
+      </w:r>
+      <w:proofErr w:type="spellEnd"/>
+      <w:r>
+        <w:rPr>
+          <w:color w:val="BF4E14" w:themeColor="accent2" w:themeShade="BF"/>
+        </w:rPr>
+        <w:t>"] = "Productos";</w:t>
+      </w:r>
+    </w:p>
+    <w:p>
+      <w:pPr>
+        <w:pStyle w:val="Prrafodelista"/>
+        <w:tabs>
+          <w:tab w:val="left" w:pos="2550"/>
+        </w:tabs>
+        <w:rPr>
+          <w:color w:val="BF4E14" w:themeColor="accent2" w:themeShade="BF"/>
+        </w:rPr>
+      </w:pPr>
+      <w:r>
+        <w:rPr>
+          <w:color w:val="BF4E14" w:themeColor="accent2" w:themeShade="BF"/>
+        </w:rPr>
+        <w:t>}</w:t>
+      </w:r>
+    </w:p>
+    <w:p>
+      <w:pPr>
+        <w:pStyle w:val="Prrafodelista"/>
+        <w:tabs>
+          <w:tab w:val="left" w:pos="2550"/>
+        </w:tabs>
+        <w:rPr>
+          <w:color w:val="E97132" w:themeColor="accent2"/>
+        </w:rPr>
+      </w:pPr>
+    </w:p>
+    <w:p>
+      <w:pPr>
+        <w:pStyle w:val="Prrafodelista"/>
+        <w:tabs>
+          <w:tab w:val="left" w:pos="2550"/>
+        </w:tabs>
+      </w:pPr>
+    </w:p>
+    <w:p>
+      <w:pPr>
+        <w:pStyle w:val="Prrafodelista"/>
+        <w:tabs>
+          <w:tab w:val="left" w:pos="2550"/>
+        </w:tabs>
+        <w:rPr>
+          <w:color w:val="E97132" w:themeColor="accent2"/>
+        </w:rPr>
+      </w:pPr>
+    </w:p>
+    <w:p>
+      <w:pPr>
+        <w:pStyle w:val="Prrafodelista"/>
+        <w:numPr>
+          <w:ilvl w:val="0"/>
+          <w:numId w:val="3"/>
+        </w:numPr>
+        <w:tabs>
+          <w:tab w:val="left" w:pos="2550"/>
+        </w:tabs>
+      </w:pPr>
+      <w:r>
+        <w:lastRenderedPageBreak/>
+        <w:t xml:space="preserve">Habilitar el controlador para cerrar la </w:t>
+      </w:r>
+      <w:proofErr w:type="spellStart"/>
+      <w:r>
+        <w:t>sensión</w:t>
+      </w:r>
+      <w:proofErr w:type="spellEnd"/>
+    </w:p>
+    <w:p>
+      <w:pPr>
+        <w:pStyle w:val="Prrafodelista"/>
+        <w:tabs>
+          <w:tab w:val="left" w:pos="2550"/>
+        </w:tabs>
+      </w:pPr>
+      <w:proofErr w:type="spellStart"/>
+      <w:r>
+        <w:t>dotnet</w:t>
+      </w:r>
+      <w:proofErr w:type="spellEnd"/>
+      <w:r>
+        <w:t xml:space="preserve"> </w:t>
+      </w:r>
+      <w:proofErr w:type="spellStart"/>
+      <w:r>
+        <w:t>add</w:t>
+      </w:r>
+      <w:proofErr w:type="spellEnd"/>
+      <w:r>
+        <w:t xml:space="preserve"> </w:t>
+      </w:r>
+      <w:proofErr w:type="spellStart"/>
+      <w:r>
+        <w:t>package</w:t>
+      </w:r>
+      <w:proofErr w:type="spellEnd"/>
+      <w:r>
+        <w:t xml:space="preserve"> </w:t>
+      </w:r>
+      <w:proofErr w:type="spellStart"/>
+      <w:proofErr w:type="gramStart"/>
+      <w:r>
+        <w:t>Microsoft.AspNetCore.Authentication</w:t>
+      </w:r>
+      <w:proofErr w:type="spellEnd"/>
+      <w:proofErr w:type="gramEnd"/>
+    </w:p>
+    <w:p>
+      <w:pPr>
+        <w:pStyle w:val="Prrafodelista"/>
+        <w:tabs>
+          <w:tab w:val="left" w:pos="2550"/>
+        </w:tabs>
+      </w:pPr>
+    </w:p>
+    <w:p>
+      <w:pPr>
+        <w:pStyle w:val="Prrafodelista"/>
+        <w:numPr>
+          <w:ilvl w:val="0"/>
+          <w:numId w:val="3"/>
+        </w:numPr>
+        <w:tabs>
+          <w:tab w:val="left" w:pos="2550"/>
+        </w:tabs>
+      </w:pPr>
+      <w:r>
+        <w:t xml:space="preserve">Controlador de acceso a los </w:t>
+      </w:r>
+      <w:proofErr w:type="spellStart"/>
+      <w:r>
+        <w:t>index</w:t>
+      </w:r>
+      <w:proofErr w:type="spellEnd"/>
+      <w:r>
+        <w:t xml:space="preserve"> de:</w:t>
+      </w:r>
+    </w:p>
+    <w:p>
+      <w:pPr>
+        <w:pStyle w:val="Prrafodelista"/>
+        <w:numPr>
+          <w:ilvl w:val="1"/>
+          <w:numId w:val="3"/>
+        </w:numPr>
+        <w:tabs>
+          <w:tab w:val="left" w:pos="2550"/>
+        </w:tabs>
+      </w:pPr>
+      <w:r>
+        <w:t>Configuración</w:t>
+      </w:r>
+    </w:p>
+    <w:p>
+      <w:pPr>
+        <w:pStyle w:val="Prrafodelista"/>
+        <w:numPr>
+          <w:ilvl w:val="1"/>
+          <w:numId w:val="3"/>
+        </w:numPr>
+        <w:tabs>
+          <w:tab w:val="left" w:pos="2550"/>
+        </w:tabs>
+      </w:pPr>
+      <w:r>
+        <w:t>Usuarios</w:t>
+      </w:r>
+    </w:p>
+    <w:p>
+      <w:pPr>
+        <w:pStyle w:val="Prrafodelista"/>
+        <w:numPr>
+          <w:ilvl w:val="1"/>
+          <w:numId w:val="3"/>
+        </w:numPr>
+        <w:tabs>
+          <w:tab w:val="left" w:pos="2550"/>
+        </w:tabs>
+      </w:pPr>
+      <w:r>
+        <w:t>Categorías</w:t>
+      </w:r>
+    </w:p>
+    <w:p>
+      <w:pPr>
+        <w:pStyle w:val="Prrafodelista"/>
+        <w:numPr>
+          <w:ilvl w:val="1"/>
+          <w:numId w:val="3"/>
+        </w:numPr>
+        <w:tabs>
+          <w:tab w:val="left" w:pos="2550"/>
+        </w:tabs>
+      </w:pPr>
+      <w:r>
+        <w:t>Marcas</w:t>
+      </w:r>
+    </w:p>
+    <w:p>
+      <w:pPr>
+        <w:pStyle w:val="Prrafodelista"/>
+        <w:numPr>
+          <w:ilvl w:val="1"/>
+          <w:numId w:val="3"/>
+        </w:numPr>
+        <w:tabs>
+          <w:tab w:val="left" w:pos="2550"/>
+        </w:tabs>
+      </w:pPr>
+      <w:r>
+        <w:t>Productos</w:t>
+      </w:r>
+    </w:p>
+    <w:p>
+      <w:pPr>
+        <w:tabs>
+          <w:tab w:val="left" w:pos="2550"/>
+        </w:tabs>
+        <w:ind w:left="1080"/>
+      </w:pPr>
+      <w:r>
+        <w:t>Ventanas Emergentes</w:t>
+      </w:r>
+    </w:p>
+    <w:p>
+      <w:pPr>
+        <w:tabs>
+          <w:tab w:val="left" w:pos="2550"/>
+        </w:tabs>
+        <w:ind w:left="1080"/>
+      </w:pPr>
+      <w:proofErr w:type="spellStart"/>
+      <w:r>
+        <w:t>Categoria</w:t>
+      </w:r>
+      <w:proofErr w:type="spellEnd"/>
+      <w:r>
+        <w:t xml:space="preserve"> queda añadido </w:t>
+      </w:r>
     </w:p>
     <w:sectPr>
       <w:pgSz w:w="12240" w:h="15840"/>
